--- a/air_drum_pad/docs/FINAL_REPORT_AI_AIR_DRUM_PAD_KO.docx
+++ b/air_drum_pad/docs/FINAL_REPORT_AI_AIR_DRUM_PAD_KO.docx
@@ -1947,7 +1947,444 @@
         <w:pStyle w:val="Normal"/>
       </w:pPr>
       <w:r>
-        <w:t xml:space="preserve">프로토타입 백엔드 지연 값은 docs/EXPERIMENTS.md의 측정 기록을 기반으로 요약하였다. 그림 7은 각 백엔드의 대략적인 비전 처리 지연을 보여준다.</w:t>
+        <w:t xml:space="preserve">백엔드 평가는 실시간 비전 악기에서 서로 섞여 보이기 쉬운 세 가지 질문을 분리하기 위해 설계하였다.</w:t>
+      </w:r>
+    </w:p>
+    <w:p>
+      <w:pPr>
+        <w:pStyle w:val="ListParagraph"/>
+      </w:pPr>
+      <w:r>
+        <w:t xml:space="preserve">1. 단순 CPU-only 손 추적 기준선은 얼마나 빠른가?</w:t>
+      </w:r>
+    </w:p>
+    <w:p>
+      <w:pPr>
+        <w:pStyle w:val="ListParagraph"/>
+      </w:pPr>
+      <w:r>
+        <w:t xml:space="preserve">2. 전체 지연 중 palm detection과 hand landmark inference가 각각 얼마나 차지하는가?</w:t>
+      </w:r>
+    </w:p>
+    <w:p>
+      <w:pPr>
+        <w:pStyle w:val="ListParagraph"/>
+      </w:pPr>
+      <w:r>
+        <w:t xml:space="preserve">3. NPU가 실제로 NPU에 배치한 hand landmark 단계에서 이득을 주는가, 그리고 더 빠른 근사 경로는 어떤 정확도 위험을 가지는가?</w:t>
+      </w:r>
+    </w:p>
+    <w:p>
+      <w:pPr>
+        <w:pStyle w:val="Normal"/>
+      </w:pPr>
+      <w:r>
+        <w:t xml:space="preserve">따라서 하나의 프로토타입만 측정하지 않고 네 가지 런타임 구성을 비교하였다.</w:t>
+      </w:r>
+    </w:p>
+    <w:tbl>
+      <w:tblPr>
+        <w:tblStyle w:val="TableGrid"/>
+        <w:tblW w:w="0" w:type="auto"/>
+        <w:tblBorders>
+          <w:top w:val="single" w:sz="4" w:space="0" w:color="CBD5E1"/>
+          <w:left w:val="single" w:sz="4" w:space="0" w:color="CBD5E1"/>
+          <w:bottom w:val="single" w:sz="4" w:space="0" w:color="CBD5E1"/>
+          <w:right w:val="single" w:sz="4" w:space="0" w:color="CBD5E1"/>
+          <w:insideH w:val="single" w:sz="4" w:space="0" w:color="CBD5E1"/>
+          <w:insideV w:val="single" w:sz="4" w:space="0" w:color="CBD5E1"/>
+        </w:tblBorders>
+      </w:tblPr>
+      <w:tr>
+        <w:tc>
+          <w:tcPr>
+            <w:shd w:fill="E2E8F0"/>
+          </w:tcPr>
+          <w:p>
+            <w:pPr>
+              <w:pStyle w:val="Normal"/>
+            </w:pPr>
+            <w:r>
+              <w:t xml:space="preserve">구성</w:t>
+            </w:r>
+          </w:p>
+        </w:tc>
+        <w:tc>
+          <w:tcPr>
+            <w:shd w:fill="E2E8F0"/>
+          </w:tcPr>
+          <w:p>
+            <w:pPr>
+              <w:pStyle w:val="Normal"/>
+            </w:pPr>
+            <w:r>
+              <w:t xml:space="preserve">평가 대상</w:t>
+            </w:r>
+          </w:p>
+        </w:tc>
+        <w:tc>
+          <w:tcPr>
+            <w:shd w:fill="E2E8F0"/>
+          </w:tcPr>
+          <w:p>
+            <w:pPr>
+              <w:pStyle w:val="Normal"/>
+            </w:pPr>
+            <w:r>
+              <w:t xml:space="preserve">기준선이 필요한 이유</w:t>
+            </w:r>
+          </w:p>
+        </w:tc>
+      </w:tr>
+      <w:tr>
+        <w:tc>
+          <w:tcPr/>
+          <w:p>
+            <w:pPr>
+              <w:pStyle w:val="Normal"/>
+            </w:pPr>
+            <w:r>
+              <w:t xml:space="preserve">cpu / MediaPipe</w:t>
+            </w:r>
+          </w:p>
+        </w:tc>
+        <w:tc>
+          <w:tcPr/>
+          <w:p>
+            <w:pPr>
+              <w:pStyle w:val="Normal"/>
+            </w:pPr>
+            <w:r>
+              <w:t xml:space="preserve">MediaPipe 내장 palm/hand stack을 사용하는 CPU-only 참조 경로</w:t>
+            </w:r>
+          </w:p>
+        </w:tc>
+        <w:tc>
+          <w:tcPr/>
+          <w:p>
+            <w:pPr>
+              <w:pStyle w:val="Normal"/>
+            </w:pPr>
+            <w:r>
+              <w:t xml:space="preserve">모델 변환 의존성 없이 음악 로직이 동작하는지 확인하고, 가장 단순하고 안정적인 기준선을 제공한다</w:t>
+            </w:r>
+          </w:p>
+        </w:tc>
+      </w:tr>
+      <w:tr>
+        <w:tc>
+          <w:tcPr/>
+          <w:p>
+            <w:pPr>
+              <w:pStyle w:val="Normal"/>
+            </w:pPr>
+            <w:r>
+              <w:t xml:space="preserve">cpu-baseline</w:t>
+            </w:r>
+          </w:p>
+        </w:tc>
+        <w:tc>
+          <w:tcPr/>
+          <w:p>
+            <w:pPr>
+              <w:pStyle w:val="Normal"/>
+            </w:pPr>
+            <w:r>
+              <w:t xml:space="preserve">Palm TFLite + hand landmark TFLite를 모두 CPU에서 실행</w:t>
+            </w:r>
+          </w:p>
+        </w:tc>
+        <w:tc>
+          <w:tcPr/>
+          <w:p>
+            <w:pPr>
+              <w:pStyle w:val="Normal"/>
+            </w:pPr>
+            <w:r>
+              <w:t xml:space="preserve">npu-full과 동일한 palm→ROI→hand 구조이므로 hand inference만 NPU로 바꿨을 때의 효과를 분리한다</w:t>
+            </w:r>
+          </w:p>
+        </w:tc>
+      </w:tr>
+      <w:tr>
+        <w:tc>
+          <w:tcPr/>
+          <w:p>
+            <w:pPr>
+              <w:pStyle w:val="Normal"/>
+            </w:pPr>
+            <w:r>
+              <w:t xml:space="preserve">npu-full</w:t>
+            </w:r>
+          </w:p>
+        </w:tc>
+        <w:tc>
+          <w:tcPr/>
+          <w:p>
+            <w:pPr>
+              <w:pStyle w:val="Normal"/>
+            </w:pPr>
+            <w:r>
+              <w:t xml:space="preserve">Palm TFLite는 CPU, hand landmark .dxnn은 NPU에서 실행</w:t>
+            </w:r>
+          </w:p>
+        </w:tc>
+        <w:tc>
+          <w:tcPr/>
+          <w:p>
+            <w:pPr>
+              <w:pStyle w:val="Normal"/>
+            </w:pPr>
+            <w:r>
+              <w:t xml:space="preserve">신뢰 가능한 float32 palm detection을 유지하면서 정확한 하이브리드 edge-AI 파이프라인을 평가한다</w:t>
+            </w:r>
+          </w:p>
+        </w:tc>
+      </w:tr>
+      <w:tr>
+        <w:tc>
+          <w:tcPr/>
+          <w:p>
+            <w:pPr>
+              <w:pStyle w:val="Normal"/>
+            </w:pPr>
+            <w:r>
+              <w:t xml:space="preserve">npu dual-halves</w:t>
+            </w:r>
+          </w:p>
+        </w:tc>
+        <w:tc>
+          <w:tcPr/>
+          <w:p>
+            <w:pPr>
+              <w:pStyle w:val="Normal"/>
+            </w:pPr>
+            <w:r>
+              <w:t xml:space="preserve">Palm detector 없이 화면을 두 손 영역으로 근사 분할하고 hand landmark .dxnn을 NPU에서 실행</w:t>
+            </w:r>
+          </w:p>
+        </w:tc>
+        <w:tc>
+          <w:tcPr/>
+          <w:p>
+            <w:pPr>
+              <w:pStyle w:val="Normal"/>
+            </w:pPr>
+            <w:r>
+              <w:t xml:space="preserve">Palm detection을 제거했을 때의 저지연 하한을 추정한다. 라이브 데모에는 유용하지만 손 위치 변화에는 덜 강건하다</w:t>
+            </w:r>
+          </w:p>
+        </w:tc>
+      </w:tr>
+    </w:tbl>
+    <w:p>
+      <w:pPr>
+        <w:pStyle w:val="Normal"/>
+      </w:pPr>
+      <w:r>
+        <w:t xml:space="preserve">본 보고서의 주요 지연 지표는 비전 루프 지연이다. 이는 카메라 프레임 처리, palm/hand inference, ROI 처리, landmark 산출까지의 시간이며, 실제 스피커에서 소리가 나기까지의 완전한 acoustic E2E latency는 아니다. 상호작용 목표는 60 FPS에 해당하는 16.7 ms 프레임 예산이며, 최종 음향 지연은 별도 실험으로 보고해야 한다.</w:t>
+      </w:r>
+    </w:p>
+    <w:p>
+      <w:pPr>
+        <w:pStyle w:val="Normal"/>
+      </w:pPr>
+      <w:r>
+        <w:t xml:space="preserve">기록된 프로토타입 측정 환경은 다음과 같다.</w:t>
+      </w:r>
+    </w:p>
+    <w:tbl>
+      <w:tblPr>
+        <w:tblStyle w:val="TableGrid"/>
+        <w:tblW w:w="0" w:type="auto"/>
+        <w:tblBorders>
+          <w:top w:val="single" w:sz="4" w:space="0" w:color="CBD5E1"/>
+          <w:left w:val="single" w:sz="4" w:space="0" w:color="CBD5E1"/>
+          <w:bottom w:val="single" w:sz="4" w:space="0" w:color="CBD5E1"/>
+          <w:right w:val="single" w:sz="4" w:space="0" w:color="CBD5E1"/>
+          <w:insideH w:val="single" w:sz="4" w:space="0" w:color="CBD5E1"/>
+          <w:insideV w:val="single" w:sz="4" w:space="0" w:color="CBD5E1"/>
+        </w:tblBorders>
+      </w:tblPr>
+      <w:tr>
+        <w:tc>
+          <w:tcPr>
+            <w:shd w:fill="E2E8F0"/>
+          </w:tcPr>
+          <w:p>
+            <w:pPr>
+              <w:pStyle w:val="Normal"/>
+            </w:pPr>
+            <w:r>
+              <w:t xml:space="preserve">항목</w:t>
+            </w:r>
+          </w:p>
+        </w:tc>
+        <w:tc>
+          <w:tcPr>
+            <w:shd w:fill="E2E8F0"/>
+          </w:tcPr>
+          <w:p>
+            <w:pPr>
+              <w:pStyle w:val="Normal"/>
+            </w:pPr>
+            <w:r>
+              <w:t xml:space="preserve">값</w:t>
+            </w:r>
+          </w:p>
+        </w:tc>
+      </w:tr>
+      <w:tr>
+        <w:tc>
+          <w:tcPr/>
+          <w:p>
+            <w:pPr>
+              <w:pStyle w:val="Normal"/>
+            </w:pPr>
+            <w:r>
+              <w:t xml:space="preserve">Board</w:t>
+            </w:r>
+          </w:p>
+        </w:tc>
+        <w:tc>
+          <w:tcPr/>
+          <w:p>
+            <w:pPr>
+              <w:pStyle w:val="Normal"/>
+            </w:pPr>
+            <w:r>
+              <w:t xml:space="preserve">Orange Pi 5 Plus (RK3588, aarch64)</w:t>
+            </w:r>
+          </w:p>
+        </w:tc>
+      </w:tr>
+      <w:tr>
+        <w:tc>
+          <w:tcPr/>
+          <w:p>
+            <w:pPr>
+              <w:pStyle w:val="Normal"/>
+            </w:pPr>
+            <w:r>
+              <w:t xml:space="preserve">OS / Python</w:t>
+            </w:r>
+          </w:p>
+        </w:tc>
+        <w:tc>
+          <w:tcPr/>
+          <w:p>
+            <w:pPr>
+              <w:pStyle w:val="Normal"/>
+            </w:pPr>
+            <w:r>
+              <w:t xml:space="preserve">Linux, Python 3.10.12</w:t>
+            </w:r>
+          </w:p>
+        </w:tc>
+      </w:tr>
+      <w:tr>
+        <w:tc>
+          <w:tcPr/>
+          <w:p>
+            <w:pPr>
+              <w:pStyle w:val="Normal"/>
+            </w:pPr>
+            <w:r>
+              <w:t xml:space="preserve">DX-RT / dx_engine</w:t>
+            </w:r>
+          </w:p>
+        </w:tc>
+        <w:tc>
+          <w:tcPr/>
+          <w:p>
+            <w:pPr>
+              <w:pStyle w:val="Normal"/>
+            </w:pPr>
+            <w:r>
+              <w:t xml:space="preserve">1.1.4</w:t>
+            </w:r>
+          </w:p>
+        </w:tc>
+      </w:tr>
+      <w:tr>
+        <w:tc>
+          <w:tcPr/>
+          <w:p>
+            <w:pPr>
+              <w:pStyle w:val="Normal"/>
+            </w:pPr>
+            <w:r>
+              <w:t xml:space="preserve">DX-COM</w:t>
+            </w:r>
+          </w:p>
+        </w:tc>
+        <w:tc>
+          <w:tcPr/>
+          <w:p>
+            <w:pPr>
+              <w:pStyle w:val="Normal"/>
+            </w:pPr>
+            <w:r>
+              <w:t xml:space="preserve">외부 compile server의 v2.1.0-rc.4</w:t>
+            </w:r>
+          </w:p>
+        </w:tc>
+      </w:tr>
+      <w:tr>
+        <w:tc>
+          <w:tcPr/>
+          <w:p>
+            <w:pPr>
+              <w:pStyle w:val="Normal"/>
+            </w:pPr>
+            <w:r>
+              <w:t xml:space="preserve">Camera</w:t>
+            </w:r>
+          </w:p>
+        </w:tc>
+        <w:tc>
+          <w:tcPr/>
+          <w:p>
+            <w:pPr>
+              <w:pStyle w:val="Normal"/>
+            </w:pPr>
+            <w:r>
+              <w:t xml:space="preserve">USB camera, 640×480</w:t>
+            </w:r>
+          </w:p>
+        </w:tc>
+      </w:tr>
+      <w:tr>
+        <w:tc>
+          <w:tcPr/>
+          <w:p>
+            <w:pPr>
+              <w:pStyle w:val="Normal"/>
+            </w:pPr>
+            <w:r>
+              <w:t xml:space="preserve">Offline dataset</w:t>
+            </w:r>
+          </w:p>
+        </w:tc>
+        <w:tc>
+          <w:tcPr/>
+          <w:p>
+            <w:pPr>
+              <w:pStyle w:val="Normal"/>
+            </w:pPr>
+            <w:r>
+              <w:t xml:space="preserve">dataset/frame_*.png의 90개 캡처 프레임</w:t>
+            </w:r>
+          </w:p>
+        </w:tc>
+      </w:tr>
+    </w:tbl>
+    <w:p>
+      <w:pPr>
+        <w:pStyle w:val="Normal"/>
+      </w:pPr>
+      <w:r>
+        <w:t xml:space="preserve">Palm detector도 NPU .dxnn 후보로 시험하였다. NPU palm 모델은 약 12 ms로 빠르지만 INT8 양자화가 score head를 손상시켰고, ONNX-to-NPU score correlation이 약 -0.11로 나타나 실제 손 검출에 사용할 수 없었다. 따라서 정확한 palm 기반 구성은 모두 CPU TFLite palm detection을 사용하며, 이 단계가 주요 지연 병목으로 남는다.</w:t>
       </w:r>
     </w:p>
     <w:p>
@@ -1957,7 +2394,7 @@
       <w:r>
         <w:drawing>
           <wp:inline distT="0" distB="0" distL="0" distR="0">
-            <wp:extent cx="5669280" cy="3353511"/>
+            <wp:extent cx="5669280" cy="2508969"/>
             <wp:docPr id="7" name="backend_latency.png"/>
             <wp:cNvGraphicFramePr>
               <a:graphicFrameLocks noChangeAspect="1"/>
@@ -1978,7 +2415,7 @@
                   <pic:spPr>
                     <a:xfrm>
                       <a:off x="0" y="0"/>
-                      <a:ext cx="5669280" cy="3353511"/>
+                      <a:ext cx="5669280" cy="2508969"/>
                     </a:xfrm>
                     <a:prstGeom prst="rect">
                       <a:avLst/>
@@ -2012,7 +2449,7 @@
         <w:pStyle w:val="Normal"/>
       </w:pPr>
       <w:r>
-        <w:t xml:space="preserve">완전한 학술 평가를 위해서는 다음 두 가지 수동 측정이 추가로 필요하다.</w:t>
+        <w:t xml:space="preserve">완전한 학술 평가는 실제 물리적 상호작용 루프의 수동 측정을 포함해야 한다. 아래 절차를 보고서 본문에 명시해 두면, 추후 측정값을 별도 노트가 아니라 본 보고서에 직접 삽입할 수 있다.</w:t>
       </w:r>
     </w:p>
     <w:p>
@@ -2020,7 +2457,7 @@
         <w:pStyle w:val="ListParagraph"/>
       </w:pPr>
       <w:r>
-        <w:t xml:space="preserve">1. E2E 오디오 지연: 고속 카메라 또는 동기화된 오디오/비디오 장비로 손 동작과 스피커 출력을 동시에 기록한다.</w:t>
+        <w:t xml:space="preserve">1. E2E 오디오 지연: 고속 카메라 또는 동기화된 오디오/비디오 장비로 연주자의 손과 스피커 출력을 동시에 기록한다. 각 타격에 대해 하강 타격이 시작되는 비디오 프레임과 스피커 파형의 첫 onset을 찾고 다음 값을 계산한다. 여기서 Delta t = t_audio - t_video이다. 모드별 최소 30회 이상 측정하고 평균, 표준편차, P95 지연을 보고한다.</w:t>
       </w:r>
     </w:p>
     <w:p>
@@ -2028,15 +2465,23 @@
         <w:pStyle w:val="ListParagraph"/>
       </w:pPr>
       <w:r>
-        <w:t xml:space="preserve">2. 타격 정확도: 메트로놈 기반 반복 실험에서 true positive, false positive, false negative를 기록한다.</w:t>
-      </w:r>
-    </w:p>
-    <w:p>
-      <w:pPr>
-        <w:pStyle w:val="Normal"/>
-      </w:pPr>
-      <w:r>
-        <w:t xml:space="preserve">다음 그림은 추후 삽입할 수 있도록 FILLME로 남겨둔다.</w:t>
+        <w:t xml:space="preserve">2. 타격 정확도: 드럼 및 피아노 모드에서 메트로놈 기반 반복 실험을 수행한다. True positive는 허용 시간창 안에서 검출된 의도 타격, false negative는 의도 타격이 있었지만 이벤트가 없는 경우, false positive는 의도하지 않은 이벤트 또는 중복 이벤트로 정의한다. TP, FP, FN, precision, recall, 주요 실패 사례를 보고한다.</w:t>
+      </w:r>
+    </w:p>
+    <w:p>
+      <w:pPr>
+        <w:pStyle w:val="ListParagraph"/>
+      </w:pPr>
+      <w:r>
+        <w:t xml:space="preserve">3. 실험 로그: git commit, backend, camera resolution, model path/checksum, vy_trigger, joint_dps, cooldown, 조명 조건, 그리고 t, frame_id, infer_ms, hand_id, finger_id, pad/note, trigger 같은 raw event log field를 보관한다.</w:t>
+      </w:r>
+    </w:p>
+    <w:p>
+      <w:pPr>
+        <w:pStyle w:val="Normal"/>
+      </w:pPr>
+      <w:r>
+        <w:t xml:space="preserve">다음 그림은 실제 하드웨어 캡처가 필요하므로 FILLME로 남겨둔다.</w:t>
       </w:r>
     </w:p>
     <w:p>
@@ -2310,7 +2755,7 @@
         <w:pStyle w:val="Normal"/>
       </w:pPr>
       <w:r>
-        <w:t xml:space="preserve">저장소의 실험 기록에서 정리한 프로토타입 지연은 다음과 같다.</w:t>
+        <w:t xml:space="preserve">아래 표는 네 가지 런타임 구성의 지연을 비교한다. cpu는 실용적인 참조 경로이고, cpu-baseline과 npu-full은 동일한 palm→ROI→hand 구조를 공유하므로 CPU hand inference와 NPU hand inference를 통제 비교할 수 있다. npu dual-halves는 정확도 동등 비교가 아니라 palm detection을 제거한 저지연 근사 경로이다.</w:t>
       </w:r>
     </w:p>
     <w:tbl>
@@ -2349,7 +2794,7 @@
               <w:pStyle w:val="Normal"/>
             </w:pPr>
             <w:r>
-              <w:t xml:space="preserve">대략적 지연</w:t>
+              <w:t xml:space="preserve">Palm 단계</w:t>
             </w:r>
           </w:p>
         </w:tc>
@@ -2362,20 +2807,68 @@
               <w:pStyle w:val="Normal"/>
             </w:pPr>
             <w:r>
-              <w:t xml:space="preserve">비고</w:t>
-            </w:r>
-          </w:p>
-        </w:tc>
-      </w:tr>
-      <w:tr>
-        <w:tc>
-          <w:tcPr/>
-          <w:p>
-            <w:pPr>
-              <w:pStyle w:val="Normal"/>
-            </w:pPr>
-            <w:r>
-              <w:t xml:space="preserve">cpu</w:t>
+              <w:t xml:space="preserve">Hand 단계</w:t>
+            </w:r>
+          </w:p>
+        </w:tc>
+        <w:tc>
+          <w:tcPr>
+            <w:shd w:fill="E2E8F0"/>
+          </w:tcPr>
+          <w:p>
+            <w:pPr>
+              <w:pStyle w:val="Normal"/>
+            </w:pPr>
+            <w:r>
+              <w:t xml:space="preserve">2손 기준 대략적 전체 지연</w:t>
+            </w:r>
+          </w:p>
+        </w:tc>
+        <w:tc>
+          <w:tcPr>
+            <w:shd w:fill="E2E8F0"/>
+          </w:tcPr>
+          <w:p>
+            <w:pPr>
+              <w:pStyle w:val="Normal"/>
+            </w:pPr>
+            <w:r>
+              <w:t xml:space="preserve">해석</w:t>
+            </w:r>
+          </w:p>
+        </w:tc>
+      </w:tr>
+      <w:tr>
+        <w:tc>
+          <w:tcPr/>
+          <w:p>
+            <w:pPr>
+              <w:pStyle w:val="Normal"/>
+            </w:pPr>
+            <w:r>
+              <w:t xml:space="preserve">cpu (MediaPipe)</w:t>
+            </w:r>
+          </w:p>
+        </w:tc>
+        <w:tc>
+          <w:tcPr/>
+          <w:p>
+            <w:pPr>
+              <w:pStyle w:val="Normal"/>
+            </w:pPr>
+            <w:r>
+              <w:t xml:space="preserve">~15 ms</w:t>
+            </w:r>
+          </w:p>
+        </w:tc>
+        <w:tc>
+          <w:tcPr/>
+          <w:p>
+            <w:pPr>
+              <w:pStyle w:val="Normal"/>
+            </w:pPr>
+            <w:r>
+              <w:t xml:space="preserve">~10 ms</w:t>
             </w:r>
           </w:p>
         </w:tc>
@@ -2397,20 +2890,42 @@
               <w:pStyle w:val="Normal"/>
             </w:pPr>
             <w:r>
-              <w:t xml:space="preserve">MediaPipe CPU 경로, 간단하고 안정적</w:t>
-            </w:r>
-          </w:p>
-        </w:tc>
-      </w:tr>
-      <w:tr>
-        <w:tc>
-          <w:tcPr/>
-          <w:p>
-            <w:pPr>
-              <w:pStyle w:val="Normal"/>
-            </w:pPr>
-            <w:r>
-              <w:t xml:space="preserve">cpu-baseline</w:t>
+              <w:t xml:space="preserve">간단한 CPU-only 기능 기준선, 추가 모델 파일 불필요</w:t>
+            </w:r>
+          </w:p>
+        </w:tc>
+      </w:tr>
+      <w:tr>
+        <w:tc>
+          <w:tcPr/>
+          <w:p>
+            <w:pPr>
+              <w:pStyle w:val="Normal"/>
+            </w:pPr>
+            <w:r>
+              <w:t xml:space="preserve">cpu-baseline (TFLite)</w:t>
+            </w:r>
+          </w:p>
+        </w:tc>
+        <w:tc>
+          <w:tcPr/>
+          <w:p>
+            <w:pPr>
+              <w:pStyle w:val="Normal"/>
+            </w:pPr>
+            <w:r>
+              <w:t xml:space="preserve">~95 ms</w:t>
+            </w:r>
+          </w:p>
+        </w:tc>
+        <w:tc>
+          <w:tcPr/>
+          <w:p>
+            <w:pPr>
+              <w:pStyle w:val="Normal"/>
+            </w:pPr>
+            <w:r>
+              <w:t xml:space="preserve">~5 ms</w:t>
             </w:r>
           </w:p>
         </w:tc>
@@ -2432,20 +2947,42 @@
               <w:pStyle w:val="Normal"/>
             </w:pPr>
             <w:r>
-              <w:t xml:space="preserve">Palm+hand TFLite CPU 비교 기준</w:t>
-            </w:r>
-          </w:p>
-        </w:tc>
-      </w:tr>
-      <w:tr>
-        <w:tc>
-          <w:tcPr/>
-          <w:p>
-            <w:pPr>
-              <w:pStyle w:val="Normal"/>
-            </w:pPr>
-            <w:r>
-              <w:t xml:space="preserve">npu-full</w:t>
+              <w:t xml:space="preserve">npu-full과 동일한 2단 구조, hand landmark 가속 효과를 분리하기 위한 기준선</w:t>
+            </w:r>
+          </w:p>
+        </w:tc>
+      </w:tr>
+      <w:tr>
+        <w:tc>
+          <w:tcPr/>
+          <w:p>
+            <w:pPr>
+              <w:pStyle w:val="Normal"/>
+            </w:pPr>
+            <w:r>
+              <w:t xml:space="preserve">npu-full (TFLite + NPU)</w:t>
+            </w:r>
+          </w:p>
+        </w:tc>
+        <w:tc>
+          <w:tcPr/>
+          <w:p>
+            <w:pPr>
+              <w:pStyle w:val="Normal"/>
+            </w:pPr>
+            <w:r>
+              <w:t xml:space="preserve">~95 ms</w:t>
+            </w:r>
+          </w:p>
+        </w:tc>
+        <w:tc>
+          <w:tcPr/>
+          <w:p>
+            <w:pPr>
+              <w:pStyle w:val="Normal"/>
+            </w:pPr>
+            <w:r>
+              <w:t xml:space="preserve">~8 ms</w:t>
             </w:r>
           </w:p>
         </w:tc>
@@ -2467,7 +3004,7 @@
               <w:pStyle w:val="Normal"/>
             </w:pPr>
             <w:r>
-              <w:t xml:space="preserve">CPU palm detection + NPU hand landmark, palm 지연 지배</w:t>
+              <w:t xml:space="preserve">정확한 하이브리드 경로이지만 CPU palm detection이 전체 지연을 지배</w:t>
             </w:r>
           </w:p>
         </w:tc>
@@ -2491,6 +3028,28 @@
               <w:pStyle w:val="Normal"/>
             </w:pPr>
             <w:r>
+              <w:t xml:space="preserve">0 ms</w:t>
+            </w:r>
+          </w:p>
+        </w:tc>
+        <w:tc>
+          <w:tcPr/>
+          <w:p>
+            <w:pPr>
+              <w:pStyle w:val="Normal"/>
+            </w:pPr>
+            <w:r>
+              <w:t xml:space="preserve">~8 ms × 2</w:t>
+            </w:r>
+          </w:p>
+        </w:tc>
+        <w:tc>
+          <w:tcPr/>
+          <w:p>
+            <w:pPr>
+              <w:pStyle w:val="Normal"/>
+            </w:pPr>
+            <w:r>
               <w:t xml:space="preserve">~16 ms</w:t>
             </w:r>
           </w:p>
@@ -2502,7 +3061,7 @@
               <w:pStyle w:val="Normal"/>
             </w:pPr>
             <w:r>
-              <w:t xml:space="preserve">가장 빠름, palm detector 없음, 기하학적 근사</w:t>
+              <w:t xml:space="preserve">60 FPS 예산에 가까운 가장 빠른 경로, 단 palm detection 없이 손 위치를 근사</w:t>
             </w:r>
           </w:p>
         </w:tc>
@@ -2513,7 +3072,7 @@
         <w:pStyle w:val="Normal"/>
       </w:pPr>
       <w:r>
-        <w:t xml:space="preserve">결과적으로 가장 빠른 NPU 근사 모드는 저지연 데모에 적합하지만, 정확한 palm 기반 파이프라인을 실시간 악기 수준으로 만들려면 palm detection 최적화가 필요하다.</w:t>
+        <w:t xml:space="preserve">이 결과는 두 가지를 보여준다. 첫째, 정확한 파이프라인에서 CPU palm detection이 지배적이면 hand landmark만 NPU로 옮겨서는 전체 지연을 충분히 낮추기 어렵다. 둘째, dual-halves 경로는 라이브 데모에 유용하지만 손 위치가 안정적이라는 가정을 가지므로 palm 기반 구성과 정확도 동등 비교로 해석해서는 안 된다.</w:t>
       </w:r>
     </w:p>
     <w:p>
@@ -2529,7 +3088,808 @@
         <w:pStyle w:val="Normal"/>
       </w:pPr>
       <w:r>
-        <w:t xml:space="preserve">기존 실험 노트에는 90프레임 오프라인 벤치마크가 포함되어 있다. 해당 결과에서 npu-full은 CPU-baseline 대비 hand landmark 시간을 줄였으나, 전체 시간은 palm detection에 의해 지배되었다. NPU landmark affine correction은 동일 데이터셋에서 평균 landmark 오차를 줄였지만, 일반화 성능을 주장하려면 별도의 hold-out 데이터셋 검증이 필요하다.</w:t>
+        <w:t xml:space="preserve">90프레임 오프라인 벤치마크는 구조적으로 대응되는 cpu-baseline과 npu-full을 같은 입력 프레임에서 비교하기 위해 수행되었다. 이 실험은 라이브 카메라 변동을 제거하고 프레임별 처리 지연과 landmark 일치도를 확인한다.</w:t>
+      </w:r>
+    </w:p>
+    <w:tbl>
+      <w:tblPr>
+        <w:tblStyle w:val="TableGrid"/>
+        <w:tblW w:w="0" w:type="auto"/>
+        <w:tblBorders>
+          <w:top w:val="single" w:sz="4" w:space="0" w:color="CBD5E1"/>
+          <w:left w:val="single" w:sz="4" w:space="0" w:color="CBD5E1"/>
+          <w:bottom w:val="single" w:sz="4" w:space="0" w:color="CBD5E1"/>
+          <w:right w:val="single" w:sz="4" w:space="0" w:color="CBD5E1"/>
+          <w:insideH w:val="single" w:sz="4" w:space="0" w:color="CBD5E1"/>
+          <w:insideV w:val="single" w:sz="4" w:space="0" w:color="CBD5E1"/>
+        </w:tblBorders>
+      </w:tblPr>
+      <w:tr>
+        <w:tc>
+          <w:tcPr>
+            <w:shd w:fill="E2E8F0"/>
+          </w:tcPr>
+          <w:p>
+            <w:pPr>
+              <w:pStyle w:val="Normal"/>
+            </w:pPr>
+            <w:r>
+              <w:t xml:space="preserve">구성</w:t>
+            </w:r>
+          </w:p>
+        </w:tc>
+        <w:tc>
+          <w:tcPr>
+            <w:shd w:fill="E2E8F0"/>
+          </w:tcPr>
+          <w:p>
+            <w:pPr>
+              <w:pStyle w:val="Normal"/>
+            </w:pPr>
+            <w:r>
+              <w:t xml:space="preserve">평균 지연</w:t>
+            </w:r>
+          </w:p>
+        </w:tc>
+        <w:tc>
+          <w:tcPr>
+            <w:shd w:fill="E2E8F0"/>
+          </w:tcPr>
+          <w:p>
+            <w:pPr>
+              <w:pStyle w:val="Normal"/>
+            </w:pPr>
+            <w:r>
+              <w:t xml:space="preserve">P95 지연</w:t>
+            </w:r>
+          </w:p>
+        </w:tc>
+        <w:tc>
+          <w:tcPr>
+            <w:shd w:fill="E2E8F0"/>
+          </w:tcPr>
+          <w:p>
+            <w:pPr>
+              <w:pStyle w:val="Normal"/>
+            </w:pPr>
+            <w:r>
+              <w:t xml:space="preserve">세부 프로파일</w:t>
+            </w:r>
+          </w:p>
+        </w:tc>
+        <w:tc>
+          <w:tcPr>
+            <w:shd w:fill="E2E8F0"/>
+          </w:tcPr>
+          <w:p>
+            <w:pPr>
+              <w:pStyle w:val="Normal"/>
+            </w:pPr>
+            <w:r>
+              <w:t xml:space="preserve">해석</w:t>
+            </w:r>
+          </w:p>
+        </w:tc>
+      </w:tr>
+      <w:tr>
+        <w:tc>
+          <w:tcPr/>
+          <w:p>
+            <w:pPr>
+              <w:pStyle w:val="Normal"/>
+            </w:pPr>
+            <w:r>
+              <w:t xml:space="preserve">cpu-baseline, palm every frame</w:t>
+            </w:r>
+          </w:p>
+        </w:tc>
+        <w:tc>
+          <w:tcPr/>
+          <w:p>
+            <w:pPr>
+              <w:pStyle w:val="Normal"/>
+            </w:pPr>
+            <w:r>
+              <w:t xml:space="preserve">84.40 ms</w:t>
+            </w:r>
+          </w:p>
+        </w:tc>
+        <w:tc>
+          <w:tcPr/>
+          <w:p>
+            <w:pPr>
+              <w:pStyle w:val="Normal"/>
+            </w:pPr>
+            <w:r>
+              <w:t xml:space="preserve">86.78 ms</w:t>
+            </w:r>
+          </w:p>
+        </w:tc>
+        <w:tc>
+          <w:tcPr/>
+          <w:p>
+            <w:pPr>
+              <w:pStyle w:val="Normal"/>
+            </w:pPr>
+            <w:r>
+              <w:t xml:space="preserve">palm 39.26 ms + hand 44.80 ms</w:t>
+            </w:r>
+          </w:p>
+        </w:tc>
+        <w:tc>
+          <w:tcPr/>
+          <w:p>
+            <w:pPr>
+              <w:pStyle w:val="Normal"/>
+            </w:pPr>
+            <w:r>
+              <w:t xml:space="preserve">2단 파이프라인의 CPU TFLite 기준</w:t>
+            </w:r>
+          </w:p>
+        </w:tc>
+      </w:tr>
+      <w:tr>
+        <w:tc>
+          <w:tcPr/>
+          <w:p>
+            <w:pPr>
+              <w:pStyle w:val="Normal"/>
+            </w:pPr>
+            <w:r>
+              <w:t xml:space="preserve">npu-full, palm every frame</w:t>
+            </w:r>
+          </w:p>
+        </w:tc>
+        <w:tc>
+          <w:tcPr/>
+          <w:p>
+            <w:pPr>
+              <w:pStyle w:val="Normal"/>
+            </w:pPr>
+            <w:r>
+              <w:t xml:space="preserve">50.32 ms</w:t>
+            </w:r>
+          </w:p>
+        </w:tc>
+        <w:tc>
+          <w:tcPr/>
+          <w:p>
+            <w:pPr>
+              <w:pStyle w:val="Normal"/>
+            </w:pPr>
+            <w:r>
+              <w:t xml:space="preserve">54.52 ms</w:t>
+            </w:r>
+          </w:p>
+        </w:tc>
+        <w:tc>
+          <w:tcPr/>
+          <w:p>
+            <w:pPr>
+              <w:pStyle w:val="Normal"/>
+            </w:pPr>
+            <w:r>
+              <w:t xml:space="preserve">palm 40.93 ms + hand 9.13 ms</w:t>
+            </w:r>
+          </w:p>
+        </w:tc>
+        <w:tc>
+          <w:tcPr/>
+          <w:p>
+            <w:pPr>
+              <w:pStyle w:val="Normal"/>
+            </w:pPr>
+            <w:r>
+              <w:t xml:space="preserve">같은 palm/ROI 경로에서 hand inference만 NPU로 이동</w:t>
+            </w:r>
+          </w:p>
+        </w:tc>
+      </w:tr>
+      <w:tr>
+        <w:tc>
+          <w:tcPr/>
+          <w:p>
+            <w:pPr>
+              <w:pStyle w:val="Normal"/>
+            </w:pPr>
+            <w:r>
+              <w:t xml:space="preserve">npu-full, --palm-redetect-every 5 (20-frame smoke)</w:t>
+            </w:r>
+          </w:p>
+        </w:tc>
+        <w:tc>
+          <w:tcPr/>
+          <w:p>
+            <w:pPr>
+              <w:pStyle w:val="Normal"/>
+            </w:pPr>
+            <w:r>
+              <w:t xml:space="preserve">15.29 ms</w:t>
+            </w:r>
+          </w:p>
+        </w:tc>
+        <w:tc>
+          <w:tcPr/>
+          <w:p>
+            <w:pPr>
+              <w:pStyle w:val="Normal"/>
+            </w:pPr>
+            <w:r>
+              <w:t xml:space="preserve">50.96 ms</w:t>
+            </w:r>
+          </w:p>
+        </w:tc>
+        <w:tc>
+          <w:tcPr/>
+          <w:p>
+            <w:pPr>
+              <w:pStyle w:val="Normal"/>
+            </w:pPr>
+            <w:r>
+              <w:t xml:space="preserve">palm frames 3/20, tracking frames 17/20</w:t>
+            </w:r>
+          </w:p>
+        </w:tc>
+        <w:tc>
+          <w:tcPr/>
+          <w:p>
+            <w:pPr>
+              <w:pStyle w:val="Normal"/>
+            </w:pPr>
+            <w:r>
+              <w:t xml:space="preserve">palm skip의 지연 개선 가능성을 보이나 drift와 타격 정확도 검증 필요</w:t>
+            </w:r>
+          </w:p>
+        </w:tc>
+      </w:tr>
+      <w:tr>
+        <w:tc>
+          <w:tcPr/>
+          <w:p>
+            <w:pPr>
+              <w:pStyle w:val="Normal"/>
+            </w:pPr>
+            <w:r>
+              <w:t xml:space="preserve">npu-full, --async-palm smoke</w:t>
+            </w:r>
+          </w:p>
+        </w:tc>
+        <w:tc>
+          <w:tcPr/>
+          <w:p>
+            <w:pPr>
+              <w:pStyle w:val="Normal"/>
+            </w:pPr>
+            <w:r>
+              <w:t xml:space="preserve">10–20 ms 범위</w:t>
+            </w:r>
+          </w:p>
+        </w:tc>
+        <w:tc>
+          <w:tcPr/>
+          <w:p>
+            <w:pPr>
+              <w:pStyle w:val="Normal"/>
+            </w:pPr>
+            <w:r>
+              <w:t xml:space="preserve">입력 pacing 의존</w:t>
+            </w:r>
+          </w:p>
+        </w:tc>
+        <w:tc>
+          <w:tcPr/>
+          <w:p>
+            <w:pPr>
+              <w:pStyle w:val="Normal"/>
+            </w:pPr>
+            <w:r>
+              <w:t xml:space="preserve">asynchronous palm refresh + tracking</w:t>
+            </w:r>
+          </w:p>
+        </w:tc>
+        <w:tc>
+          <w:tcPr/>
+          <w:p>
+            <w:pPr>
+              <w:pStyle w:val="Normal"/>
+            </w:pPr>
+            <w:r>
+              <w:t xml:space="preserve">실험 경로이며 live 안정성 검증 필요</w:t>
+            </w:r>
+          </w:p>
+        </w:tc>
+      </w:tr>
+    </w:tbl>
+    <w:p>
+      <w:pPr>
+        <w:pStyle w:val="Normal"/>
+      </w:pPr>
+      <w:r>
+        <w:t xml:space="preserve">cpu-baseline과 npu-full의 통제 비교에서는 NPU가 TFLite-style 파이프라인의 hand landmark 시간을 44.80 ms에서 9.13 ms로 줄였다. 그러나 palm detection이 여전히 약 40 ms를 차지하므로, palm 빈도를 줄이거나 palm detection을 가속하지 않으면 정확한 파이프라인은 60 FPS 목표를 넘기 어렵다.</w:t>
+      </w:r>
+    </w:p>
+    <w:p>
+      <w:pPr>
+        <w:pStyle w:val="Normal"/>
+      </w:pPr>
+      <w:r>
+        <w:t xml:space="preserve">Landmark 정확도는 CPU-baseline을 기준으로 npu-full landmark를 정규화 이미지 좌표에서 비교하여 계산하였다.</w:t>
+      </w:r>
+    </w:p>
+    <w:tbl>
+      <w:tblPr>
+        <w:tblStyle w:val="TableGrid"/>
+        <w:tblW w:w="0" w:type="auto"/>
+        <w:tblBorders>
+          <w:top w:val="single" w:sz="4" w:space="0" w:color="CBD5E1"/>
+          <w:left w:val="single" w:sz="4" w:space="0" w:color="CBD5E1"/>
+          <w:bottom w:val="single" w:sz="4" w:space="0" w:color="CBD5E1"/>
+          <w:right w:val="single" w:sz="4" w:space="0" w:color="CBD5E1"/>
+          <w:insideH w:val="single" w:sz="4" w:space="0" w:color="CBD5E1"/>
+          <w:insideV w:val="single" w:sz="4" w:space="0" w:color="CBD5E1"/>
+        </w:tblBorders>
+      </w:tblPr>
+      <w:tr>
+        <w:tc>
+          <w:tcPr>
+            <w:shd w:fill="E2E8F0"/>
+          </w:tcPr>
+          <w:p>
+            <w:pPr>
+              <w:pStyle w:val="Normal"/>
+            </w:pPr>
+            <w:r>
+              <w:t xml:space="preserve">손</w:t>
+            </w:r>
+          </w:p>
+        </w:tc>
+        <w:tc>
+          <w:tcPr>
+            <w:shd w:fill="E2E8F0"/>
+          </w:tcPr>
+          <w:p>
+            <w:pPr>
+              <w:pStyle w:val="Normal"/>
+            </w:pPr>
+            <w:r>
+              <w:t xml:space="preserve">매칭 프레임</w:t>
+            </w:r>
+          </w:p>
+        </w:tc>
+        <w:tc>
+          <w:tcPr>
+            <w:shd w:fill="E2E8F0"/>
+          </w:tcPr>
+          <w:p>
+            <w:pPr>
+              <w:pStyle w:val="Normal"/>
+            </w:pPr>
+            <w:r>
+              <w:t xml:space="preserve">21점 평균 오차</w:t>
+            </w:r>
+          </w:p>
+        </w:tc>
+        <w:tc>
+          <w:tcPr>
+            <w:shd w:fill="E2E8F0"/>
+          </w:tcPr>
+          <w:p>
+            <w:pPr>
+              <w:pStyle w:val="Normal"/>
+            </w:pPr>
+            <w:r>
+              <w:t xml:space="preserve">손끝 평균 오차</w:t>
+            </w:r>
+          </w:p>
+        </w:tc>
+        <w:tc>
+          <w:tcPr>
+            <w:shd w:fill="E2E8F0"/>
+          </w:tcPr>
+          <w:p>
+            <w:pPr>
+              <w:pStyle w:val="Normal"/>
+            </w:pPr>
+            <w:r>
+              <w:t xml:space="preserve">평균 max 오차</w:t>
+            </w:r>
+          </w:p>
+        </w:tc>
+        <w:tc>
+          <w:tcPr>
+            <w:shd w:fill="E2E8F0"/>
+          </w:tcPr>
+          <w:p>
+            <w:pPr>
+              <w:pStyle w:val="Normal"/>
+            </w:pPr>
+            <w:r>
+              <w:t xml:space="preserve">최대 max 오차</w:t>
+            </w:r>
+          </w:p>
+        </w:tc>
+      </w:tr>
+      <w:tr>
+        <w:tc>
+          <w:tcPr/>
+          <w:p>
+            <w:pPr>
+              <w:pStyle w:val="Normal"/>
+            </w:pPr>
+            <w:r>
+              <w:t xml:space="preserve">Right</w:t>
+            </w:r>
+          </w:p>
+        </w:tc>
+        <w:tc>
+          <w:tcPr/>
+          <w:p>
+            <w:pPr>
+              <w:pStyle w:val="Normal"/>
+            </w:pPr>
+            <w:r>
+              <w:t xml:space="preserve">90</w:t>
+            </w:r>
+          </w:p>
+        </w:tc>
+        <w:tc>
+          <w:tcPr/>
+          <w:p>
+            <w:pPr>
+              <w:pStyle w:val="Normal"/>
+            </w:pPr>
+            <w:r>
+              <w:t xml:space="preserve">0.0270</w:t>
+            </w:r>
+          </w:p>
+        </w:tc>
+        <w:tc>
+          <w:tcPr/>
+          <w:p>
+            <w:pPr>
+              <w:pStyle w:val="Normal"/>
+            </w:pPr>
+            <w:r>
+              <w:t xml:space="preserve">0.0336</w:t>
+            </w:r>
+          </w:p>
+        </w:tc>
+        <w:tc>
+          <w:tcPr/>
+          <w:p>
+            <w:pPr>
+              <w:pStyle w:val="Normal"/>
+            </w:pPr>
+            <w:r>
+              <w:t xml:space="preserve">0.0532</w:t>
+            </w:r>
+          </w:p>
+        </w:tc>
+        <w:tc>
+          <w:tcPr/>
+          <w:p>
+            <w:pPr>
+              <w:pStyle w:val="Normal"/>
+            </w:pPr>
+            <w:r>
+              <w:t xml:space="preserve">0.1593</w:t>
+            </w:r>
+          </w:p>
+        </w:tc>
+      </w:tr>
+      <w:tr>
+        <w:tc>
+          <w:tcPr/>
+          <w:p>
+            <w:pPr>
+              <w:pStyle w:val="Normal"/>
+            </w:pPr>
+            <w:r>
+              <w:t xml:space="preserve">Left</w:t>
+            </w:r>
+          </w:p>
+        </w:tc>
+        <w:tc>
+          <w:tcPr/>
+          <w:p>
+            <w:pPr>
+              <w:pStyle w:val="Normal"/>
+            </w:pPr>
+            <w:r>
+              <w:t xml:space="preserve">83</w:t>
+            </w:r>
+          </w:p>
+        </w:tc>
+        <w:tc>
+          <w:tcPr/>
+          <w:p>
+            <w:pPr>
+              <w:pStyle w:val="Normal"/>
+            </w:pPr>
+            <w:r>
+              <w:t xml:space="preserve">0.0256</w:t>
+            </w:r>
+          </w:p>
+        </w:tc>
+        <w:tc>
+          <w:tcPr/>
+          <w:p>
+            <w:pPr>
+              <w:pStyle w:val="Normal"/>
+            </w:pPr>
+            <w:r>
+              <w:t xml:space="preserve">0.0353</w:t>
+            </w:r>
+          </w:p>
+        </w:tc>
+        <w:tc>
+          <w:tcPr/>
+          <w:p>
+            <w:pPr>
+              <w:pStyle w:val="Normal"/>
+            </w:pPr>
+            <w:r>
+              <w:t xml:space="preserve">0.0457</w:t>
+            </w:r>
+          </w:p>
+        </w:tc>
+        <w:tc>
+          <w:tcPr/>
+          <w:p>
+            <w:pPr>
+              <w:pStyle w:val="Normal"/>
+            </w:pPr>
+            <w:r>
+              <w:t xml:space="preserve">0.0734</w:t>
+            </w:r>
+          </w:p>
+        </w:tc>
+      </w:tr>
+    </w:tbl>
+    <w:p>
+      <w:pPr>
+        <w:pStyle w:val="Normal"/>
+      </w:pPr>
+      <w:r>
+        <w:t xml:space="preserve">이후 NPU landmark의 체계적 편향을 줄이기 위해 affine correction 모델을 학습하였다. 같은 90프레임 training set에서 보정 후 오차는 다음과 같다.</w:t>
+      </w:r>
+    </w:p>
+    <w:tbl>
+      <w:tblPr>
+        <w:tblStyle w:val="TableGrid"/>
+        <w:tblW w:w="0" w:type="auto"/>
+        <w:tblBorders>
+          <w:top w:val="single" w:sz="4" w:space="0" w:color="CBD5E1"/>
+          <w:left w:val="single" w:sz="4" w:space="0" w:color="CBD5E1"/>
+          <w:bottom w:val="single" w:sz="4" w:space="0" w:color="CBD5E1"/>
+          <w:right w:val="single" w:sz="4" w:space="0" w:color="CBD5E1"/>
+          <w:insideH w:val="single" w:sz="4" w:space="0" w:color="CBD5E1"/>
+          <w:insideV w:val="single" w:sz="4" w:space="0" w:color="CBD5E1"/>
+        </w:tblBorders>
+      </w:tblPr>
+      <w:tr>
+        <w:tc>
+          <w:tcPr>
+            <w:shd w:fill="E2E8F0"/>
+          </w:tcPr>
+          <w:p>
+            <w:pPr>
+              <w:pStyle w:val="Normal"/>
+            </w:pPr>
+            <w:r>
+              <w:t xml:space="preserve">손</w:t>
+            </w:r>
+          </w:p>
+        </w:tc>
+        <w:tc>
+          <w:tcPr>
+            <w:shd w:fill="E2E8F0"/>
+          </w:tcPr>
+          <w:p>
+            <w:pPr>
+              <w:pStyle w:val="Normal"/>
+            </w:pPr>
+            <w:r>
+              <w:t xml:space="preserve">매칭 프레임</w:t>
+            </w:r>
+          </w:p>
+        </w:tc>
+        <w:tc>
+          <w:tcPr>
+            <w:shd w:fill="E2E8F0"/>
+          </w:tcPr>
+          <w:p>
+            <w:pPr>
+              <w:pStyle w:val="Normal"/>
+            </w:pPr>
+            <w:r>
+              <w:t xml:space="preserve">21점 평균 오차</w:t>
+            </w:r>
+          </w:p>
+        </w:tc>
+        <w:tc>
+          <w:tcPr>
+            <w:shd w:fill="E2E8F0"/>
+          </w:tcPr>
+          <w:p>
+            <w:pPr>
+              <w:pStyle w:val="Normal"/>
+            </w:pPr>
+            <w:r>
+              <w:t xml:space="preserve">손끝 평균 오차</w:t>
+            </w:r>
+          </w:p>
+        </w:tc>
+        <w:tc>
+          <w:tcPr>
+            <w:shd w:fill="E2E8F0"/>
+          </w:tcPr>
+          <w:p>
+            <w:pPr>
+              <w:pStyle w:val="Normal"/>
+            </w:pPr>
+            <w:r>
+              <w:t xml:space="preserve">평균 max 오차</w:t>
+            </w:r>
+          </w:p>
+        </w:tc>
+        <w:tc>
+          <w:tcPr>
+            <w:shd w:fill="E2E8F0"/>
+          </w:tcPr>
+          <w:p>
+            <w:pPr>
+              <w:pStyle w:val="Normal"/>
+            </w:pPr>
+            <w:r>
+              <w:t xml:space="preserve">최대 max 오차</w:t>
+            </w:r>
+          </w:p>
+        </w:tc>
+      </w:tr>
+      <w:tr>
+        <w:tc>
+          <w:tcPr/>
+          <w:p>
+            <w:pPr>
+              <w:pStyle w:val="Normal"/>
+            </w:pPr>
+            <w:r>
+              <w:t xml:space="preserve">Right</w:t>
+            </w:r>
+          </w:p>
+        </w:tc>
+        <w:tc>
+          <w:tcPr/>
+          <w:p>
+            <w:pPr>
+              <w:pStyle w:val="Normal"/>
+            </w:pPr>
+            <w:r>
+              <w:t xml:space="preserve">90</w:t>
+            </w:r>
+          </w:p>
+        </w:tc>
+        <w:tc>
+          <w:tcPr/>
+          <w:p>
+            <w:pPr>
+              <w:pStyle w:val="Normal"/>
+            </w:pPr>
+            <w:r>
+              <w:t xml:space="preserve">0.0102</w:t>
+            </w:r>
+          </w:p>
+        </w:tc>
+        <w:tc>
+          <w:tcPr/>
+          <w:p>
+            <w:pPr>
+              <w:pStyle w:val="Normal"/>
+            </w:pPr>
+            <w:r>
+              <w:t xml:space="preserve">0.0112</w:t>
+            </w:r>
+          </w:p>
+        </w:tc>
+        <w:tc>
+          <w:tcPr/>
+          <w:p>
+            <w:pPr>
+              <w:pStyle w:val="Normal"/>
+            </w:pPr>
+            <w:r>
+              <w:t xml:space="preserve">0.0223</w:t>
+            </w:r>
+          </w:p>
+        </w:tc>
+        <w:tc>
+          <w:tcPr/>
+          <w:p>
+            <w:pPr>
+              <w:pStyle w:val="Normal"/>
+            </w:pPr>
+            <w:r>
+              <w:t xml:space="preserve">0.1701</w:t>
+            </w:r>
+          </w:p>
+        </w:tc>
+      </w:tr>
+      <w:tr>
+        <w:tc>
+          <w:tcPr/>
+          <w:p>
+            <w:pPr>
+              <w:pStyle w:val="Normal"/>
+            </w:pPr>
+            <w:r>
+              <w:t xml:space="preserve">Left</w:t>
+            </w:r>
+          </w:p>
+        </w:tc>
+        <w:tc>
+          <w:tcPr/>
+          <w:p>
+            <w:pPr>
+              <w:pStyle w:val="Normal"/>
+            </w:pPr>
+            <w:r>
+              <w:t xml:space="preserve">83</w:t>
+            </w:r>
+          </w:p>
+        </w:tc>
+        <w:tc>
+          <w:tcPr/>
+          <w:p>
+            <w:pPr>
+              <w:pStyle w:val="Normal"/>
+            </w:pPr>
+            <w:r>
+              <w:t xml:space="preserve">0.0092</w:t>
+            </w:r>
+          </w:p>
+        </w:tc>
+        <w:tc>
+          <w:tcPr/>
+          <w:p>
+            <w:pPr>
+              <w:pStyle w:val="Normal"/>
+            </w:pPr>
+            <w:r>
+              <w:t xml:space="preserve">0.0090</w:t>
+            </w:r>
+          </w:p>
+        </w:tc>
+        <w:tc>
+          <w:tcPr/>
+          <w:p>
+            <w:pPr>
+              <w:pStyle w:val="Normal"/>
+            </w:pPr>
+            <w:r>
+              <w:t xml:space="preserve">0.0193</w:t>
+            </w:r>
+          </w:p>
+        </w:tc>
+        <w:tc>
+          <w:tcPr/>
+          <w:p>
+            <w:pPr>
+              <w:pStyle w:val="Normal"/>
+            </w:pPr>
+            <w:r>
+              <w:t xml:space="preserve">0.0437</w:t>
+            </w:r>
+          </w:p>
+        </w:tc>
+      </w:tr>
+    </w:tbl>
+    <w:p>
+      <w:pPr>
+        <w:pStyle w:val="Normal"/>
+      </w:pPr>
+      <w:r>
+        <w:t xml:space="preserve">이 보정은 training capture에서는 평균 오차와 손끝 오차를 낮추지만, 조명, 손 크기, 손 자세, 카메라 거리가 다른 별도 hold-out capture에서 검증되기 전까지 일반화된 정확도 개선으로 주장해서는 안 된다.</w:t>
       </w:r>
     </w:p>
     <w:p>
@@ -2609,7 +3969,7 @@
         <w:pStyle w:val="Normal"/>
       </w:pPr>
       <w:r>
-        <w:t xml:space="preserve">NPU는 hand landmark inference를 가속할 수 있지만, 전체 파이프라인에는 palm detection도 필요하다. 현재 기록에 따르면 INT8 palm detection 품질이 충분하지 않아 정확한 파이프라인에서는 CPU TFLite palm detection을 사용한다. 따라서 npu-full의 전체 지연은 기대보다 크며, 향후에는 palm detector 양자화 개선, 대체 detector, 또는 drift를 제어하는 palm skip 전략이 필요하다.</w:t>
+        <w:t xml:space="preserve">NPU는 hand landmark inference를 가속할 수 있지만, 전체 파이프라인에는 palm detection도 필요하다. 위 실험에서 NPU palm 후보는 빠르지만 INT8 양자화가 detection score를 손상시켜 실제 검출에 사용할 수 없었고, 정확한 파이프라인에서는 CPU TFLite palm detection을 유지하였다. 따라서 npu-full의 전체 지연은 기대보다 크며, 향후에는 palm detector 양자화 개선, 대체 detector, 또는 drift를 제어하는 palm skip 전략이 필요하다.</w:t>
       </w:r>
     </w:p>
     <w:p>
@@ -2849,7 +4209,7 @@
         <w:pStyle w:val="Normal"/>
       </w:pPr>
       <w:r>
-        <w:t xml:space="preserve">[1] 프로젝트 구현 및 문서: air_drum_pad/README.md, docs/ARCHITECTURE.md, docs/EXPERIMENTS.md. [2] MediaPipe Hands 및 hand landmark model family: CPU MediaPipe 및 TFLite 기반 파이프라인에서 사용. [3] OpenCV: 카메라 입력, 화면 표시, drawing에 사용. [4] pygame: 사전 렌더링 PCM sound buffer의 저지연 재생에 사용. [5] DeepX DX-RT / DX-COM toolchain: .dxnn NPU hand landmark inference 실험에 사용.</w:t>
+        <w:t xml:space="preserve">[1] AI Air-Drum Pad 저장소 산출물, git@github.com:GW-arch/deepx.git의 air_drum_pad/: 본 self-contained 보고서 작성에 사용한 소스 코드, 테스트, 생성 그림, 악기 이미지, 기록된 벤치마크 산출물. [2] MediaPipe Hands 및 hand landmark model family: CPU MediaPipe 및 TFLite 기반 파이프라인에서 사용. [3] OpenCV: 카메라 입력, 화면 표시, drawing에 사용. [4] pygame: 사전 렌더링 PCM sound buffer의 저지연 재생에 사용. [5] DeepX DX-RT / DX-COM toolchain: .dxnn NPU hand landmark inference 실험에 사용.</w:t>
       </w:r>
     </w:p>
     <w:p>

--- a/air_drum_pad/docs/FINAL_REPORT_AI_AIR_DRUM_PAD_KO.docx
+++ b/air_drum_pad/docs/FINAL_REPORT_AI_AIR_DRUM_PAD_KO.docx
@@ -7,231 +7,7 @@
         <w:pStyle w:val="Heading1"/>
       </w:pPr>
       <w:r>
-        <w:t xml:space="preserve">AI Air-Drum Pad: 손 랜드마크 기반 타격 검출을 이용한 비접촉 음악 인터페이스</w:t>
-      </w:r>
-    </w:p>
-    <w:p>
-      <w:pPr>
-        <w:pStyle w:val="Normal"/>
-      </w:pPr>
-      <w:r>
-        <w:t xml:space="preserve">최종 보고서</w:t>
-      </w:r>
-    </w:p>
-    <w:p>
-      <w:pPr>
-        <w:pStyle w:val="Normal"/>
-      </w:pPr>
-      <w:r>
-        <w:t xml:space="preserve">저자: FILLME</w:t>
-      </w:r>
-    </w:p>
-    <w:p>
-      <w:pPr>
-        <w:pStyle w:val="Normal"/>
-      </w:pPr>
-      <w:r>
-        <w:t xml:space="preserve">소속: FILLME</w:t>
-      </w:r>
-    </w:p>
-    <w:p>
-      <w:pPr>
-        <w:pStyle w:val="Normal"/>
-      </w:pPr>
-      <w:r>
-        <w:t xml:space="preserve">작성일: 2026-05-26</w:t>
-      </w:r>
-    </w:p>
-    <w:p>
-      <w:pPr>
-        <w:pStyle w:val="Normal"/>
-      </w:pPr>
-      <w:r>
-        <w:t xml:space="preserve">저장소: git@github.com:GW-arch/deepx.git 내 air_drum_pad/</w:t>
-      </w:r>
-    </w:p>
-    <w:p>
-      <w:pPr>
-        <w:pStyle w:val="Normal"/>
-      </w:pPr>
-      <w:r>
-        <w:t xml:space="preserve"/>
-      </w:r>
-    </w:p>
-    <w:p>
-      <w:pPr>
-        <w:pStyle w:val="Heading2"/>
-      </w:pPr>
-      <w:r>
-        <w:t xml:space="preserve">초록</w:t>
-      </w:r>
-    </w:p>
-    <w:p>
-      <w:pPr>
-        <w:pStyle w:val="Normal"/>
-      </w:pPr>
-      <w:r>
-        <w:t xml:space="preserve">본 보고서는 USB 카메라와 손 랜드마크 추적을 이용해 사용자의 손가락 움직임을 드럼 및 피아노 연주 이벤트로 변환하는 AI Air-Drum Pad 시스템을 설명한다. 시스템은 각 손가락의 손끝 하강 속도와 관절 각속도를 동시에 계산하여 두 조건이 모두 만족될 때만 타격으로 판단한다. 이를 통해 단순한 손 이동이나 팔 흔들림으로 인한 오탐을 줄이고, 실제 악기를 치는 동작에 가까운 입력을 인식한다. 구현된 시스템은 동일한 인식 및 타격 검출 코어 위에서 두 가지 음악 인터페이스를 제공한다. 첫째, 드럼 패드 모드는 화면에 표시된 직사각형 패드 안에서 어떤 손가락이든 내리치면 해당 드럼 소리를 재생한다. 둘째, 피아노 모드는 손과 손가락 ID를 음에 매핑한다. 최종 기본 피아노 배치는 왼손 엄지부터 소지까지 G4, F4, E4, D4, C4, 오른손 엄지부터 소지까지 C5, D5, E5, F5, G5이다. 구현은 CPU MediaPipe, CPU TFLite baseline, CPU+NPU 하이브리드, NPU dual-halves 백엔드를 지원한다. 단위 테스트와 품질 검사 스크립트는 타격 검출, 패드 영역 파싱, 피아노 매핑, ROI 변환, 벤치마크 헬퍼를 검증한다. 프로토타입 측정 결과, NPU dual-halves 모드는 60 FPS 프레임 예산에 근접할 수 있으나, 정확한 palm detection 기반 파이프라인은 CPU palm detection 지연의 영향을 크게 받는다. 본 프로젝트는 엣지 AI 하드웨어에서 동작하는 저비용 비접촉 음악 인터페이스의 가능성을 보이며, 향후 E2E 오디오 지연 측정, 타격 정확도 실험, 사용자 평가가 필요하다.</w:t>
-      </w:r>
-    </w:p>
-    <w:p>
-      <w:pPr>
-        <w:pStyle w:val="Normal"/>
-      </w:pPr>
-      <w:r>
-        <w:t xml:space="preserve">키워드: 비접촉 음악 인터페이스, 손 추적, 제스처 인식, 에어 드럼, 가상 피아노, 엣지 AI, NPU, 실시간 상호작용</w:t>
-      </w:r>
-    </w:p>
-    <w:p>
-      <w:pPr>
-        <w:pStyle w:val="Normal"/>
-      </w:pPr>
-      <w:r>
-        <w:t xml:space="preserve"/>
-      </w:r>
-    </w:p>
-    <w:p>
-      <w:pPr>
-        <w:pStyle w:val="Heading2"/>
-      </w:pPr>
-      <w:r>
-        <w:t xml:space="preserve">1. 서론</w:t>
-      </w:r>
-    </w:p>
-    <w:p>
-      <w:pPr>
-        <w:pStyle w:val="Normal"/>
-      </w:pPr>
-      <w:r>
-        <w:t xml:space="preserve">전통적인 악기 연주는 물리적 접촉에 기반한다. 드럼 스틱은 드럼 헤드를 치고, 피아노 연주자는 건반을 누른다. 물리적 접촉은 촉각 피드백과 명확한 입력 이벤트를 제공하지만, 별도의 악기 또는 컨트롤러를 요구한다. 반면 카메라 기반 손 추적 기술은 별도 컨트롤러 없이 손 움직임만으로 음악을 연주하는 비접촉 악기 인터페이스를 가능하게 한다. 이러한 시스템은 교육, 접근성, 전시, 임베디드 AI 데모, 저비용 프로토타이핑에 유용하다.</w:t>
-      </w:r>
-    </w:p>
-    <w:p>
-      <w:pPr>
-        <w:pStyle w:val="Normal"/>
-      </w:pPr>
-      <w:r>
-        <w:t xml:space="preserve">비접촉 음악 인터페이스의 핵심 문제는 “의도적인 타격”을 안정적으로 구분하는 것이다. 단순한 손끝 위치 기반 트리거는 손이 영역을 지나가기만 해도 소리가 날 수 있고, 단순 속도 기반 트리거는 팔 전체가 움직일 때 오탐을 만들 수 있다. AI Air-Drum Pad는 다음 두 가지 신호를 결합한다.</w:t>
-      </w:r>
-    </w:p>
-    <w:p>
-      <w:pPr>
-        <w:pStyle w:val="ListParagraph"/>
-      </w:pPr>
-      <w:r>
-        <w:t xml:space="preserve">1. 손끝 하강 속도: 손끝이 이미지상 아래 방향으로 빠르게 움직이는지 확인한다.</w:t>
-      </w:r>
-    </w:p>
-    <w:p>
-      <w:pPr>
-        <w:pStyle w:val="ListParagraph"/>
-      </w:pPr>
-      <w:r>
-        <w:t xml:space="preserve">2. 손가락 관절 각속도: 손가락 자체가 실제로 굽혀지거나 펴지는지 확인한다.</w:t>
-      </w:r>
-    </w:p>
-    <w:p>
-      <w:pPr>
-        <w:pStyle w:val="Normal"/>
-      </w:pPr>
-      <w:r>
-        <w:t xml:space="preserve">두 조건을 동시에 만족할 때만 타격으로 인정함으로써 음악적 입력 의도를 더 안정적으로 검출한다.</w:t>
-      </w:r>
-    </w:p>
-    <w:p>
-      <w:pPr>
-        <w:pStyle w:val="Heading3"/>
-      </w:pPr>
-      <w:r>
-        <w:t xml:space="preserve">1.1 기여점</w:t>
-      </w:r>
-    </w:p>
-    <w:p>
-      <w:pPr>
-        <w:pStyle w:val="Normal"/>
-      </w:pPr>
-      <w:r>
-        <w:t xml:space="preserve">본 프로젝트의 주요 기여는 다음과 같다.</w:t>
-      </w:r>
-    </w:p>
-    <w:p>
-      <w:pPr>
-        <w:pStyle w:val="ListParagraph"/>
-      </w:pPr>
-      <w:r>
-        <w:t xml:space="preserve">• 실시간 손 랜드마크 기반 드럼 및 피아노 비접촉 음악 인터페이스 구현</w:t>
-      </w:r>
-    </w:p>
-    <w:p>
-      <w:pPr>
-        <w:pStyle w:val="ListParagraph"/>
-      </w:pPr>
-      <w:r>
-        <w:t xml:space="preserve">• 손끝 속도와 관절 각속도를 결합한 공통 타격 검출기 구현</w:t>
-      </w:r>
-    </w:p>
-    <w:p>
-      <w:pPr>
-        <w:pStyle w:val="ListParagraph"/>
-      </w:pPr>
-      <w:r>
-        <w:t xml:space="preserve">• 직사각형 패드 기반 드럼 인터페이스와 JSON 기반 커스텀 패드 레이아웃 지원</w:t>
-      </w:r>
-    </w:p>
-    <w:p>
-      <w:pPr>
-        <w:pStyle w:val="ListParagraph"/>
-      </w:pPr>
-      <w:r>
-        <w:t xml:space="preserve">• 왼손 엄지 G4, 왼손 소지 C4, 오른손 C5–G5를 반영한 피아노 기본 매핑 정정</w:t>
-      </w:r>
-    </w:p>
-    <w:p>
-      <w:pPr>
-        <w:pStyle w:val="ListParagraph"/>
-      </w:pPr>
-      <w:r>
-        <w:t xml:space="preserve">• 런타임 및 문서에 사용할 드럼/피아노 매핑 다이어그램 자동 생성</w:t>
-      </w:r>
-    </w:p>
-    <w:p>
-      <w:pPr>
-        <w:pStyle w:val="ListParagraph"/>
-      </w:pPr>
-      <w:r>
-        <w:t xml:space="preserve">• 시스템 구조, 타격 로직, 백엔드 지연 비교를 위한 보고서용 그림 자동 생성</w:t>
-      </w:r>
-    </w:p>
-    <w:p>
-      <w:pPr>
-        <w:pStyle w:val="ListParagraph"/>
-      </w:pPr>
-      <w:r>
-        <w:t xml:space="preserve">• 매핑, 타격 검출, 패드 검증, ROI 변환, 벤치마크 헬퍼에 대한 반복 가능한 테스트 체계 구축</w:t>
-      </w:r>
-    </w:p>
-    <w:p>
-      <w:pPr>
-        <w:pStyle w:val="Normal"/>
-      </w:pPr>
-      <w:r>
-        <w:t xml:space="preserve"/>
-      </w:r>
-    </w:p>
-    <w:p>
-      <w:pPr>
-        <w:pStyle w:val="Heading2"/>
-      </w:pPr>
-      <w:r>
-        <w:t xml:space="preserve">2. 시스템 개요</w:t>
-      </w:r>
-    </w:p>
-    <w:p>
-      <w:pPr>
-        <w:pStyle w:val="Normal"/>
-      </w:pPr>
-      <w:r>
-        <w:t xml:space="preserve">그림 1은 전체 런타임 파이프라인을 나타낸다. USB 카메라에서 프레임을 받아 손 추적 백엔드로 처리하고, 각 손의 21개 랜드마크를 얻은 뒤, 타격 검출기를 통해 피아노 음 또는 드럼 패드 소리로 매핑한다. 최종적으로 사전 생성된 PCM 오디오 버퍼를 재생한다.</w:t>
+        <w:t xml:space="preserve">PANDA: 자세 인식 NPU 기반 디지털 오디오 인터페이스를 이용한 비접촉 음악 연주</w:t>
       </w:r>
     </w:p>
     <w:p>
@@ -241,8 +17,8 @@
       <w:r>
         <w:drawing>
           <wp:inline distT="0" distB="0" distL="0" distR="0">
-            <wp:extent cx="5669280" cy="2506418"/>
-            <wp:docPr id="1" name="system_pipeline.png"/>
+            <wp:extent cx="5669280" cy="1488186"/>
+            <wp:docPr id="1" name="panda_icon.png"/>
             <wp:cNvGraphicFramePr>
               <a:graphicFrameLocks noChangeAspect="1"/>
             </wp:cNvGraphicFramePr>
@@ -250,11 +26,284 @@
               <a:graphicData uri="http://schemas.openxmlformats.org/drawingml/2006/picture">
                 <pic:pic>
                   <pic:nvPicPr>
-                    <pic:cNvPr id="1" name="system_pipeline.png"/>
+                    <pic:cNvPr id="1" name="panda_icon.png"/>
                     <pic:cNvPicPr/>
                   </pic:nvPicPr>
                   <pic:blipFill>
                     <a:blip r:embed="rId1"/>
+                    <a:stretch>
+                      <a:fillRect/>
+                    </a:stretch>
+                  </pic:blipFill>
+                  <pic:spPr>
+                    <a:xfrm>
+                      <a:off x="0" y="0"/>
+                      <a:ext cx="5669280" cy="1488186"/>
+                    </a:xfrm>
+                    <a:prstGeom prst="rect">
+                      <a:avLst/>
+                    </a:prstGeom>
+                  </pic:spPr>
+                </pic:pic>
+              </a:graphicData>
+            </a:graphic>
+          </wp:inline>
+        </w:drawing>
+      </w:r>
+    </w:p>
+    <w:p>
+      <w:pPr>
+        <w:pStyle w:val="Caption"/>
+      </w:pPr>
+      <w:r>
+        <w:t xml:space="preserve">PANDA 프로젝트 아이콘: tools/gen_report_figures.py로 생성.</w:t>
+      </w:r>
+    </w:p>
+    <w:p>
+      <w:pPr>
+        <w:pStyle w:val="Normal"/>
+      </w:pPr>
+      <w:r>
+        <w:t xml:space="preserve">최종 보고서</w:t>
+      </w:r>
+    </w:p>
+    <w:p>
+      <w:pPr>
+        <w:pStyle w:val="Normal"/>
+      </w:pPr>
+      <w:r>
+        <w:t xml:space="preserve">저자: FILLME</w:t>
+      </w:r>
+    </w:p>
+    <w:p>
+      <w:pPr>
+        <w:pStyle w:val="Normal"/>
+      </w:pPr>
+      <w:r>
+        <w:t xml:space="preserve">소속: FILLME</w:t>
+      </w:r>
+    </w:p>
+    <w:p>
+      <w:pPr>
+        <w:pStyle w:val="Normal"/>
+      </w:pPr>
+      <w:r>
+        <w:t xml:space="preserve">작성일: 2026-05-27</w:t>
+      </w:r>
+    </w:p>
+    <w:p>
+      <w:pPr>
+        <w:pStyle w:val="Normal"/>
+      </w:pPr>
+      <w:r>
+        <w:t xml:space="preserve">저장소: git@github.com:GW-arch/deepx.git 내 air_drum_pad/</w:t>
+      </w:r>
+    </w:p>
+    <w:p>
+      <w:pPr>
+        <w:pStyle w:val="Normal"/>
+      </w:pPr>
+      <w:r>
+        <w:t xml:space="preserve"/>
+      </w:r>
+    </w:p>
+    <w:p>
+      <w:pPr>
+        <w:pStyle w:val="Heading2"/>
+      </w:pPr>
+      <w:r>
+        <w:t xml:space="preserve">초록</w:t>
+      </w:r>
+    </w:p>
+    <w:p>
+      <w:pPr>
+        <w:pStyle w:val="Normal"/>
+      </w:pPr>
+      <w:r>
+        <w:t xml:space="preserve">본 보고서는 PANDA (Pose-Aware NPU-Driven Digital Audio Interface; 자세 인식 NPU 기반 디지털 오디오 인터페이스)라는 최종 제목의 AI Air-Drum Pad 시스템을 설명한다. 이 시스템은 USB 카메라와 손 랜드마크 추적을 이용해 사용자의 손가락 움직임을 드럼 및 피아노 연주 이벤트로 변환한다. 시스템은 각 손가락의 손끝 하강 속도와 관절 각속도를 동시에 계산하여 두 조건이 모두 만족될 때만 타격으로 판단한다. 이를 통해 단순한 손 이동이나 팔 흔들림으로 인한 오탐을 줄이고, 실제 악기를 치는 동작에 가까운 입력을 인식한다. 구현된 시스템은 동일한 인식 및 타격 검출 코어 위에서 두 가지 음악 인터페이스를 제공한다. 첫째, 드럼 패드 모드는 화면에 표시된 직사각형 패드 안에서 어떤 손가락이든 내리치면 해당 드럼 소리를 재생한다. 둘째, 피아노 모드는 손과 손가락 ID를 음에 매핑한다. 최종 기본 피아노 배치는 왼손 엄지부터 소지까지 G4, F4, E4, D4, C4, 오른손 엄지부터 소지까지 C5, D5, E5, F5, G5이다. 구현은 CPU MediaPipe, CPU TFLite baseline, CPU+NPU 하이브리드, NPU dual-halves 백엔드를 지원한다. 단위 테스트와 품질 검사 스크립트는 타격 검출, 패드 영역 파싱, 피아노 매핑, ROI 변환, 벤치마크 헬퍼를 검증한다. 프로토타입 측정 결과, NPU dual-halves 모드는 60 FPS 프레임 예산에 근접할 수 있으나, 정확한 palm detection 기반 파이프라인은 CPU palm detection 지연의 영향을 크게 받는다. 본 프로젝트는 엣지 AI 하드웨어에서 동작하는 저비용 비접촉 음악 인터페이스의 가능성을 보이며, 향후 E2E 오디오 지연 측정, 타격 정확도 실험, 사용자 평가가 필요하다.</w:t>
+      </w:r>
+    </w:p>
+    <w:p>
+      <w:pPr>
+        <w:pStyle w:val="Normal"/>
+      </w:pPr>
+      <w:r>
+        <w:t xml:space="preserve">키워드: PANDA, 비접촉 음악 인터페이스, 손 추적, 제스처 인식, 에어 드럼, 가상 피아노, 엣지 AI, NPU, 실시간 상호작용</w:t>
+      </w:r>
+    </w:p>
+    <w:p>
+      <w:pPr>
+        <w:pStyle w:val="Normal"/>
+      </w:pPr>
+      <w:r>
+        <w:t xml:space="preserve"/>
+      </w:r>
+    </w:p>
+    <w:p>
+      <w:pPr>
+        <w:pStyle w:val="Heading2"/>
+      </w:pPr>
+      <w:r>
+        <w:t xml:space="preserve">1. 서론</w:t>
+      </w:r>
+    </w:p>
+    <w:p>
+      <w:pPr>
+        <w:pStyle w:val="Normal"/>
+      </w:pPr>
+      <w:r>
+        <w:t xml:space="preserve">전통적인 악기 연주는 물리적 접촉에 기반한다. 드럼 스틱은 드럼 헤드를 치고, 피아노 연주자는 건반을 누른다. 물리적 접촉은 촉각 피드백과 명확한 입력 이벤트를 제공하지만, 별도의 악기 또는 컨트롤러를 요구한다. 반면 카메라 기반 손 추적 기술은 별도 컨트롤러 없이 손 움직임만으로 음악을 연주하는 비접촉 악기 인터페이스를 가능하게 한다. 이러한 시스템은 교육, 접근성, 전시, 임베디드 AI 데모, 저비용 프로토타이핑에 유용하다.</w:t>
+      </w:r>
+    </w:p>
+    <w:p>
+      <w:pPr>
+        <w:pStyle w:val="Normal"/>
+      </w:pPr>
+      <w:r>
+        <w:t xml:space="preserve">비접촉 음악 인터페이스의 핵심 문제는 “의도적인 타격”을 안정적으로 구분하는 것이다. 단순한 손끝 위치 기반 트리거는 손이 영역을 지나가기만 해도 소리가 날 수 있고, 단순 속도 기반 트리거는 팔 전체가 움직일 때 오탐을 만들 수 있다. PANDA는 다음 두 가지 신호를 결합한다.</w:t>
+      </w:r>
+    </w:p>
+    <w:p>
+      <w:pPr>
+        <w:pStyle w:val="ListParagraph"/>
+      </w:pPr>
+      <w:r>
+        <w:t xml:space="preserve">1. 손끝 하강 속도: 손끝이 이미지상 아래 방향으로 빠르게 움직이는지 확인한다.</w:t>
+      </w:r>
+    </w:p>
+    <w:p>
+      <w:pPr>
+        <w:pStyle w:val="ListParagraph"/>
+      </w:pPr>
+      <w:r>
+        <w:t xml:space="preserve">2. 손가락 관절 각속도: 손가락 자체가 실제로 굽혀지거나 펴지는지 확인한다.</w:t>
+      </w:r>
+    </w:p>
+    <w:p>
+      <w:pPr>
+        <w:pStyle w:val="Normal"/>
+      </w:pPr>
+      <w:r>
+        <w:t xml:space="preserve">두 조건을 동시에 만족할 때만 타격으로 인정함으로써 음악적 입력 의도를 더 안정적으로 검출한다.</w:t>
+      </w:r>
+    </w:p>
+    <w:p>
+      <w:pPr>
+        <w:pStyle w:val="Heading3"/>
+      </w:pPr>
+      <w:r>
+        <w:t xml:space="preserve">1.1 기여점</w:t>
+      </w:r>
+    </w:p>
+    <w:p>
+      <w:pPr>
+        <w:pStyle w:val="Normal"/>
+      </w:pPr>
+      <w:r>
+        <w:t xml:space="preserve">본 프로젝트의 주요 기여는 다음과 같다.</w:t>
+      </w:r>
+    </w:p>
+    <w:p>
+      <w:pPr>
+        <w:pStyle w:val="ListParagraph"/>
+      </w:pPr>
+      <w:r>
+        <w:t xml:space="preserve">• 실시간 손 랜드마크 기반 드럼 및 피아노 비접촉 음악 인터페이스 구현</w:t>
+      </w:r>
+    </w:p>
+    <w:p>
+      <w:pPr>
+        <w:pStyle w:val="ListParagraph"/>
+      </w:pPr>
+      <w:r>
+        <w:t xml:space="preserve">• 손끝 속도와 관절 각속도를 결합한 공통 타격 검출기 구현</w:t>
+      </w:r>
+    </w:p>
+    <w:p>
+      <w:pPr>
+        <w:pStyle w:val="ListParagraph"/>
+      </w:pPr>
+      <w:r>
+        <w:t xml:space="preserve">• 직사각형 패드 기반 드럼 인터페이스와 JSON 기반 커스텀 패드 레이아웃 지원</w:t>
+      </w:r>
+    </w:p>
+    <w:p>
+      <w:pPr>
+        <w:pStyle w:val="ListParagraph"/>
+      </w:pPr>
+      <w:r>
+        <w:t xml:space="preserve">• 왼손 엄지 G4, 왼손 소지 C4, 오른손 C5–G5를 반영한 피아노 기본 매핑 정정</w:t>
+      </w:r>
+    </w:p>
+    <w:p>
+      <w:pPr>
+        <w:pStyle w:val="ListParagraph"/>
+      </w:pPr>
+      <w:r>
+        <w:t xml:space="preserve">• 런타임 및 문서에 사용할 드럼/피아노 매핑 다이어그램 자동 생성</w:t>
+      </w:r>
+    </w:p>
+    <w:p>
+      <w:pPr>
+        <w:pStyle w:val="ListParagraph"/>
+      </w:pPr>
+      <w:r>
+        <w:t xml:space="preserve">• 시스템 구조, 타격 로직, 백엔드 지연 비교를 위한 보고서용 그림 자동 생성</w:t>
+      </w:r>
+    </w:p>
+    <w:p>
+      <w:pPr>
+        <w:pStyle w:val="ListParagraph"/>
+      </w:pPr>
+      <w:r>
+        <w:t xml:space="preserve">• 매핑, 타격 검출, 패드 검증, ROI 변환, 벤치마크 헬퍼에 대한 반복 가능한 테스트 체계 구축</w:t>
+      </w:r>
+    </w:p>
+    <w:p>
+      <w:pPr>
+        <w:pStyle w:val="Normal"/>
+      </w:pPr>
+      <w:r>
+        <w:t xml:space="preserve"/>
+      </w:r>
+    </w:p>
+    <w:p>
+      <w:pPr>
+        <w:pStyle w:val="Heading2"/>
+      </w:pPr>
+      <w:r>
+        <w:t xml:space="preserve">2. 시스템 개요</w:t>
+      </w:r>
+    </w:p>
+    <w:p>
+      <w:pPr>
+        <w:pStyle w:val="Normal"/>
+      </w:pPr>
+      <w:r>
+        <w:t xml:space="preserve">그림 1은 전체 런타임 파이프라인을 나타낸다. USB 카메라에서 프레임을 받아 손 추적 백엔드로 처리하고, 각 손의 21개 랜드마크를 얻은 뒤, 타격 검출기를 통해 피아노 음 또는 드럼 패드 소리로 매핑한다. 최종적으로 사전 생성된 PCM 오디오 버퍼를 재생한다.</w:t>
+      </w:r>
+    </w:p>
+    <w:p>
+      <w:pPr>
+        <w:jc w:val="center"/>
+      </w:pPr>
+      <w:r>
+        <w:drawing>
+          <wp:inline distT="0" distB="0" distL="0" distR="0">
+            <wp:extent cx="5669280" cy="2506418"/>
+            <wp:docPr id="2" name="system_pipeline.png"/>
+            <wp:cNvGraphicFramePr>
+              <a:graphicFrameLocks noChangeAspect="1"/>
+            </wp:cNvGraphicFramePr>
+            <a:graphic>
+              <a:graphicData uri="http://schemas.openxmlformats.org/drawingml/2006/picture">
+                <pic:pic>
+                  <pic:nvPicPr>
+                    <pic:cNvPr id="2" name="system_pipeline.png"/>
+                    <pic:cNvPicPr/>
+                  </pic:nvPicPr>
+                  <pic:blipFill>
+                    <a:blip r:embed="rId2"/>
                     <a:stretch>
                       <a:fillRect/>
                     </a:stretch>
@@ -339,7 +388,7 @@
         <w:drawing>
           <wp:inline distT="0" distB="0" distL="0" distR="0">
             <wp:extent cx="5669280" cy="3587341"/>
-            <wp:docPr id="2" name="drum_default.png"/>
+            <wp:docPr id="3" name="drum_default.png"/>
             <wp:cNvGraphicFramePr>
               <a:graphicFrameLocks noChangeAspect="1"/>
             </wp:cNvGraphicFramePr>
@@ -347,64 +396,7 @@
               <a:graphicData uri="http://schemas.openxmlformats.org/drawingml/2006/picture">
                 <pic:pic>
                   <pic:nvPicPr>
-                    <pic:cNvPr id="2" name="drum_default.png"/>
-                    <pic:cNvPicPr/>
-                  </pic:nvPicPr>
-                  <pic:blipFill>
-                    <a:blip r:embed="rId2"/>
-                    <a:stretch>
-                      <a:fillRect/>
-                    </a:stretch>
-                  </pic:blipFill>
-                  <pic:spPr>
-                    <a:xfrm>
-                      <a:off x="0" y="0"/>
-                      <a:ext cx="5669280" cy="3587341"/>
-                    </a:xfrm>
-                    <a:prstGeom prst="rect">
-                      <a:avLst/>
-                    </a:prstGeom>
-                  </pic:spPr>
-                </pic:pic>
-              </a:graphicData>
-            </a:graphic>
-          </wp:inline>
-        </w:drawing>
-      </w:r>
-    </w:p>
-    <w:p>
-      <w:pPr>
-        <w:pStyle w:val="Caption"/>
-      </w:pPr>
-      <w:r>
-        <w:t xml:space="preserve">그림 2. tools/gen_instrument_diagrams.py로 생성한 기본 드럼 패드 레이아웃.</w:t>
-      </w:r>
-    </w:p>
-    <w:p>
-      <w:pPr>
-        <w:pStyle w:val="Normal"/>
-      </w:pPr>
-      <w:r>
-        <w:t xml:space="preserve">다음 그림은 커스텀 패드 레이아웃에 사용할 수 있는 전체 내장 드럼 사운드 키를 보여준다.</w:t>
-      </w:r>
-    </w:p>
-    <w:p>
-      <w:pPr>
-        <w:jc w:val="center"/>
-      </w:pPr>
-      <w:r>
-        <w:drawing>
-          <wp:inline distT="0" distB="0" distL="0" distR="0">
-            <wp:extent cx="5669280" cy="3587341"/>
-            <wp:docPr id="3" name="drum_all_instruments.png"/>
-            <wp:cNvGraphicFramePr>
-              <a:graphicFrameLocks noChangeAspect="1"/>
-            </wp:cNvGraphicFramePr>
-            <a:graphic>
-              <a:graphicData uri="http://schemas.openxmlformats.org/drawingml/2006/picture">
-                <pic:pic>
-                  <pic:nvPicPr>
-                    <pic:cNvPr id="3" name="drum_all_instruments.png"/>
+                    <pic:cNvPr id="3" name="drum_default.png"/>
                     <pic:cNvPicPr/>
                   </pic:nvPicPr>
                   <pic:blipFill>
@@ -434,6 +426,63 @@
         <w:pStyle w:val="Caption"/>
       </w:pPr>
       <w:r>
+        <w:t xml:space="preserve">그림 2. tools/gen_instrument_diagrams.py로 생성한 기본 드럼 패드 레이아웃.</w:t>
+      </w:r>
+    </w:p>
+    <w:p>
+      <w:pPr>
+        <w:pStyle w:val="Normal"/>
+      </w:pPr>
+      <w:r>
+        <w:t xml:space="preserve">다음 그림은 커스텀 패드 레이아웃에 사용할 수 있는 전체 내장 드럼 사운드 키를 보여준다.</w:t>
+      </w:r>
+    </w:p>
+    <w:p>
+      <w:pPr>
+        <w:jc w:val="center"/>
+      </w:pPr>
+      <w:r>
+        <w:drawing>
+          <wp:inline distT="0" distB="0" distL="0" distR="0">
+            <wp:extent cx="5669280" cy="3587341"/>
+            <wp:docPr id="4" name="drum_all_instruments.png"/>
+            <wp:cNvGraphicFramePr>
+              <a:graphicFrameLocks noChangeAspect="1"/>
+            </wp:cNvGraphicFramePr>
+            <a:graphic>
+              <a:graphicData uri="http://schemas.openxmlformats.org/drawingml/2006/picture">
+                <pic:pic>
+                  <pic:nvPicPr>
+                    <pic:cNvPr id="4" name="drum_all_instruments.png"/>
+                    <pic:cNvPicPr/>
+                  </pic:nvPicPr>
+                  <pic:blipFill>
+                    <a:blip r:embed="rId4"/>
+                    <a:stretch>
+                      <a:fillRect/>
+                    </a:stretch>
+                  </pic:blipFill>
+                  <pic:spPr>
+                    <a:xfrm>
+                      <a:off x="0" y="0"/>
+                      <a:ext cx="5669280" cy="3587341"/>
+                    </a:xfrm>
+                    <a:prstGeom prst="rect">
+                      <a:avLst/>
+                    </a:prstGeom>
+                  </pic:spPr>
+                </pic:pic>
+              </a:graphicData>
+            </a:graphic>
+          </wp:inline>
+        </w:drawing>
+      </w:r>
+    </w:p>
+    <w:p>
+      <w:pPr>
+        <w:pStyle w:val="Caption"/>
+      </w:pPr>
+      <w:r>
         <w:t xml:space="preserve">그림 3. tools/gen_instrument_diagrams.py로 생성한 내장 드럼 사운드 키 목록.</w:t>
       </w:r>
     </w:p>
@@ -699,7 +748,7 @@
         <w:drawing>
           <wp:inline distT="0" distB="0" distL="0" distR="0">
             <wp:extent cx="5669280" cy="4089915"/>
-            <wp:docPr id="4" name="piano_default.png"/>
+            <wp:docPr id="5" name="piano_default.png"/>
             <wp:cNvGraphicFramePr>
               <a:graphicFrameLocks noChangeAspect="1"/>
             </wp:cNvGraphicFramePr>
@@ -707,64 +756,7 @@
               <a:graphicData uri="http://schemas.openxmlformats.org/drawingml/2006/picture">
                 <pic:pic>
                   <pic:nvPicPr>
-                    <pic:cNvPr id="4" name="piano_default.png"/>
-                    <pic:cNvPicPr/>
-                  </pic:nvPicPr>
-                  <pic:blipFill>
-                    <a:blip r:embed="rId4"/>
-                    <a:stretch>
-                      <a:fillRect/>
-                    </a:stretch>
-                  </pic:blipFill>
-                  <pic:spPr>
-                    <a:xfrm>
-                      <a:off x="0" y="0"/>
-                      <a:ext cx="5669280" cy="4089915"/>
-                    </a:xfrm>
-                    <a:prstGeom prst="rect">
-                      <a:avLst/>
-                    </a:prstGeom>
-                  </pic:spPr>
-                </pic:pic>
-              </a:graphicData>
-            </a:graphic>
-          </wp:inline>
-        </w:drawing>
-      </w:r>
-    </w:p>
-    <w:p>
-      <w:pPr>
-        <w:pStyle w:val="Caption"/>
-      </w:pPr>
-      <w:r>
-        <w:t xml:space="preserve">그림 4. tools/gen_instrument_diagrams.py로 생성한 기본 피아노 레이아웃.</w:t>
-      </w:r>
-    </w:p>
-    <w:p>
-      <w:pPr>
-        <w:pStyle w:val="Normal"/>
-      </w:pPr>
-      <w:r>
-        <w:t xml:space="preserve">커스텀 피아노 JSON 예시도 동일한 기본 슬롯 순서를 이용해 생성된다.</w:t>
-      </w:r>
-    </w:p>
-    <w:p>
-      <w:pPr>
-        <w:jc w:val="center"/>
-      </w:pPr>
-      <w:r>
-        <w:drawing>
-          <wp:inline distT="0" distB="0" distL="0" distR="0">
-            <wp:extent cx="5669280" cy="4089915"/>
-            <wp:docPr id="5" name="piano_custom.png"/>
-            <wp:cNvGraphicFramePr>
-              <a:graphicFrameLocks noChangeAspect="1"/>
-            </wp:cNvGraphicFramePr>
-            <a:graphic>
-              <a:graphicData uri="http://schemas.openxmlformats.org/drawingml/2006/picture">
-                <pic:pic>
-                  <pic:nvPicPr>
-                    <pic:cNvPr id="5" name="piano_custom.png"/>
+                    <pic:cNvPr id="5" name="piano_default.png"/>
                     <pic:cNvPicPr/>
                   </pic:nvPicPr>
                   <pic:blipFill>
@@ -794,6 +786,63 @@
         <w:pStyle w:val="Caption"/>
       </w:pPr>
       <w:r>
+        <w:t xml:space="preserve">그림 4. tools/gen_instrument_diagrams.py로 생성한 기본 피아노 레이아웃.</w:t>
+      </w:r>
+    </w:p>
+    <w:p>
+      <w:pPr>
+        <w:pStyle w:val="Normal"/>
+      </w:pPr>
+      <w:r>
+        <w:t xml:space="preserve">커스텀 피아노 JSON 예시도 동일한 기본 슬롯 순서를 이용해 생성된다.</w:t>
+      </w:r>
+    </w:p>
+    <w:p>
+      <w:pPr>
+        <w:jc w:val="center"/>
+      </w:pPr>
+      <w:r>
+        <w:drawing>
+          <wp:inline distT="0" distB="0" distL="0" distR="0">
+            <wp:extent cx="5669280" cy="4089915"/>
+            <wp:docPr id="6" name="piano_custom.png"/>
+            <wp:cNvGraphicFramePr>
+              <a:graphicFrameLocks noChangeAspect="1"/>
+            </wp:cNvGraphicFramePr>
+            <a:graphic>
+              <a:graphicData uri="http://schemas.openxmlformats.org/drawingml/2006/picture">
+                <pic:pic>
+                  <pic:nvPicPr>
+                    <pic:cNvPr id="6" name="piano_custom.png"/>
+                    <pic:cNvPicPr/>
+                  </pic:nvPicPr>
+                  <pic:blipFill>
+                    <a:blip r:embed="rId6"/>
+                    <a:stretch>
+                      <a:fillRect/>
+                    </a:stretch>
+                  </pic:blipFill>
+                  <pic:spPr>
+                    <a:xfrm>
+                      <a:off x="0" y="0"/>
+                      <a:ext cx="5669280" cy="4089915"/>
+                    </a:xfrm>
+                    <a:prstGeom prst="rect">
+                      <a:avLst/>
+                    </a:prstGeom>
+                  </pic:spPr>
+                </pic:pic>
+              </a:graphicData>
+            </a:graphic>
+          </wp:inline>
+        </w:drawing>
+      </w:r>
+    </w:p>
+    <w:p>
+      <w:pPr>
+        <w:pStyle w:val="Caption"/>
+      </w:pPr>
+      <w:r>
         <w:t xml:space="preserve">그림 5. tools/gen_instrument_diagrams.py로 생성한 피아노 커스텀 레이아웃 예시.</w:t>
       </w:r>
     </w:p>
@@ -850,7 +899,7 @@
         <w:pStyle w:val="Normal"/>
       </w:pPr>
       <w:r>
-        <w:t xml:space="preserve">AI Air-Drum Pad는 제스처 기반 음악 인터페이스, 실시간 손 추적, 임베디드 엣지 AI가 만나는 지점에 위치한다. 기존의 제스처 악기는 깊이 카메라, 웨어러블 센서, 관성 센서, 또는 영상 기반 포즈 추정을 사용해 왔다. 웨어러블 센서 방식과 비교하면 카메라 기반 시스템은 장착 장비가 필요 없고 접근성이 높다. 그러나 카메라 시스템은 접촉 이벤트가 없기 때문에 시각적 움직임만으로 사용자의 의도를 추정해야 한다.</w:t>
+        <w:t xml:space="preserve">PANDA는 제스처 기반 음악 인터페이스, 실시간 손 추적, 임베디드 엣지 AI가 만나는 지점에 위치한다. 기존의 제스처 악기는 깊이 카메라, 웨어러블 센서, 관성 센서, 또는 영상 기반 포즈 추정을 사용해 왔다. 웨어러블 센서 방식과 비교하면 카메라 기반 시스템은 장착 장비가 필요 없고 접근성이 높다. 그러나 카메라 시스템은 접촉 이벤트가 없기 때문에 시각적 움직임만으로 사용자의 의도를 추정해야 한다.</w:t>
       </w:r>
     </w:p>
     <w:p>
@@ -1087,7 +1136,7 @@
         <w:drawing>
           <wp:inline distT="0" distB="0" distL="0" distR="0">
             <wp:extent cx="5669280" cy="3025644"/>
-            <wp:docPr id="6" name="strike_logic.png"/>
+            <wp:docPr id="7" name="strike_logic.png"/>
             <wp:cNvGraphicFramePr>
               <a:graphicFrameLocks noChangeAspect="1"/>
             </wp:cNvGraphicFramePr>
@@ -1095,11 +1144,11 @@
               <a:graphicData uri="http://schemas.openxmlformats.org/drawingml/2006/picture">
                 <pic:pic>
                   <pic:nvPicPr>
-                    <pic:cNvPr id="6" name="strike_logic.png"/>
+                    <pic:cNvPr id="7" name="strike_logic.png"/>
                     <pic:cNvPicPr/>
                   </pic:nvPicPr>
                   <pic:blipFill>
-                    <a:blip r:embed="rId6"/>
+                    <a:blip r:embed="rId7"/>
                     <a:stretch>
                       <a:fillRect/>
                     </a:stretch>
@@ -2395,7 +2444,7 @@
         <w:drawing>
           <wp:inline distT="0" distB="0" distL="0" distR="0">
             <wp:extent cx="5669280" cy="2508969"/>
-            <wp:docPr id="7" name="backend_latency.png"/>
+            <wp:docPr id="8" name="backend_latency.png"/>
             <wp:cNvGraphicFramePr>
               <a:graphicFrameLocks noChangeAspect="1"/>
             </wp:cNvGraphicFramePr>
@@ -2403,11 +2452,11 @@
               <a:graphicData uri="http://schemas.openxmlformats.org/drawingml/2006/picture">
                 <pic:pic>
                   <pic:nvPicPr>
-                    <pic:cNvPr id="7" name="backend_latency.png"/>
+                    <pic:cNvPr id="8" name="backend_latency.png"/>
                     <pic:cNvPicPr/>
                   </pic:nvPicPr>
                   <pic:blipFill>
-                    <a:blip r:embed="rId7"/>
+                    <a:blip r:embed="rId8"/>
                     <a:stretch>
                       <a:fillRect/>
                     </a:stretch>
@@ -4161,7 +4210,7 @@
         <w:pStyle w:val="Normal"/>
       </w:pPr>
       <w:r>
-        <w:t xml:space="preserve">AI Air-Drum Pad는 카메라 기반 손 추적을 이용해 손 움직임을 드럼 및 피아노 이벤트로 변환하는 비접촉 음악 인터페이스이다. 최종 구현은 패드 기반 드럼 모드, 정정된 피아노 음 매핑, 사전 렌더링 오디오 재생, 자동 생성 문서 그림, 반복 가능한 테스트 스위트를 포함한다. 본 프로젝트는 엣지 AI 손 추적이 표현력 있는 비접촉 음악 상호작용을 지원할 수 있음을 보여준다. 동시에 안정적인 타격 검출, 손 위치 추정, 오디오 지연 측정, NPU 파이프라인 최적화가 실제 악기 수준의 사용성을 위해 중요하다는 점을 확인하였다.</w:t>
+        <w:t xml:space="preserve">PANDA는 카메라 기반 손 추적을 이용해 손 움직임을 드럼 및 피아노 이벤트로 변환하는 비접촉 음악 인터페이스이다. 최종 구현은 패드 기반 드럼 모드, 정정된 피아노 음 매핑, 사전 렌더링 오디오 재생, 자동 생성 문서 그림, 반복 가능한 테스트 스위트를 포함한다. 본 프로젝트는 엣지 AI 손 추적이 표현력 있는 비접촉 음악 상호작용을 지원할 수 있음을 보여준다. 동시에 안정적인 타격 검출, 손 위치 추정, 오디오 지연 측정, NPU 파이프라인 최적화가 실제 악기 수준의 사용성을 위해 중요하다는 점을 확인하였다.</w:t>
       </w:r>
     </w:p>
     <w:p>
@@ -4209,7 +4258,7 @@
         <w:pStyle w:val="Normal"/>
       </w:pPr>
       <w:r>
-        <w:t xml:space="preserve">[1] AI Air-Drum Pad 저장소 산출물, git@github.com:GW-arch/deepx.git의 air_drum_pad/: 본 self-contained 보고서 작성에 사용한 소스 코드, 테스트, 생성 그림, 악기 이미지, 기록된 벤치마크 산출물. [2] MediaPipe Hands 및 hand landmark model family: CPU MediaPipe 및 TFLite 기반 파이프라인에서 사용. [3] OpenCV: 카메라 입력, 화면 표시, drawing에 사용. [4] pygame: 사전 렌더링 PCM sound buffer의 저지연 재생에 사용. [5] DeepX DX-RT / DX-COM toolchain: .dxnn NPU hand landmark inference 실험에 사용.</w:t>
+        <w:t xml:space="preserve">[1] PANDA / AI Air-Drum Pad 저장소 산출물, git@github.com:GW-arch/deepx.git의 air_drum_pad/: 본 self-contained 보고서 작성에 사용한 소스 코드, 테스트, 생성 그림, 악기 이미지, 기록된 벤치마크 산출물. [2] MediaPipe Hands 및 hand landmark model family: CPU MediaPipe 및 TFLite 기반 파이프라인에서 사용. [3] OpenCV: 카메라 입력, 화면 표시, drawing에 사용. [4] pygame: 사전 렌더링 PCM sound buffer의 저지연 재생에 사용. [5] DeepX DX-RT / DX-COM toolchain: .dxnn NPU hand landmark inference 실험에 사용.</w:t>
       </w:r>
     </w:p>
     <w:p>

--- a/air_drum_pad/docs/FINAL_REPORT_AI_AIR_DRUM_PAD_KO.docx
+++ b/air_drum_pad/docs/FINAL_REPORT_AI_AIR_DRUM_PAD_KO.docx
@@ -7,7 +7,62 @@
         <w:pStyle w:val="Heading1"/>
       </w:pPr>
       <w:r>
-        <w:t xml:space="preserve">PANDA: 자세 인식 NPU 기반 디지털 오디오 인터페이스를 이용한 비접촉 음악 연주</w:t>
+        <w:t xml:space="preserve">PANDA: </w:t>
+      </w:r>
+      <w:r>
+        <w:rPr>
+          <w:b/>
+          <w:bCs/>
+          <w:u w:val="single"/>
+        </w:rPr>
+        <w:t xml:space="preserve">P</w:t>
+      </w:r>
+      <w:r>
+        <w:t xml:space="preserve">ose-</w:t>
+      </w:r>
+      <w:r>
+        <w:rPr>
+          <w:b/>
+          <w:bCs/>
+          <w:u w:val="single"/>
+        </w:rPr>
+        <w:t xml:space="preserve">A</w:t>
+      </w:r>
+      <w:r>
+        <w:t xml:space="preserve">ware </w:t>
+      </w:r>
+      <w:r>
+        <w:rPr>
+          <w:b/>
+          <w:bCs/>
+          <w:u w:val="single"/>
+        </w:rPr>
+        <w:t xml:space="preserve">N</w:t>
+      </w:r>
+      <w:r>
+        <w:t xml:space="preserve">PU </w:t>
+      </w:r>
+      <w:r>
+        <w:rPr>
+          <w:b/>
+          <w:bCs/>
+          <w:u w:val="single"/>
+        </w:rPr>
+        <w:t xml:space="preserve">D</w:t>
+      </w:r>
+      <w:r>
+        <w:t xml:space="preserve">igital </w:t>
+      </w:r>
+      <w:r>
+        <w:rPr>
+          <w:b/>
+          <w:bCs/>
+          <w:u w:val="single"/>
+        </w:rPr>
+        <w:t xml:space="preserve">A</w:t>
+      </w:r>
+      <w:r>
+        <w:t xml:space="preserve">udio Interface 기반 비접촉 음악 연주</w:t>
       </w:r>
     </w:p>
     <w:p>
@@ -56,14 +111,97 @@
         <w:pStyle w:val="Caption"/>
       </w:pPr>
       <w:r>
-        <w:t xml:space="preserve">PANDA 프로젝트 아이콘: tools/gen_report_figures.py로 생성.</w:t>
-      </w:r>
-    </w:p>
-    <w:p>
-      <w:pPr>
-        <w:pStyle w:val="Normal"/>
-      </w:pPr>
-      <w:r>
+        <w:t xml:space="preserve">PANDA 프로젝트 아이콘: </w:t>
+      </w:r>
+      <w:r>
+        <w:rPr>
+          <w:rFonts w:ascii="Courier New" w:hAnsi="Courier New"/>
+        </w:rPr>
+        <w:t xml:space="preserve">tools/gen_report_figures.py</w:t>
+      </w:r>
+      <w:r>
+        <w:t xml:space="preserve">로 생성.</w:t>
+      </w:r>
+    </w:p>
+    <w:p>
+      <w:pPr>
+        <w:pStyle w:val="Normal"/>
+      </w:pPr>
+      <w:r>
+        <w:rPr>
+          <w:b/>
+          <w:bCs/>
+        </w:rPr>
+        <w:t xml:space="preserve">약어 풀이:</w:t>
+      </w:r>
+      <w:r>
+        <w:t xml:space="preserve"> </w:t>
+      </w:r>
+      <w:r>
+        <w:rPr>
+          <w:b/>
+          <w:bCs/>
+          <w:u w:val="single"/>
+        </w:rPr>
+        <w:t xml:space="preserve">P</w:t>
+      </w:r>
+      <w:r>
+        <w:t xml:space="preserve">ose-</w:t>
+      </w:r>
+      <w:r>
+        <w:rPr>
+          <w:b/>
+          <w:bCs/>
+          <w:u w:val="single"/>
+        </w:rPr>
+        <w:t xml:space="preserve">A</w:t>
+      </w:r>
+      <w:r>
+        <w:t xml:space="preserve">ware </w:t>
+      </w:r>
+      <w:r>
+        <w:rPr>
+          <w:b/>
+          <w:bCs/>
+          <w:u w:val="single"/>
+        </w:rPr>
+        <w:t xml:space="preserve">N</w:t>
+      </w:r>
+      <w:r>
+        <w:t xml:space="preserve">PU </w:t>
+      </w:r>
+      <w:r>
+        <w:rPr>
+          <w:b/>
+          <w:bCs/>
+          <w:u w:val="single"/>
+        </w:rPr>
+        <w:t xml:space="preserve">D</w:t>
+      </w:r>
+      <w:r>
+        <w:t xml:space="preserve">igital </w:t>
+      </w:r>
+      <w:r>
+        <w:rPr>
+          <w:b/>
+          <w:bCs/>
+          <w:u w:val="single"/>
+        </w:rPr>
+        <w:t xml:space="preserve">A</w:t>
+      </w:r>
+      <w:r>
+        <w:t xml:space="preserve">udio Interface</w:t>
+      </w:r>
+    </w:p>
+    <w:p>
+      <w:pPr>
+        <w:pStyle w:val="Normal"/>
+      </w:pPr>
+      <w:r>
+        <w:rPr>
+          <w:b/>
+          <w:bCs/>
+        </w:rPr>
         <w:t xml:space="preserve">최종 보고서</w:t>
       </w:r>
     </w:p>
@@ -72,40 +210,80 @@
         <w:pStyle w:val="Normal"/>
       </w:pPr>
       <w:r>
-        <w:t xml:space="preserve">저자: FILLME</w:t>
-      </w:r>
-    </w:p>
-    <w:p>
-      <w:pPr>
-        <w:pStyle w:val="Normal"/>
-      </w:pPr>
-      <w:r>
-        <w:t xml:space="preserve">소속: FILLME</w:t>
-      </w:r>
-    </w:p>
-    <w:p>
-      <w:pPr>
-        <w:pStyle w:val="Normal"/>
-      </w:pPr>
-      <w:r>
-        <w:t xml:space="preserve">작성일: 2026-05-27</w:t>
-      </w:r>
-    </w:p>
-    <w:p>
-      <w:pPr>
-        <w:pStyle w:val="Normal"/>
-      </w:pPr>
-      <w:r>
-        <w:t xml:space="preserve">저장소: git@github.com:GW-arch/deepx.git 내 air_drum_pad/</w:t>
-      </w:r>
-    </w:p>
-    <w:p>
-      <w:pPr>
-        <w:pStyle w:val="Normal"/>
-      </w:pPr>
-      <w:r>
-        <w:t xml:space="preserve"/>
-      </w:r>
+        <w:rPr>
+          <w:b/>
+          <w:bCs/>
+        </w:rPr>
+        <w:t xml:space="preserve">저자:</w:t>
+      </w:r>
+      <w:r>
+        <w:t xml:space="preserve"> FILLME</w:t>
+      </w:r>
+    </w:p>
+    <w:p>
+      <w:pPr>
+        <w:pStyle w:val="Normal"/>
+      </w:pPr>
+      <w:r>
+        <w:rPr>
+          <w:b/>
+          <w:bCs/>
+        </w:rPr>
+        <w:t xml:space="preserve">소속:</w:t>
+      </w:r>
+      <w:r>
+        <w:t xml:space="preserve"> FILLME</w:t>
+      </w:r>
+    </w:p>
+    <w:p>
+      <w:pPr>
+        <w:pStyle w:val="Normal"/>
+      </w:pPr>
+      <w:r>
+        <w:rPr>
+          <w:b/>
+          <w:bCs/>
+        </w:rPr>
+        <w:t xml:space="preserve">작성일:</w:t>
+      </w:r>
+      <w:r>
+        <w:t xml:space="preserve"> 2026-05-27</w:t>
+      </w:r>
+    </w:p>
+    <w:p>
+      <w:pPr>
+        <w:pStyle w:val="Normal"/>
+      </w:pPr>
+      <w:r>
+        <w:rPr>
+          <w:b/>
+          <w:bCs/>
+        </w:rPr>
+        <w:t xml:space="preserve">저장소:</w:t>
+      </w:r>
+      <w:r>
+        <w:t xml:space="preserve"> </w:t>
+      </w:r>
+      <w:r>
+        <w:rPr>
+          <w:rFonts w:ascii="Courier New" w:hAnsi="Courier New"/>
+        </w:rPr>
+        <w:t xml:space="preserve">git@github.com:GW-arch/deepx.git</w:t>
+      </w:r>
+      <w:r>
+        <w:t xml:space="preserve"> 내 </w:t>
+      </w:r>
+      <w:r>
+        <w:rPr>
+          <w:rFonts w:ascii="Courier New" w:hAnsi="Courier New"/>
+        </w:rPr>
+        <w:t xml:space="preserve">air_drum_pad/</w:t>
+      </w:r>
+    </w:p>
+    <w:p>
+      <w:pPr>
+        <w:pStyle w:val="Normal"/>
+      </w:pPr>
     </w:p>
     <w:p>
       <w:pPr>
@@ -120,24 +298,141 @@
         <w:pStyle w:val="Normal"/>
       </w:pPr>
       <w:r>
-        <w:t xml:space="preserve">본 보고서는 PANDA (Pose-Aware NPU-Driven Digital Audio Interface; 자세 인식 NPU 기반 디지털 오디오 인터페이스)라는 최종 제목의 AI Air-Drum Pad 시스템을 설명한다. 이 시스템은 USB 카메라와 손 랜드마크 추적을 이용해 사용자의 손가락 움직임을 드럼 및 피아노 연주 이벤트로 변환한다. 시스템은 각 손가락의 손끝 하강 속도와 관절 각속도를 동시에 계산하여 두 조건이 모두 만족될 때만 타격으로 판단한다. 이를 통해 단순한 손 이동이나 팔 흔들림으로 인한 오탐을 줄이고, 실제 악기를 치는 동작에 가까운 입력을 인식한다. 구현된 시스템은 동일한 인식 및 타격 검출 코어 위에서 두 가지 음악 인터페이스를 제공한다. 첫째, 드럼 패드 모드는 화면에 표시된 직사각형 패드 안에서 어떤 손가락이든 내리치면 해당 드럼 소리를 재생한다. 둘째, 피아노 모드는 손과 손가락 ID를 음에 매핑한다. 최종 기본 피아노 배치는 왼손 엄지부터 소지까지 G4, F4, E4, D4, C4, 오른손 엄지부터 소지까지 C5, D5, E5, F5, G5이다. 구현은 CPU MediaPipe, CPU TFLite baseline, CPU+NPU 하이브리드, NPU dual-halves 백엔드를 지원한다. 단위 테스트와 품질 검사 스크립트는 타격 검출, 패드 영역 파싱, 피아노 매핑, ROI 변환, 벤치마크 헬퍼를 검증한다. 프로토타입 측정 결과, NPU dual-halves 모드는 60 FPS 프레임 예산에 근접할 수 있으나, 정확한 palm detection 기반 파이프라인은 CPU palm detection 지연의 영향을 크게 받는다. 본 프로젝트는 엣지 AI 하드웨어에서 동작하는 저비용 비접촉 음악 인터페이스의 가능성을 보이며, 향후 E2E 오디오 지연 측정, 타격 정확도 실험, 사용자 평가가 필요하다.</w:t>
-      </w:r>
-    </w:p>
-    <w:p>
-      <w:pPr>
-        <w:pStyle w:val="Normal"/>
-      </w:pPr>
-      <w:r>
-        <w:t xml:space="preserve">키워드: PANDA, 비접촉 음악 인터페이스, 손 추적, 제스처 인식, 에어 드럼, 가상 피아노, 엣지 AI, NPU, 실시간 상호작용</w:t>
-      </w:r>
-    </w:p>
-    <w:p>
-      <w:pPr>
-        <w:pStyle w:val="Normal"/>
-      </w:pPr>
-      <w:r>
-        <w:t xml:space="preserve"/>
-      </w:r>
+        <w:t xml:space="preserve">본 보고서는 </w:t>
+      </w:r>
+      <w:r>
+        <w:rPr>
+          <w:b/>
+          <w:bCs/>
+          <w:u w:val="single"/>
+        </w:rPr>
+        <w:t xml:space="preserve">P</w:t>
+      </w:r>
+      <w:r>
+        <w:t xml:space="preserve">ose-</w:t>
+      </w:r>
+      <w:r>
+        <w:rPr>
+          <w:b/>
+          <w:bCs/>
+          <w:u w:val="single"/>
+        </w:rPr>
+        <w:t xml:space="preserve">A</w:t>
+      </w:r>
+      <w:r>
+        <w:t xml:space="preserve">ware </w:t>
+      </w:r>
+      <w:r>
+        <w:rPr>
+          <w:b/>
+          <w:bCs/>
+          <w:u w:val="single"/>
+        </w:rPr>
+        <w:t xml:space="preserve">N</w:t>
+      </w:r>
+      <w:r>
+        <w:t xml:space="preserve">PU </w:t>
+      </w:r>
+      <w:r>
+        <w:rPr>
+          <w:b/>
+          <w:bCs/>
+          <w:u w:val="single"/>
+        </w:rPr>
+        <w:t xml:space="preserve">D</w:t>
+      </w:r>
+      <w:r>
+        <w:t xml:space="preserve">igital </w:t>
+      </w:r>
+      <w:r>
+        <w:rPr>
+          <w:b/>
+          <w:bCs/>
+          <w:u w:val="single"/>
+        </w:rPr>
+        <w:t xml:space="preserve">A</w:t>
+      </w:r>
+      <w:r>
+        <w:t xml:space="preserve">udio Interface의 약자인 </w:t>
+      </w:r>
+      <w:r>
+        <w:rPr>
+          <w:b/>
+          <w:bCs/>
+        </w:rPr>
+        <w:t xml:space="preserve">PANDA</w:t>
+      </w:r>
+      <w:r>
+        <w:t xml:space="preserve">라는 최종 제목의 </w:t>
+      </w:r>
+      <w:r>
+        <w:rPr>
+          <w:b/>
+          <w:bCs/>
+        </w:rPr>
+        <w:t xml:space="preserve">AI Air-Drum Pad</w:t>
+      </w:r>
+      <w:r>
+        <w:t xml:space="preserve"> 시스템을 설명한다. 이 시스템은 USB 카메라와 손 랜드마크 추적을 이용해 사용자의 손가락 움직임을 드럼 및 피아노 연주 이벤트로 변환한다. 시스템은 각 손가락의 손끝 하강 속도와 관절 각속도를 동시에 계산하여 두 조건이 모두 만족될 때만 타격으로 판단한다. 이를 통해 단순한 손 이동이나 팔 흔들림으로 인한 오탐을 줄이고, 실제 악기를 치는 동작에 가까운 입력을 인식한다. 구현된 시스템은 동일한 인식 및 타격 검출 코어 위에서 두 가지 음악 인터페이스를 제공한다. 첫째, </w:t>
+      </w:r>
+      <w:r>
+        <w:rPr>
+          <w:b/>
+          <w:bCs/>
+        </w:rPr>
+        <w:t xml:space="preserve">드럼 패드 모드</w:t>
+      </w:r>
+      <w:r>
+        <w:t xml:space="preserve">는 화면에 표시된 직사각형 패드 안에서 어떤 손가락이든 내리치면 해당 드럼 소리를 재생한다. 둘째, </w:t>
+      </w:r>
+      <w:r>
+        <w:rPr>
+          <w:b/>
+          <w:bCs/>
+        </w:rPr>
+        <w:t xml:space="preserve">피아노 모드</w:t>
+      </w:r>
+      <w:r>
+        <w:t xml:space="preserve">는 손과 손가락 ID를 음에 매핑한다. 최종 기본 피아노 배치는 왼손 엄지부터 소지까지 </w:t>
+      </w:r>
+      <w:r>
+        <w:rPr>
+          <w:rFonts w:ascii="Courier New" w:hAnsi="Courier New"/>
+        </w:rPr>
+        <w:t xml:space="preserve">G4, F4, E4, D4, C4</w:t>
+      </w:r>
+      <w:r>
+        <w:t xml:space="preserve">, 오른손 엄지부터 소지까지 </w:t>
+      </w:r>
+      <w:r>
+        <w:rPr>
+          <w:rFonts w:ascii="Courier New" w:hAnsi="Courier New"/>
+        </w:rPr>
+        <w:t xml:space="preserve">C5, D5, E5, F5, G5</w:t>
+      </w:r>
+      <w:r>
+        <w:t xml:space="preserve">이다. 구현은 CPU MediaPipe, CPU TFLite baseline, CPU+NPU 하이브리드, NPU dual-halves 백엔드를 지원한다. 단위 테스트와 품질 검사 스크립트는 타격 검출, 패드 영역 파싱, 피아노 매핑, ROI 변환, 벤치마크 헬퍼를 검증한다. 프로토타입 측정 결과, NPU dual-halves 모드는 60 FPS 프레임 예산에 근접할 수 있으나, 정확한 palm detection 기반 파이프라인은 CPU palm detection 지연의 영향을 크게 받는다. 본 프로젝트는 엣지 AI 하드웨어에서 동작하는 저비용 비접촉 음악 인터페이스의 가능성을 보이며, 향후 E2E 오디오 지연 측정, 타격 정확도 실험, 사용자 평가가 필요하다.</w:t>
+      </w:r>
+    </w:p>
+    <w:p>
+      <w:pPr>
+        <w:pStyle w:val="Normal"/>
+      </w:pPr>
+      <w:r>
+        <w:rPr>
+          <w:b/>
+          <w:bCs/>
+        </w:rPr>
+        <w:t xml:space="preserve">키워드:</w:t>
+      </w:r>
+      <w:r>
+        <w:t xml:space="preserve"> PANDA, 비접촉 음악 인터페이스, 손 추적, 제스처 인식, 에어 드럼, 가상 피아노, 엣지 AI, NPU, 실시간 상호작용</w:t>
+      </w:r>
+    </w:p>
+    <w:p>
+      <w:pPr>
+        <w:pStyle w:val="Normal"/>
+      </w:pPr>
     </w:p>
     <w:p>
       <w:pPr>
@@ -152,7 +447,17 @@
         <w:pStyle w:val="Normal"/>
       </w:pPr>
       <w:r>
-        <w:t xml:space="preserve">전통적인 악기 연주는 물리적 접촉에 기반한다. 드럼 스틱은 드럼 헤드를 치고, 피아노 연주자는 건반을 누른다. 물리적 접촉은 촉각 피드백과 명확한 입력 이벤트를 제공하지만, 별도의 악기 또는 컨트롤러를 요구한다. 반면 카메라 기반 손 추적 기술은 별도 컨트롤러 없이 손 움직임만으로 음악을 연주하는 비접촉 악기 인터페이스를 가능하게 한다. 이러한 시스템은 교육, 접근성, 전시, 임베디드 AI 데모, 저비용 프로토타이핑에 유용하다.</w:t>
+        <w:t xml:space="preserve">전통적인 악기 연주는 물리적 접촉에 기반한다. 드럼 스틱은 드럼 헤드를 치고, 피아노 연주자는 건반을 누른다. 물리적 접촉은 촉각 피드백과 명확한 입력 이벤트를 제공하지만, 별도의 악기 또는 컨트롤러를 요구한다. 반면 카메라 기반 손 추적 기술은 별도 컨트롤러 없이 손 움직임만으로 음악을 연주하는 </w:t>
+      </w:r>
+      <w:r>
+        <w:rPr>
+          <w:b/>
+          <w:bCs/>
+        </w:rPr>
+        <w:t xml:space="preserve">비접촉 악기 인터페이스</w:t>
+      </w:r>
+      <w:r>
+        <w:t xml:space="preserve">를 가능하게 한다. 이러한 시스템은 교육, 접근성, 전시, 임베디드 AI 데모, 저비용 프로토타이핑에 유용하다.</w:t>
       </w:r>
     </w:p>
     <w:p>
@@ -168,7 +473,17 @@
         <w:pStyle w:val="ListParagraph"/>
       </w:pPr>
       <w:r>
-        <w:t xml:space="preserve">1. 손끝 하강 속도: 손끝이 이미지상 아래 방향으로 빠르게 움직이는지 확인한다.</w:t>
+        <w:t xml:space="preserve">1. </w:t>
+      </w:r>
+      <w:r>
+        <w:rPr>
+          <w:b/>
+          <w:bCs/>
+        </w:rPr>
+        <w:t xml:space="preserve">손끝 하강 속도:</w:t>
+      </w:r>
+      <w:r>
+        <w:t xml:space="preserve"> 손끝이 이미지상 아래 방향으로 빠르게 움직이는지 확인한다.</w:t>
       </w:r>
     </w:p>
     <w:p>
@@ -176,7 +491,17 @@
         <w:pStyle w:val="ListParagraph"/>
       </w:pPr>
       <w:r>
-        <w:t xml:space="preserve">2. 손가락 관절 각속도: 손가락 자체가 실제로 굽혀지거나 펴지는지 확인한다.</w:t>
+        <w:t xml:space="preserve">2. </w:t>
+      </w:r>
+      <w:r>
+        <w:rPr>
+          <w:b/>
+          <w:bCs/>
+        </w:rPr>
+        <w:t xml:space="preserve">손가락 관절 각속도:</w:t>
+      </w:r>
+      <w:r>
+        <w:t xml:space="preserve"> 손가락 자체가 실제로 굽혀지거나 펴지는지 확인한다.</w:t>
       </w:r>
     </w:p>
     <w:p>
@@ -232,7 +557,34 @@
         <w:pStyle w:val="ListParagraph"/>
       </w:pPr>
       <w:r>
-        <w:t xml:space="preserve">• 왼손 엄지 G4, 왼손 소지 C4, 오른손 C5–G5를 반영한 피아노 기본 매핑 정정</w:t>
+        <w:t xml:space="preserve">• 왼손 엄지 </w:t>
+      </w:r>
+      <w:r>
+        <w:rPr>
+          <w:rFonts w:ascii="Courier New" w:hAnsi="Courier New"/>
+        </w:rPr>
+        <w:t xml:space="preserve">G4</w:t>
+      </w:r>
+      <w:r>
+        <w:t xml:space="preserve">, 왼손 소지 </w:t>
+      </w:r>
+      <w:r>
+        <w:rPr>
+          <w:rFonts w:ascii="Courier New" w:hAnsi="Courier New"/>
+        </w:rPr>
+        <w:t xml:space="preserve">C4</w:t>
+      </w:r>
+      <w:r>
+        <w:t xml:space="preserve">, 오른손 </w:t>
+      </w:r>
+      <w:r>
+        <w:rPr>
+          <w:rFonts w:ascii="Courier New" w:hAnsi="Courier New"/>
+        </w:rPr>
+        <w:t xml:space="preserve">C5–G5</w:t>
+      </w:r>
+      <w:r>
+        <w:t xml:space="preserve">를 반영한 피아노 기본 매핑 정정</w:t>
       </w:r>
     </w:p>
     <w:p>
@@ -263,9 +615,6 @@
       <w:pPr>
         <w:pStyle w:val="Normal"/>
       </w:pPr>
-      <w:r>
-        <w:t xml:space="preserve"/>
-      </w:r>
     </w:p>
     <w:p>
       <w:pPr>
@@ -329,7 +678,16 @@
         <w:pStyle w:val="Caption"/>
       </w:pPr>
       <w:r>
-        <w:t xml:space="preserve">그림 1. tools/gen_report_figures.py로 생성한 런타임 파이프라인.</w:t>
+        <w:t xml:space="preserve">그림 1. </w:t>
+      </w:r>
+      <w:r>
+        <w:rPr>
+          <w:rFonts w:ascii="Courier New" w:hAnsi="Courier New"/>
+        </w:rPr>
+        <w:t xml:space="preserve">tools/gen_report_figures.py</w:t>
+      </w:r>
+      <w:r>
+        <w:t xml:space="preserve">로 생성한 런타임 파이프라인.</w:t>
       </w:r>
     </w:p>
     <w:p>
@@ -345,7 +703,23 @@
         <w:pStyle w:val="ListParagraph"/>
       </w:pPr>
       <w:r>
-        <w:t xml:space="preserve">• 피아노 모드: 손 ID × 손가락 ID → 음 이름</w:t>
+        <w:t xml:space="preserve">• </w:t>
+      </w:r>
+      <w:r>
+        <w:rPr>
+          <w:b/>
+          <w:bCs/>
+        </w:rPr>
+        <w:t xml:space="preserve">피아노 모드:</w:t>
+      </w:r>
+      <w:r>
+        <w:t xml:space="preserve"> </w:t>
+      </w:r>
+      <w:r>
+        <w:rPr>
+          <w:rFonts w:ascii="Courier New" w:hAnsi="Courier New"/>
+        </w:rPr>
+        <w:t xml:space="preserve">손 ID × 손가락 ID → 음 이름</w:t>
       </w:r>
     </w:p>
     <w:p>
@@ -353,7 +727,23 @@
         <w:pStyle w:val="ListParagraph"/>
       </w:pPr>
       <w:r>
-        <w:t xml:space="preserve">• 드럼 모드: 손끝 좌표가 포함된 직사각형 패드 → 드럼 소리</w:t>
+        <w:t xml:space="preserve">• </w:t>
+      </w:r>
+      <w:r>
+        <w:rPr>
+          <w:b/>
+          <w:bCs/>
+        </w:rPr>
+        <w:t xml:space="preserve">드럼 모드:</w:t>
+      </w:r>
+      <w:r>
+        <w:t xml:space="preserve"> </w:t>
+      </w:r>
+      <w:r>
+        <w:rPr>
+          <w:rFonts w:ascii="Courier New" w:hAnsi="Courier New"/>
+        </w:rPr>
+        <w:t xml:space="preserve">손끝 좌표가 포함된 직사각형 패드 → 드럼 소리</w:t>
       </w:r>
     </w:p>
     <w:p>
@@ -426,7 +816,16 @@
         <w:pStyle w:val="Caption"/>
       </w:pPr>
       <w:r>
-        <w:t xml:space="preserve">그림 2. tools/gen_instrument_diagrams.py로 생성한 기본 드럼 패드 레이아웃.</w:t>
+        <w:t xml:space="preserve">그림 2. </w:t>
+      </w:r>
+      <w:r>
+        <w:rPr>
+          <w:rFonts w:ascii="Courier New" w:hAnsi="Courier New"/>
+        </w:rPr>
+        <w:t xml:space="preserve">tools/gen_instrument_diagrams.py</w:t>
+      </w:r>
+      <w:r>
+        <w:t xml:space="preserve">로 생성한 기본 드럼 패드 레이아웃.</w:t>
       </w:r>
     </w:p>
     <w:p>
@@ -483,7 +882,16 @@
         <w:pStyle w:val="Caption"/>
       </w:pPr>
       <w:r>
-        <w:t xml:space="preserve">그림 3. tools/gen_instrument_diagrams.py로 생성한 내장 드럼 사운드 키 목록.</w:t>
+        <w:t xml:space="preserve">그림 3. </w:t>
+      </w:r>
+      <w:r>
+        <w:rPr>
+          <w:rFonts w:ascii="Courier New" w:hAnsi="Courier New"/>
+        </w:rPr>
+        <w:t xml:space="preserve">tools/gen_instrument_diagrams.py</w:t>
+      </w:r>
+      <w:r>
+        <w:t xml:space="preserve">로 생성한 내장 드럼 사운드 키 목록.</w:t>
       </w:r>
     </w:p>
     <w:p>
@@ -737,7 +1145,43 @@
         <w:pStyle w:val="Normal"/>
       </w:pPr>
       <w:r>
-        <w:t xml:space="preserve">이 배치는 사용자가 요구한 왼손 방향을 반영한다. 왼손 엄지는 왼손에서 가장 높은 음인 G4이고, 왼손 소지는 가장 낮은 음인 C4이다. 오른손은 C5에서 G5까지 상승한다.</w:t>
+        <w:t xml:space="preserve">이 배치는 사용자가 요구한 왼손 방향을 반영한다. 왼손 엄지는 왼손에서 가장 높은 음인 </w:t>
+      </w:r>
+      <w:r>
+        <w:rPr>
+          <w:rFonts w:ascii="Courier New" w:hAnsi="Courier New"/>
+        </w:rPr>
+        <w:t xml:space="preserve">G4</w:t>
+      </w:r>
+      <w:r>
+        <w:t xml:space="preserve">이고, 왼손 소지는 가장 낮은 음인 </w:t>
+      </w:r>
+      <w:r>
+        <w:rPr>
+          <w:rFonts w:ascii="Courier New" w:hAnsi="Courier New"/>
+        </w:rPr>
+        <w:t xml:space="preserve">C4</w:t>
+      </w:r>
+      <w:r>
+        <w:t xml:space="preserve">이다. 오른손은 </w:t>
+      </w:r>
+      <w:r>
+        <w:rPr>
+          <w:rFonts w:ascii="Courier New" w:hAnsi="Courier New"/>
+        </w:rPr>
+        <w:t xml:space="preserve">C5</w:t>
+      </w:r>
+      <w:r>
+        <w:t xml:space="preserve">에서 </w:t>
+      </w:r>
+      <w:r>
+        <w:rPr>
+          <w:rFonts w:ascii="Courier New" w:hAnsi="Courier New"/>
+        </w:rPr>
+        <w:t xml:space="preserve">G5</w:t>
+      </w:r>
+      <w:r>
+        <w:t xml:space="preserve">까지 상승한다.</w:t>
       </w:r>
     </w:p>
     <w:p>
@@ -786,7 +1230,16 @@
         <w:pStyle w:val="Caption"/>
       </w:pPr>
       <w:r>
-        <w:t xml:space="preserve">그림 4. tools/gen_instrument_diagrams.py로 생성한 기본 피아노 레이아웃.</w:t>
+        <w:t xml:space="preserve">그림 4. </w:t>
+      </w:r>
+      <w:r>
+        <w:rPr>
+          <w:rFonts w:ascii="Courier New" w:hAnsi="Courier New"/>
+        </w:rPr>
+        <w:t xml:space="preserve">tools/gen_instrument_diagrams.py</w:t>
+      </w:r>
+      <w:r>
+        <w:t xml:space="preserve">로 생성한 기본 피아노 레이아웃.</w:t>
       </w:r>
     </w:p>
     <w:p>
@@ -843,7 +1296,16 @@
         <w:pStyle w:val="Caption"/>
       </w:pPr>
       <w:r>
-        <w:t xml:space="preserve">그림 5. tools/gen_instrument_diagrams.py로 생성한 피아노 커스텀 레이아웃 예시.</w:t>
+        <w:t xml:space="preserve">그림 5. </w:t>
+      </w:r>
+      <w:r>
+        <w:rPr>
+          <w:rFonts w:ascii="Courier New" w:hAnsi="Courier New"/>
+        </w:rPr>
+        <w:t xml:space="preserve">tools/gen_instrument_diagrams.py</w:t>
+      </w:r>
+      <w:r>
+        <w:t xml:space="preserve">로 생성한 피아노 커스텀 레이아웃 예시.</w:t>
       </w:r>
     </w:p>
     <w:p>
@@ -882,9 +1344,6 @@
       <w:pPr>
         <w:pStyle w:val="Normal"/>
       </w:pPr>
-      <w:r>
-        <w:t xml:space="preserve"/>
-      </w:r>
     </w:p>
     <w:p>
       <w:pPr>
@@ -914,9 +1373,6 @@
       <w:pPr>
         <w:pStyle w:val="Normal"/>
       </w:pPr>
-      <w:r>
-        <w:t xml:space="preserve"/>
-      </w:r>
     </w:p>
     <w:p>
       <w:pPr>
@@ -1174,7 +1630,16 @@
         <w:pStyle w:val="Caption"/>
       </w:pPr>
       <w:r>
-        <w:t xml:space="preserve">그림 6. tools/gen_report_figures.py로 생성한 타격 판단 로직.</w:t>
+        <w:t xml:space="preserve">그림 6. </w:t>
+      </w:r>
+      <w:r>
+        <w:rPr>
+          <w:rFonts w:ascii="Courier New" w:hAnsi="Courier New"/>
+        </w:rPr>
+        <w:t xml:space="preserve">tools/gen_report_figures.py</w:t>
+      </w:r>
+      <w:r>
+        <w:t xml:space="preserve">로 생성한 타격 판단 로직.</w:t>
       </w:r>
     </w:p>
     <w:p>
@@ -1366,7 +1831,34 @@
         <w:pStyle w:val="Normal"/>
       </w:pPr>
       <w:r>
-        <w:t xml:space="preserve">이 매핑은 drumkit_audio.py와 main.py가 기본으로 읽는 instruments.piano.example.json에 반영되어 있다.</w:t>
+        <w:t xml:space="preserve">이 매핑은 </w:t>
+      </w:r>
+      <w:r>
+        <w:rPr>
+          <w:rFonts w:ascii="Courier New" w:hAnsi="Courier New"/>
+        </w:rPr>
+        <w:t xml:space="preserve">drumkit_audio.py</w:t>
+      </w:r>
+      <w:r>
+        <w:t xml:space="preserve">와 </w:t>
+      </w:r>
+      <w:r>
+        <w:rPr>
+          <w:rFonts w:ascii="Courier New" w:hAnsi="Courier New"/>
+        </w:rPr>
+        <w:t xml:space="preserve">main.py</w:t>
+      </w:r>
+      <w:r>
+        <w:t xml:space="preserve">가 기본으로 읽는 </w:t>
+      </w:r>
+      <w:r>
+        <w:rPr>
+          <w:rFonts w:ascii="Courier New" w:hAnsi="Courier New"/>
+        </w:rPr>
+        <w:t xml:space="preserve">instruments.piano.example.json</w:t>
+      </w:r>
+      <w:r>
+        <w:t xml:space="preserve">에 반영되어 있다.</w:t>
       </w:r>
     </w:p>
     <w:p>
@@ -1382,16 +1874,22 @@
         <w:pStyle w:val="Normal"/>
       </w:pPr>
       <w:r>
-        <w:t xml:space="preserve">시스템은 타격 시점에 오디오를 즉석 합성하지 않고, 미리 생성한 pygame.mixer.Sound 객체를 재생한다. 피아노 음은 약 0.5초 길이의 합성음으로 생성된다. 짧은 드럼 샘플도 사용자가 타격을 인지하기 쉽도록 길이를 늘렸다.</w:t>
-      </w:r>
-    </w:p>
-    <w:p>
-      <w:pPr>
-        <w:pStyle w:val="Normal"/>
-      </w:pPr>
-      <w:r>
-        <w:t xml:space="preserve"/>
-      </w:r>
+        <w:t xml:space="preserve">시스템은 타격 시점에 오디오를 즉석 합성하지 않고, 미리 생성한 </w:t>
+      </w:r>
+      <w:r>
+        <w:rPr>
+          <w:rFonts w:ascii="Courier New" w:hAnsi="Courier New"/>
+        </w:rPr>
+        <w:t xml:space="preserve">pygame.mixer.Sound</w:t>
+      </w:r>
+      <w:r>
+        <w:t xml:space="preserve"> 객체를 재생한다. 피아노 음은 약 0.5초 길이의 합성음으로 생성된다. 짧은 드럼 샘플도 사용자가 타격을 인지하기 쉽도록 길이를 늘렸다.</w:t>
+      </w:r>
+    </w:p>
+    <w:p>
+      <w:pPr>
+        <w:pStyle w:val="Normal"/>
+      </w:pPr>
     </w:p>
     <w:p>
       <w:pPr>
@@ -1458,6 +1956,9 @@
               <w:pStyle w:val="Normal"/>
             </w:pPr>
             <w:r>
+              <w:rPr>
+                <w:rFonts w:ascii="Courier New" w:hAnsi="Courier New"/>
+              </w:rPr>
               <w:t xml:space="preserve">main.py</w:t>
             </w:r>
           </w:p>
@@ -1482,6 +1983,9 @@
               <w:pStyle w:val="Normal"/>
             </w:pPr>
             <w:r>
+              <w:rPr>
+                <w:rFonts w:ascii="Courier New" w:hAnsi="Courier New"/>
+              </w:rPr>
               <w:t xml:space="preserve">hand_tracker.py</w:t>
             </w:r>
           </w:p>
@@ -1506,6 +2010,9 @@
               <w:pStyle w:val="Normal"/>
             </w:pPr>
             <w:r>
+              <w:rPr>
+                <w:rFonts w:ascii="Courier New" w:hAnsi="Courier New"/>
+              </w:rPr>
               <w:t xml:space="preserve">strike_detector.py</w:t>
             </w:r>
           </w:p>
@@ -1530,6 +2037,9 @@
               <w:pStyle w:val="Normal"/>
             </w:pPr>
             <w:r>
+              <w:rPr>
+                <w:rFonts w:ascii="Courier New" w:hAnsi="Courier New"/>
+              </w:rPr>
               <w:t xml:space="preserve">drumkit_audio.py</w:t>
             </w:r>
           </w:p>
@@ -1554,6 +2064,9 @@
               <w:pStyle w:val="Normal"/>
             </w:pPr>
             <w:r>
+              <w:rPr>
+                <w:rFonts w:ascii="Courier New" w:hAnsi="Courier New"/>
+              </w:rPr>
               <w:t xml:space="preserve">tools/gen_instrument_diagrams.py</w:t>
             </w:r>
           </w:p>
@@ -1578,6 +2091,9 @@
               <w:pStyle w:val="Normal"/>
             </w:pPr>
             <w:r>
+              <w:rPr>
+                <w:rFonts w:ascii="Courier New" w:hAnsi="Courier New"/>
+              </w:rPr>
               <w:t xml:space="preserve">tools/gen_report_figures.py</w:t>
             </w:r>
           </w:p>
@@ -1602,6 +2118,9 @@
               <w:pStyle w:val="Normal"/>
             </w:pPr>
             <w:r>
+              <w:rPr>
+                <w:rFonts w:ascii="Courier New" w:hAnsi="Courier New"/>
+              </w:rPr>
               <w:t xml:space="preserve">tools/export_report_documents.py</w:t>
             </w:r>
           </w:p>
@@ -1626,6 +2145,9 @@
               <w:pStyle w:val="Normal"/>
             </w:pPr>
             <w:r>
+              <w:rPr>
+                <w:rFonts w:ascii="Courier New" w:hAnsi="Courier New"/>
+              </w:rPr>
               <w:t xml:space="preserve">tests/</w:t>
             </w:r>
           </w:p>
@@ -1734,6 +2256,9 @@
               <w:pStyle w:val="Normal"/>
             </w:pPr>
             <w:r>
+              <w:rPr>
+                <w:rFonts w:ascii="Courier New" w:hAnsi="Courier New"/>
+              </w:rPr>
               <w:t xml:space="preserve">cpu</w:t>
             </w:r>
           </w:p>
@@ -1780,6 +2305,9 @@
               <w:pStyle w:val="Normal"/>
             </w:pPr>
             <w:r>
+              <w:rPr>
+                <w:rFonts w:ascii="Courier New" w:hAnsi="Courier New"/>
+              </w:rPr>
               <w:t xml:space="preserve">cpu-baseline</w:t>
             </w:r>
           </w:p>
@@ -1826,6 +2354,9 @@
               <w:pStyle w:val="Normal"/>
             </w:pPr>
             <w:r>
+              <w:rPr>
+                <w:rFonts w:ascii="Courier New" w:hAnsi="Courier New"/>
+              </w:rPr>
               <w:t xml:space="preserve">npu-full</w:t>
             </w:r>
           </w:p>
@@ -1848,7 +2379,13 @@
               <w:pStyle w:val="Normal"/>
             </w:pPr>
             <w:r>
-              <w:t xml:space="preserve">NPU .dxnn</w:t>
+              <w:t xml:space="preserve">NPU </w:t>
+            </w:r>
+            <w:r>
+              <w:rPr>
+                <w:rFonts w:ascii="Courier New" w:hAnsi="Courier New"/>
+              </w:rPr>
+              <w:t xml:space="preserve">.dxnn</w:t>
             </w:r>
           </w:p>
         </w:tc>
@@ -1872,6 +2409,9 @@
               <w:pStyle w:val="Normal"/>
             </w:pPr>
             <w:r>
+              <w:rPr>
+                <w:rFonts w:ascii="Courier New" w:hAnsi="Courier New"/>
+              </w:rPr>
               <w:t xml:space="preserve">npu</w:t>
             </w:r>
           </w:p>
@@ -1894,7 +2434,13 @@
               <w:pStyle w:val="Normal"/>
             </w:pPr>
             <w:r>
-              <w:t xml:space="preserve">NPU .dxnn</w:t>
+              <w:t xml:space="preserve">NPU </w:t>
+            </w:r>
+            <w:r>
+              <w:rPr>
+                <w:rFonts w:ascii="Courier New" w:hAnsi="Courier New"/>
+              </w:rPr>
+              <w:t xml:space="preserve">.dxnn</w:t>
             </w:r>
           </w:p>
         </w:tc>
@@ -1916,7 +2462,25 @@
         <w:pStyle w:val="Normal"/>
       </w:pPr>
       <w:r>
-        <w:t xml:space="preserve">정확도를 위해서는 palm detection이 포함된 npu-full이 바람직하지만, 현재 CPU palm detection이 전체 지연의 대부분을 차지한다. 반면 npu dual-halves 모드는 palm detector를 제거해 빠르지만, 카메라 구도에 의존하는 근사 방식이므로 실제 설치 환경에서 검증해야 한다.</w:t>
+        <w:t xml:space="preserve">정확도를 위해서는 palm detection이 포함된 </w:t>
+      </w:r>
+      <w:r>
+        <w:rPr>
+          <w:rFonts w:ascii="Courier New" w:hAnsi="Courier New"/>
+        </w:rPr>
+        <w:t xml:space="preserve">npu-full</w:t>
+      </w:r>
+      <w:r>
+        <w:t xml:space="preserve">이 바람직하지만, 현재 CPU palm detection이 전체 지연의 대부분을 차지한다. 반면 </w:t>
+      </w:r>
+      <w:r>
+        <w:rPr>
+          <w:rFonts w:ascii="Courier New" w:hAnsi="Courier New"/>
+        </w:rPr>
+        <w:t xml:space="preserve">npu</w:t>
+      </w:r>
+      <w:r>
+        <w:t xml:space="preserve"> dual-halves 모드는 palm detector를 제거해 빠르지만, 카메라 구도에 의존하는 근사 방식이므로 실제 설치 환경에서 검증해야 한다.</w:t>
       </w:r>
     </w:p>
     <w:p>
@@ -1939,9 +2503,6 @@
       <w:pPr>
         <w:pStyle w:val="Normal"/>
       </w:pPr>
-      <w:r>
-        <w:t xml:space="preserve"/>
-      </w:r>
     </w:p>
     <w:p>
       <w:pPr>
@@ -2093,7 +2654,13 @@
               <w:pStyle w:val="Normal"/>
             </w:pPr>
             <w:r>
-              <w:t xml:space="preserve">cpu / MediaPipe</w:t>
+              <w:rPr>
+                <w:rFonts w:ascii="Courier New" w:hAnsi="Courier New"/>
+              </w:rPr>
+              <w:t xml:space="preserve">cpu</w:t>
+            </w:r>
+            <w:r>
+              <w:t xml:space="preserve"> / MediaPipe</w:t>
             </w:r>
           </w:p>
         </w:tc>
@@ -2128,6 +2695,9 @@
               <w:pStyle w:val="Normal"/>
             </w:pPr>
             <w:r>
+              <w:rPr>
+                <w:rFonts w:ascii="Courier New" w:hAnsi="Courier New"/>
+              </w:rPr>
               <w:t xml:space="preserve">cpu-baseline</w:t>
             </w:r>
           </w:p>
@@ -2150,31 +2720,49 @@
               <w:pStyle w:val="Normal"/>
             </w:pPr>
             <w:r>
-              <w:t xml:space="preserve">npu-full과 동일한 palm→ROI→hand 구조이므로 hand inference만 NPU로 바꿨을 때의 효과를 분리한다</w:t>
-            </w:r>
-          </w:p>
-        </w:tc>
-      </w:tr>
-      <w:tr>
-        <w:tc>
-          <w:tcPr/>
-          <w:p>
-            <w:pPr>
-              <w:pStyle w:val="Normal"/>
-            </w:pPr>
-            <w:r>
+              <w:rPr>
+                <w:rFonts w:ascii="Courier New" w:hAnsi="Courier New"/>
+              </w:rPr>
               <w:t xml:space="preserve">npu-full</w:t>
             </w:r>
-          </w:p>
-        </w:tc>
-        <w:tc>
-          <w:tcPr/>
-          <w:p>
-            <w:pPr>
-              <w:pStyle w:val="Normal"/>
-            </w:pPr>
-            <w:r>
-              <w:t xml:space="preserve">Palm TFLite는 CPU, hand landmark .dxnn은 NPU에서 실행</w:t>
+            <w:r>
+              <w:t xml:space="preserve">과 동일한 palm→ROI→hand 구조이므로 hand inference만 NPU로 바꿨을 때의 효과를 분리한다</w:t>
+            </w:r>
+          </w:p>
+        </w:tc>
+      </w:tr>
+      <w:tr>
+        <w:tc>
+          <w:tcPr/>
+          <w:p>
+            <w:pPr>
+              <w:pStyle w:val="Normal"/>
+            </w:pPr>
+            <w:r>
+              <w:rPr>
+                <w:rFonts w:ascii="Courier New" w:hAnsi="Courier New"/>
+              </w:rPr>
+              <w:t xml:space="preserve">npu-full</w:t>
+            </w:r>
+          </w:p>
+        </w:tc>
+        <w:tc>
+          <w:tcPr/>
+          <w:p>
+            <w:pPr>
+              <w:pStyle w:val="Normal"/>
+            </w:pPr>
+            <w:r>
+              <w:t xml:space="preserve">Palm TFLite는 CPU, hand landmark </w:t>
+            </w:r>
+            <w:r>
+              <w:rPr>
+                <w:rFonts w:ascii="Courier New" w:hAnsi="Courier New"/>
+              </w:rPr>
+              <w:t xml:space="preserve">.dxnn</w:t>
+            </w:r>
+            <w:r>
+              <w:t xml:space="preserve">은 NPU에서 실행</w:t>
             </w:r>
           </w:p>
         </w:tc>
@@ -2198,18 +2786,33 @@
               <w:pStyle w:val="Normal"/>
             </w:pPr>
             <w:r>
-              <w:t xml:space="preserve">npu dual-halves</w:t>
-            </w:r>
-          </w:p>
-        </w:tc>
-        <w:tc>
-          <w:tcPr/>
-          <w:p>
-            <w:pPr>
-              <w:pStyle w:val="Normal"/>
-            </w:pPr>
-            <w:r>
-              <w:t xml:space="preserve">Palm detector 없이 화면을 두 손 영역으로 근사 분할하고 hand landmark .dxnn을 NPU에서 실행</w:t>
+              <w:rPr>
+                <w:rFonts w:ascii="Courier New" w:hAnsi="Courier New"/>
+              </w:rPr>
+              <w:t xml:space="preserve">npu</w:t>
+            </w:r>
+            <w:r>
+              <w:t xml:space="preserve"> dual-halves</w:t>
+            </w:r>
+          </w:p>
+        </w:tc>
+        <w:tc>
+          <w:tcPr/>
+          <w:p>
+            <w:pPr>
+              <w:pStyle w:val="Normal"/>
+            </w:pPr>
+            <w:r>
+              <w:t xml:space="preserve">Palm detector 없이 화면을 두 손 영역으로 근사 분할하고 hand landmark </w:t>
+            </w:r>
+            <w:r>
+              <w:rPr>
+                <w:rFonts w:ascii="Courier New" w:hAnsi="Courier New"/>
+              </w:rPr>
+              <w:t xml:space="preserve">.dxnn</w:t>
+            </w:r>
+            <w:r>
+              <w:t xml:space="preserve">을 NPU에서 실행</w:t>
             </w:r>
           </w:p>
         </w:tc>
@@ -2231,7 +2834,17 @@
         <w:pStyle w:val="Normal"/>
       </w:pPr>
       <w:r>
-        <w:t xml:space="preserve">본 보고서의 주요 지연 지표는 비전 루프 지연이다. 이는 카메라 프레임 처리, palm/hand inference, ROI 처리, landmark 산출까지의 시간이며, 실제 스피커에서 소리가 나기까지의 완전한 acoustic E2E latency는 아니다. 상호작용 목표는 60 FPS에 해당하는 16.7 ms 프레임 예산이며, 최종 음향 지연은 별도 실험으로 보고해야 한다.</w:t>
+        <w:t xml:space="preserve">본 보고서의 주요 지연 지표는 </w:t>
+      </w:r>
+      <w:r>
+        <w:rPr>
+          <w:b/>
+          <w:bCs/>
+        </w:rPr>
+        <w:t xml:space="preserve">비전 루프 지연</w:t>
+      </w:r>
+      <w:r>
+        <w:t xml:space="preserve">이다. 이는 카메라 프레임 처리, palm/hand inference, ROI 처리, landmark 산출까지의 시간이며, 실제 스피커에서 소리가 나기까지의 완전한 acoustic E2E latency는 아니다. 상호작용 목표는 60 FPS에 해당하는 16.7 ms 프레임 예산이며, 최종 음향 지연은 별도 실험으로 보고해야 한다.</w:t>
       </w:r>
     </w:p>
     <w:p>
@@ -2339,7 +2952,13 @@
               <w:pStyle w:val="Normal"/>
             </w:pPr>
             <w:r>
-              <w:t xml:space="preserve">DX-RT / dx_engine</w:t>
+              <w:t xml:space="preserve">DX-RT / </w:t>
+            </w:r>
+            <w:r>
+              <w:rPr>
+                <w:rFonts w:ascii="Courier New" w:hAnsi="Courier New"/>
+              </w:rPr>
+              <w:t xml:space="preserve">dx_engine</w:t>
             </w:r>
           </w:p>
         </w:tc>
@@ -2422,7 +3041,13 @@
               <w:pStyle w:val="Normal"/>
             </w:pPr>
             <w:r>
-              <w:t xml:space="preserve">dataset/frame_*.png의 90개 캡처 프레임</w:t>
+              <w:rPr>
+                <w:rFonts w:ascii="Courier New" w:hAnsi="Courier New"/>
+              </w:rPr>
+              <w:t xml:space="preserve">dataset/frame_*.png</w:t>
+            </w:r>
+            <w:r>
+              <w:t xml:space="preserve">의 90개 캡처 프레임</w:t>
             </w:r>
           </w:p>
         </w:tc>
@@ -2433,7 +3058,16 @@
         <w:pStyle w:val="Normal"/>
       </w:pPr>
       <w:r>
-        <w:t xml:space="preserve">Palm detector도 NPU .dxnn 후보로 시험하였다. NPU palm 모델은 약 12 ms로 빠르지만 INT8 양자화가 score head를 손상시켰고, ONNX-to-NPU score correlation이 약 -0.11로 나타나 실제 손 검출에 사용할 수 없었다. 따라서 정확한 palm 기반 구성은 모두 CPU TFLite palm detection을 사용하며, 이 단계가 주요 지연 병목으로 남는다.</w:t>
+        <w:t xml:space="preserve">Palm detector도 NPU </w:t>
+      </w:r>
+      <w:r>
+        <w:rPr>
+          <w:rFonts w:ascii="Courier New" w:hAnsi="Courier New"/>
+        </w:rPr>
+        <w:t xml:space="preserve">.dxnn</w:t>
+      </w:r>
+      <w:r>
+        <w:t xml:space="preserve"> 후보로 시험하였다. NPU palm 모델은 약 12 ms로 빠르지만 INT8 양자화가 score head를 손상시켰고, ONNX-to-NPU score correlation이 약 -0.11로 나타나 실제 손 검출에 사용할 수 없었다. 따라서 정확한 palm 기반 구성은 모두 CPU TFLite palm detection을 사용하며, 이 단계가 주요 지연 병목으로 남는다.</w:t>
       </w:r>
     </w:p>
     <w:p>
@@ -2482,7 +3116,16 @@
         <w:pStyle w:val="Caption"/>
       </w:pPr>
       <w:r>
-        <w:t xml:space="preserve">그림 7. tools/gen_report_figures.py로 생성한 백엔드 지연 비교.</w:t>
+        <w:t xml:space="preserve">그림 7. </w:t>
+      </w:r>
+      <w:r>
+        <w:rPr>
+          <w:rFonts w:ascii="Courier New" w:hAnsi="Courier New"/>
+        </w:rPr>
+        <w:t xml:space="preserve">tools/gen_report_figures.py</w:t>
+      </w:r>
+      <w:r>
+        <w:t xml:space="preserve">로 생성한 백엔드 지연 비교.</w:t>
       </w:r>
     </w:p>
     <w:p>
@@ -2506,7 +3149,26 @@
         <w:pStyle w:val="ListParagraph"/>
       </w:pPr>
       <w:r>
-        <w:t xml:space="preserve">1. E2E 오디오 지연: 고속 카메라 또는 동기화된 오디오/비디오 장비로 연주자의 손과 스피커 출력을 동시에 기록한다. 각 타격에 대해 하강 타격이 시작되는 비디오 프레임과 스피커 파형의 첫 onset을 찾고 다음 값을 계산한다. 여기서 Delta t = t_audio - t_video이다. 모드별 최소 30회 이상 측정하고 평균, 표준편차, P95 지연을 보고한다.</w:t>
+        <w:t xml:space="preserve">1. </w:t>
+      </w:r>
+      <w:r>
+        <w:rPr>
+          <w:b/>
+          <w:bCs/>
+        </w:rPr>
+        <w:t xml:space="preserve">E2E 오디오 지연:</w:t>
+      </w:r>
+      <w:r>
+        <w:t xml:space="preserve"> 고속 카메라 또는 동기화된 오디오/비디오 장비로 연주자의 손과 스피커 출력을 동시에 기록한다. 각 타격에 대해 하강 타격이 시작되는 비디오 프레임과 스피커 파형의 첫 onset을 찾고 다음 값을 계산한다. 여기서 </w:t>
+      </w:r>
+      <w:r>
+        <w:rPr>
+          <w:rFonts w:ascii="Courier New" w:hAnsi="Courier New"/>
+        </w:rPr>
+        <w:t xml:space="preserve">Delta t = t_audio - t_video</w:t>
+      </w:r>
+      <w:r>
+        <w:t xml:space="preserve">이다. 모드별 최소 30회 이상 측정하고 평균, 표준편차, P95 지연을 보고한다.</w:t>
       </w:r>
     </w:p>
     <w:p>
@@ -2514,7 +3176,17 @@
         <w:pStyle w:val="ListParagraph"/>
       </w:pPr>
       <w:r>
-        <w:t xml:space="preserve">2. 타격 정확도: 드럼 및 피아노 모드에서 메트로놈 기반 반복 실험을 수행한다. True positive는 허용 시간창 안에서 검출된 의도 타격, false negative는 의도 타격이 있었지만 이벤트가 없는 경우, false positive는 의도하지 않은 이벤트 또는 중복 이벤트로 정의한다. TP, FP, FN, precision, recall, 주요 실패 사례를 보고한다.</w:t>
+        <w:t xml:space="preserve">2. </w:t>
+      </w:r>
+      <w:r>
+        <w:rPr>
+          <w:b/>
+          <w:bCs/>
+        </w:rPr>
+        <w:t xml:space="preserve">타격 정확도:</w:t>
+      </w:r>
+      <w:r>
+        <w:t xml:space="preserve"> 드럼 및 피아노 모드에서 메트로놈 기반 반복 실험을 수행한다. True positive는 허용 시간창 안에서 검출된 의도 타격, false negative는 의도 타격이 있었지만 이벤트가 없는 경우, false positive는 의도하지 않은 이벤트 또는 중복 이벤트로 정의한다. TP, FP, FN, precision, recall, 주요 실패 사례를 보고한다.</w:t>
       </w:r>
     </w:p>
     <w:p>
@@ -2522,7 +3194,107 @@
         <w:pStyle w:val="ListParagraph"/>
       </w:pPr>
       <w:r>
-        <w:t xml:space="preserve">3. 실험 로그: git commit, backend, camera resolution, model path/checksum, vy_trigger, joint_dps, cooldown, 조명 조건, 그리고 t, frame_id, infer_ms, hand_id, finger_id, pad/note, trigger 같은 raw event log field를 보관한다.</w:t>
+        <w:t xml:space="preserve">3. </w:t>
+      </w:r>
+      <w:r>
+        <w:rPr>
+          <w:b/>
+          <w:bCs/>
+        </w:rPr>
+        <w:t xml:space="preserve">실험 로그:</w:t>
+      </w:r>
+      <w:r>
+        <w:t xml:space="preserve"> git commit, backend, camera resolution, model path/checksum, </w:t>
+      </w:r>
+      <w:r>
+        <w:rPr>
+          <w:rFonts w:ascii="Courier New" w:hAnsi="Courier New"/>
+        </w:rPr>
+        <w:t xml:space="preserve">vy_trigger</w:t>
+      </w:r>
+      <w:r>
+        <w:t xml:space="preserve">, </w:t>
+      </w:r>
+      <w:r>
+        <w:rPr>
+          <w:rFonts w:ascii="Courier New" w:hAnsi="Courier New"/>
+        </w:rPr>
+        <w:t xml:space="preserve">joint_dps</w:t>
+      </w:r>
+      <w:r>
+        <w:t xml:space="preserve">, </w:t>
+      </w:r>
+      <w:r>
+        <w:rPr>
+          <w:rFonts w:ascii="Courier New" w:hAnsi="Courier New"/>
+        </w:rPr>
+        <w:t xml:space="preserve">cooldown</w:t>
+      </w:r>
+      <w:r>
+        <w:t xml:space="preserve">, 조명 조건, 그리고 </w:t>
+      </w:r>
+      <w:r>
+        <w:rPr>
+          <w:rFonts w:ascii="Courier New" w:hAnsi="Courier New"/>
+        </w:rPr>
+        <w:t xml:space="preserve">t</w:t>
+      </w:r>
+      <w:r>
+        <w:t xml:space="preserve">, </w:t>
+      </w:r>
+      <w:r>
+        <w:rPr>
+          <w:rFonts w:ascii="Courier New" w:hAnsi="Courier New"/>
+        </w:rPr>
+        <w:t xml:space="preserve">frame_id</w:t>
+      </w:r>
+      <w:r>
+        <w:t xml:space="preserve">, </w:t>
+      </w:r>
+      <w:r>
+        <w:rPr>
+          <w:rFonts w:ascii="Courier New" w:hAnsi="Courier New"/>
+        </w:rPr>
+        <w:t xml:space="preserve">infer_ms</w:t>
+      </w:r>
+      <w:r>
+        <w:t xml:space="preserve">, </w:t>
+      </w:r>
+      <w:r>
+        <w:rPr>
+          <w:rFonts w:ascii="Courier New" w:hAnsi="Courier New"/>
+        </w:rPr>
+        <w:t xml:space="preserve">hand_id</w:t>
+      </w:r>
+      <w:r>
+        <w:t xml:space="preserve">, </w:t>
+      </w:r>
+      <w:r>
+        <w:rPr>
+          <w:rFonts w:ascii="Courier New" w:hAnsi="Courier New"/>
+        </w:rPr>
+        <w:t xml:space="preserve">finger_id</w:t>
+      </w:r>
+      <w:r>
+        <w:t xml:space="preserve">, </w:t>
+      </w:r>
+      <w:r>
+        <w:rPr>
+          <w:rFonts w:ascii="Courier New" w:hAnsi="Courier New"/>
+        </w:rPr>
+        <w:t xml:space="preserve">pad/note</w:t>
+      </w:r>
+      <w:r>
+        <w:t xml:space="preserve">, </w:t>
+      </w:r>
+      <w:r>
+        <w:rPr>
+          <w:rFonts w:ascii="Courier New" w:hAnsi="Courier New"/>
+        </w:rPr>
+        <w:t xml:space="preserve">trigger</w:t>
+      </w:r>
+      <w:r>
+        <w:t xml:space="preserve"> 같은 raw event log field를 보관한다.</w:t>
       </w:r>
     </w:p>
     <w:p>
@@ -2553,9 +3325,6 @@
       <w:pPr>
         <w:pStyle w:val="Normal"/>
       </w:pPr>
-      <w:r>
-        <w:t xml:space="preserve"/>
-      </w:r>
     </w:p>
     <w:p>
       <w:pPr>
@@ -2777,7 +3546,13 @@
               <w:pStyle w:val="Normal"/>
             </w:pPr>
             <w:r>
-              <w:t xml:space="preserve">RUN_BENCH_SMOKE=0으로 의도적으로 생략</w:t>
+              <w:rPr>
+                <w:rFonts w:ascii="Courier New" w:hAnsi="Courier New"/>
+              </w:rPr>
+              <w:t xml:space="preserve">RUN_BENCH_SMOKE=0</w:t>
+            </w:r>
+            <w:r>
+              <w:t xml:space="preserve">으로 의도적으로 생략</w:t>
             </w:r>
           </w:p>
         </w:tc>
@@ -2804,7 +3579,43 @@
         <w:pStyle w:val="Normal"/>
       </w:pPr>
       <w:r>
-        <w:t xml:space="preserve">아래 표는 네 가지 런타임 구성의 지연을 비교한다. cpu는 실용적인 참조 경로이고, cpu-baseline과 npu-full은 동일한 palm→ROI→hand 구조를 공유하므로 CPU hand inference와 NPU hand inference를 통제 비교할 수 있다. npu dual-halves는 정확도 동등 비교가 아니라 palm detection을 제거한 저지연 근사 경로이다.</w:t>
+        <w:t xml:space="preserve">아래 표는 네 가지 런타임 구성의 지연을 비교한다. </w:t>
+      </w:r>
+      <w:r>
+        <w:rPr>
+          <w:rFonts w:ascii="Courier New" w:hAnsi="Courier New"/>
+        </w:rPr>
+        <w:t xml:space="preserve">cpu</w:t>
+      </w:r>
+      <w:r>
+        <w:t xml:space="preserve">는 실용적인 참조 경로이고, </w:t>
+      </w:r>
+      <w:r>
+        <w:rPr>
+          <w:rFonts w:ascii="Courier New" w:hAnsi="Courier New"/>
+        </w:rPr>
+        <w:t xml:space="preserve">cpu-baseline</w:t>
+      </w:r>
+      <w:r>
+        <w:t xml:space="preserve">과 </w:t>
+      </w:r>
+      <w:r>
+        <w:rPr>
+          <w:rFonts w:ascii="Courier New" w:hAnsi="Courier New"/>
+        </w:rPr>
+        <w:t xml:space="preserve">npu-full</w:t>
+      </w:r>
+      <w:r>
+        <w:t xml:space="preserve">은 동일한 palm→ROI→hand 구조를 공유하므로 CPU hand inference와 NPU hand inference를 통제 비교할 수 있다. </w:t>
+      </w:r>
+      <w:r>
+        <w:rPr>
+          <w:rFonts w:ascii="Courier New" w:hAnsi="Courier New"/>
+        </w:rPr>
+        <w:t xml:space="preserve">npu</w:t>
+      </w:r>
+      <w:r>
+        <w:t xml:space="preserve"> dual-halves는 정확도 동등 비교가 아니라 palm detection을 제거한 저지연 근사 경로이다.</w:t>
       </w:r>
     </w:p>
     <w:tbl>
@@ -2895,7 +3706,13 @@
               <w:pStyle w:val="Normal"/>
             </w:pPr>
             <w:r>
-              <w:t xml:space="preserve">cpu (MediaPipe)</w:t>
+              <w:rPr>
+                <w:rFonts w:ascii="Courier New" w:hAnsi="Courier New"/>
+              </w:rPr>
+              <w:t xml:space="preserve">cpu</w:t>
+            </w:r>
+            <w:r>
+              <w:t xml:space="preserve"> (MediaPipe)</w:t>
             </w:r>
           </w:p>
         </w:tc>
@@ -2952,7 +3769,13 @@
               <w:pStyle w:val="Normal"/>
             </w:pPr>
             <w:r>
-              <w:t xml:space="preserve">cpu-baseline (TFLite)</w:t>
+              <w:rPr>
+                <w:rFonts w:ascii="Courier New" w:hAnsi="Courier New"/>
+              </w:rPr>
+              <w:t xml:space="preserve">cpu-baseline</w:t>
+            </w:r>
+            <w:r>
+              <w:t xml:space="preserve"> (TFLite)</w:t>
             </w:r>
           </w:p>
         </w:tc>
@@ -2996,20 +3819,32 @@
               <w:pStyle w:val="Normal"/>
             </w:pPr>
             <w:r>
-              <w:t xml:space="preserve">npu-full과 동일한 2단 구조, hand landmark 가속 효과를 분리하기 위한 기준선</w:t>
-            </w:r>
-          </w:p>
-        </w:tc>
-      </w:tr>
-      <w:tr>
-        <w:tc>
-          <w:tcPr/>
-          <w:p>
-            <w:pPr>
-              <w:pStyle w:val="Normal"/>
-            </w:pPr>
-            <w:r>
-              <w:t xml:space="preserve">npu-full (TFLite + NPU)</w:t>
+              <w:rPr>
+                <w:rFonts w:ascii="Courier New" w:hAnsi="Courier New"/>
+              </w:rPr>
+              <w:t xml:space="preserve">npu-full</w:t>
+            </w:r>
+            <w:r>
+              <w:t xml:space="preserve">과 동일한 2단 구조, hand landmark 가속 효과를 분리하기 위한 기준선</w:t>
+            </w:r>
+          </w:p>
+        </w:tc>
+      </w:tr>
+      <w:tr>
+        <w:tc>
+          <w:tcPr/>
+          <w:p>
+            <w:pPr>
+              <w:pStyle w:val="Normal"/>
+            </w:pPr>
+            <w:r>
+              <w:rPr>
+                <w:rFonts w:ascii="Courier New" w:hAnsi="Courier New"/>
+              </w:rPr>
+              <w:t xml:space="preserve">npu-full</w:t>
+            </w:r>
+            <w:r>
+              <w:t xml:space="preserve"> (TFLite + NPU)</w:t>
             </w:r>
           </w:p>
         </w:tc>
@@ -3066,7 +3901,13 @@
               <w:pStyle w:val="Normal"/>
             </w:pPr>
             <w:r>
-              <w:t xml:space="preserve">npu dual-halves</w:t>
+              <w:rPr>
+                <w:rFonts w:ascii="Courier New" w:hAnsi="Courier New"/>
+              </w:rPr>
+              <w:t xml:space="preserve">npu</w:t>
+            </w:r>
+            <w:r>
+              <w:t xml:space="preserve"> dual-halves</w:t>
             </w:r>
           </w:p>
         </w:tc>
@@ -3137,7 +3978,25 @@
         <w:pStyle w:val="Normal"/>
       </w:pPr>
       <w:r>
-        <w:t xml:space="preserve">90프레임 오프라인 벤치마크는 구조적으로 대응되는 cpu-baseline과 npu-full을 같은 입력 프레임에서 비교하기 위해 수행되었다. 이 실험은 라이브 카메라 변동을 제거하고 프레임별 처리 지연과 landmark 일치도를 확인한다.</w:t>
+        <w:t xml:space="preserve">90프레임 오프라인 벤치마크는 구조적으로 대응되는 </w:t>
+      </w:r>
+      <w:r>
+        <w:rPr>
+          <w:rFonts w:ascii="Courier New" w:hAnsi="Courier New"/>
+        </w:rPr>
+        <w:t xml:space="preserve">cpu-baseline</w:t>
+      </w:r>
+      <w:r>
+        <w:t xml:space="preserve">과 </w:t>
+      </w:r>
+      <w:r>
+        <w:rPr>
+          <w:rFonts w:ascii="Courier New" w:hAnsi="Courier New"/>
+        </w:rPr>
+        <w:t xml:space="preserve">npu-full</w:t>
+      </w:r>
+      <w:r>
+        <w:t xml:space="preserve">을 같은 입력 프레임에서 비교하기 위해 수행되었다. 이 실험은 라이브 카메라 변동을 제거하고 프레임별 처리 지연과 landmark 일치도를 확인한다.</w:t>
       </w:r>
     </w:p>
     <w:tbl>
@@ -3228,7 +4087,13 @@
               <w:pStyle w:val="Normal"/>
             </w:pPr>
             <w:r>
-              <w:t xml:space="preserve">cpu-baseline, palm every frame</w:t>
+              <w:rPr>
+                <w:rFonts w:ascii="Courier New" w:hAnsi="Courier New"/>
+              </w:rPr>
+              <w:t xml:space="preserve">cpu-baseline</w:t>
+            </w:r>
+            <w:r>
+              <w:t xml:space="preserve">, palm every frame</w:t>
             </w:r>
           </w:p>
         </w:tc>
@@ -3285,7 +4150,13 @@
               <w:pStyle w:val="Normal"/>
             </w:pPr>
             <w:r>
-              <w:t xml:space="preserve">npu-full, palm every frame</w:t>
+              <w:rPr>
+                <w:rFonts w:ascii="Courier New" w:hAnsi="Courier New"/>
+              </w:rPr>
+              <w:t xml:space="preserve">npu-full</w:t>
+            </w:r>
+            <w:r>
+              <w:t xml:space="preserve">, palm every frame</w:t>
             </w:r>
           </w:p>
         </w:tc>
@@ -3342,7 +4213,22 @@
               <w:pStyle w:val="Normal"/>
             </w:pPr>
             <w:r>
-              <w:t xml:space="preserve">npu-full, --palm-redetect-every 5 (20-frame smoke)</w:t>
+              <w:rPr>
+                <w:rFonts w:ascii="Courier New" w:hAnsi="Courier New"/>
+              </w:rPr>
+              <w:t xml:space="preserve">npu-full</w:t>
+            </w:r>
+            <w:r>
+              <w:t xml:space="preserve">, </w:t>
+            </w:r>
+            <w:r>
+              <w:rPr>
+                <w:rFonts w:ascii="Courier New" w:hAnsi="Courier New"/>
+              </w:rPr>
+              <w:t xml:space="preserve">--palm-redetect-every 5</w:t>
+            </w:r>
+            <w:r>
+              <w:t xml:space="preserve"> (20-frame smoke)</w:t>
             </w:r>
           </w:p>
         </w:tc>
@@ -3399,7 +4285,22 @@
               <w:pStyle w:val="Normal"/>
             </w:pPr>
             <w:r>
-              <w:t xml:space="preserve">npu-full, --async-palm smoke</w:t>
+              <w:rPr>
+                <w:rFonts w:ascii="Courier New" w:hAnsi="Courier New"/>
+              </w:rPr>
+              <w:t xml:space="preserve">npu-full</w:t>
+            </w:r>
+            <w:r>
+              <w:t xml:space="preserve">, </w:t>
+            </w:r>
+            <w:r>
+              <w:rPr>
+                <w:rFonts w:ascii="Courier New" w:hAnsi="Courier New"/>
+              </w:rPr>
+              <w:t xml:space="preserve">--async-palm</w:t>
+            </w:r>
+            <w:r>
+              <w:t xml:space="preserve"> smoke</w:t>
             </w:r>
           </w:p>
         </w:tc>
@@ -3454,15 +4355,39 @@
         <w:pStyle w:val="Normal"/>
       </w:pPr>
       <w:r>
-        <w:t xml:space="preserve">cpu-baseline과 npu-full의 통제 비교에서는 NPU가 TFLite-style 파이프라인의 hand landmark 시간을 44.80 ms에서 9.13 ms로 줄였다. 그러나 palm detection이 여전히 약 40 ms를 차지하므로, palm 빈도를 줄이거나 palm detection을 가속하지 않으면 정확한 파이프라인은 60 FPS 목표를 넘기 어렵다.</w:t>
-      </w:r>
-    </w:p>
-    <w:p>
-      <w:pPr>
-        <w:pStyle w:val="Normal"/>
-      </w:pPr>
-      <w:r>
-        <w:t xml:space="preserve">Landmark 정확도는 CPU-baseline을 기준으로 npu-full landmark를 정규화 이미지 좌표에서 비교하여 계산하였다.</w:t>
+        <w:rPr>
+          <w:rFonts w:ascii="Courier New" w:hAnsi="Courier New"/>
+        </w:rPr>
+        <w:t xml:space="preserve">cpu-baseline</w:t>
+      </w:r>
+      <w:r>
+        <w:t xml:space="preserve">과 </w:t>
+      </w:r>
+      <w:r>
+        <w:rPr>
+          <w:rFonts w:ascii="Courier New" w:hAnsi="Courier New"/>
+        </w:rPr>
+        <w:t xml:space="preserve">npu-full</w:t>
+      </w:r>
+      <w:r>
+        <w:t xml:space="preserve">의 통제 비교에서는 NPU가 TFLite-style 파이프라인의 hand landmark 시간을 44.80 ms에서 9.13 ms로 줄였다. 그러나 palm detection이 여전히 약 40 ms를 차지하므로, palm 빈도를 줄이거나 palm detection을 가속하지 않으면 정확한 파이프라인은 60 FPS 목표를 넘기 어렵다.</w:t>
+      </w:r>
+    </w:p>
+    <w:p>
+      <w:pPr>
+        <w:pStyle w:val="Normal"/>
+      </w:pPr>
+      <w:r>
+        <w:t xml:space="preserve">Landmark 정확도는 CPU-baseline을 기준으로 </w:t>
+      </w:r>
+      <w:r>
+        <w:rPr>
+          <w:rFonts w:ascii="Courier New" w:hAnsi="Courier New"/>
+        </w:rPr>
+        <w:t xml:space="preserve">npu-full</w:t>
+      </w:r>
+      <w:r>
+        <w:t xml:space="preserve"> landmark를 정규화 이미지 좌표에서 비교하여 계산하였다.</w:t>
       </w:r>
     </w:p>
     <w:tbl>
@@ -3945,9 +4870,6 @@
       <w:pPr>
         <w:pStyle w:val="Normal"/>
       </w:pPr>
-      <w:r>
-        <w:t xml:space="preserve"/>
-      </w:r>
     </w:p>
     <w:p>
       <w:pPr>
@@ -4002,7 +4924,43 @@
         <w:pStyle w:val="Normal"/>
       </w:pPr>
       <w:r>
-        <w:t xml:space="preserve">최종 피아노 매핑은 왼손 엄지가 왼손에서 가장 높은 음인 G4, 왼손 소지가 가장 낮은 음인 C4가 되도록 구성되었다. 오른손은 C5부터 G5까지 상승한다. 이 규칙은 카메라를 향한 손 그림과 사용자의 의도한 실제 연주 방향을 반영한다.</w:t>
+        <w:t xml:space="preserve">최종 피아노 매핑은 왼손 엄지가 왼손에서 가장 높은 음인 </w:t>
+      </w:r>
+      <w:r>
+        <w:rPr>
+          <w:rFonts w:ascii="Courier New" w:hAnsi="Courier New"/>
+        </w:rPr>
+        <w:t xml:space="preserve">G4</w:t>
+      </w:r>
+      <w:r>
+        <w:t xml:space="preserve">, 왼손 소지가 가장 낮은 음인 </w:t>
+      </w:r>
+      <w:r>
+        <w:rPr>
+          <w:rFonts w:ascii="Courier New" w:hAnsi="Courier New"/>
+        </w:rPr>
+        <w:t xml:space="preserve">C4</w:t>
+      </w:r>
+      <w:r>
+        <w:t xml:space="preserve">가 되도록 구성되었다. 오른손은 </w:t>
+      </w:r>
+      <w:r>
+        <w:rPr>
+          <w:rFonts w:ascii="Courier New" w:hAnsi="Courier New"/>
+        </w:rPr>
+        <w:t xml:space="preserve">C5</w:t>
+      </w:r>
+      <w:r>
+        <w:t xml:space="preserve">부터 </w:t>
+      </w:r>
+      <w:r>
+        <w:rPr>
+          <w:rFonts w:ascii="Courier New" w:hAnsi="Courier New"/>
+        </w:rPr>
+        <w:t xml:space="preserve">G5</w:t>
+      </w:r>
+      <w:r>
+        <w:t xml:space="preserve">까지 상승한다. 이 규칙은 카메라를 향한 손 그림과 사용자의 의도한 실제 연주 방향을 반영한다.</w:t>
       </w:r>
     </w:p>
     <w:p>
@@ -4018,16 +4976,22 @@
         <w:pStyle w:val="Normal"/>
       </w:pPr>
       <w:r>
-        <w:t xml:space="preserve">NPU는 hand landmark inference를 가속할 수 있지만, 전체 파이프라인에는 palm detection도 필요하다. 위 실험에서 NPU palm 후보는 빠르지만 INT8 양자화가 detection score를 손상시켜 실제 검출에 사용할 수 없었고, 정확한 파이프라인에서는 CPU TFLite palm detection을 유지하였다. 따라서 npu-full의 전체 지연은 기대보다 크며, 향후에는 palm detector 양자화 개선, 대체 detector, 또는 drift를 제어하는 palm skip 전략이 필요하다.</w:t>
-      </w:r>
-    </w:p>
-    <w:p>
-      <w:pPr>
-        <w:pStyle w:val="Normal"/>
-      </w:pPr>
-      <w:r>
-        <w:t xml:space="preserve"/>
-      </w:r>
+        <w:t xml:space="preserve">NPU는 hand landmark inference를 가속할 수 있지만, 전체 파이프라인에는 palm detection도 필요하다. 위 실험에서 NPU palm 후보는 빠르지만 INT8 양자화가 detection score를 손상시켜 실제 검출에 사용할 수 없었고, 정확한 파이프라인에서는 CPU TFLite palm detection을 유지하였다. 따라서 </w:t>
+      </w:r>
+      <w:r>
+        <w:rPr>
+          <w:rFonts w:ascii="Courier New" w:hAnsi="Courier New"/>
+        </w:rPr>
+        <w:t xml:space="preserve">npu-full</w:t>
+      </w:r>
+      <w:r>
+        <w:t xml:space="preserve">의 전체 지연은 기대보다 크며, 향후에는 palm detector 양자화 개선, 대체 detector, 또는 drift를 제어하는 palm skip 전략이 필요하다.</w:t>
+      </w:r>
+    </w:p>
+    <w:p>
+      <w:pPr>
+        <w:pStyle w:val="Normal"/>
+      </w:pPr>
     </w:p>
     <w:p>
       <w:pPr>
@@ -4090,7 +5054,16 @@
         <w:pStyle w:val="ListParagraph"/>
       </w:pPr>
       <w:r>
-        <w:t xml:space="preserve">• 정확한 npu-full 경로는 CPU palm detection에 의해 지연이 제한된다.</w:t>
+        <w:t xml:space="preserve">• 정확한 </w:t>
+      </w:r>
+      <w:r>
+        <w:rPr>
+          <w:rFonts w:ascii="Courier New" w:hAnsi="Courier New"/>
+        </w:rPr>
+        <w:t xml:space="preserve">npu-full</w:t>
+      </w:r>
+      <w:r>
+        <w:t xml:space="preserve"> 경로는 CPU palm detection에 의해 지연이 제한된다.</w:t>
       </w:r>
     </w:p>
     <w:p>
@@ -4105,9 +5078,6 @@
       <w:pPr>
         <w:pStyle w:val="Normal"/>
       </w:pPr>
-      <w:r>
-        <w:t xml:space="preserve"/>
-      </w:r>
     </w:p>
     <w:p>
       <w:pPr>
@@ -4193,9 +5163,6 @@
       <w:pPr>
         <w:pStyle w:val="Normal"/>
       </w:pPr>
-      <w:r>
-        <w:t xml:space="preserve"/>
-      </w:r>
     </w:p>
     <w:p>
       <w:pPr>
@@ -4217,9 +5184,6 @@
       <w:pPr>
         <w:pStyle w:val="Normal"/>
       </w:pPr>
-      <w:r>
-        <w:t xml:space="preserve"/>
-      </w:r>
     </w:p>
     <w:p>
       <w:pPr>
@@ -4241,9 +5205,6 @@
       <w:pPr>
         <w:pStyle w:val="Normal"/>
       </w:pPr>
-      <w:r>
-        <w:t xml:space="preserve"/>
-      </w:r>
     </w:p>
     <w:p>
       <w:pPr>
@@ -4258,16 +5219,40 @@
         <w:pStyle w:val="Normal"/>
       </w:pPr>
       <w:r>
-        <w:t xml:space="preserve">[1] PANDA / AI Air-Drum Pad 저장소 산출물, git@github.com:GW-arch/deepx.git의 air_drum_pad/: 본 self-contained 보고서 작성에 사용한 소스 코드, 테스트, 생성 그림, 악기 이미지, 기록된 벤치마크 산출물. [2] MediaPipe Hands 및 hand landmark model family: CPU MediaPipe 및 TFLite 기반 파이프라인에서 사용. [3] OpenCV: 카메라 입력, 화면 표시, drawing에 사용. [4] pygame: 사전 렌더링 PCM sound buffer의 저지연 재생에 사용. [5] DeepX DX-RT / DX-COM toolchain: .dxnn NPU hand landmark inference 실험에 사용.</w:t>
-      </w:r>
-    </w:p>
-    <w:p>
-      <w:pPr>
-        <w:pStyle w:val="Normal"/>
-      </w:pPr>
-      <w:r>
-        <w:t xml:space="preserve"/>
-      </w:r>
+        <w:t xml:space="preserve">[1] PANDA / AI Air-Drum Pad 저장소 산출물, </w:t>
+      </w:r>
+      <w:r>
+        <w:rPr>
+          <w:rFonts w:ascii="Courier New" w:hAnsi="Courier New"/>
+        </w:rPr>
+        <w:t xml:space="preserve">git@github.com:GW-arch/deepx.git</w:t>
+      </w:r>
+      <w:r>
+        <w:t xml:space="preserve">의 </w:t>
+      </w:r>
+      <w:r>
+        <w:rPr>
+          <w:rFonts w:ascii="Courier New" w:hAnsi="Courier New"/>
+        </w:rPr>
+        <w:t xml:space="preserve">air_drum_pad/</w:t>
+      </w:r>
+      <w:r>
+        <w:t xml:space="preserve">: 본 self-contained 보고서 작성에 사용한 소스 코드, 테스트, 생성 그림, 악기 이미지, 기록된 벤치마크 산출물. [2] MediaPipe Hands 및 hand landmark model family: CPU MediaPipe 및 TFLite 기반 파이프라인에서 사용. [3] OpenCV: 카메라 입력, 화면 표시, drawing에 사용. [4] pygame: 사전 렌더링 PCM sound buffer의 저지연 재생에 사용. [5] DeepX DX-RT / DX-COM toolchain: </w:t>
+      </w:r>
+      <w:r>
+        <w:rPr>
+          <w:rFonts w:ascii="Courier New" w:hAnsi="Courier New"/>
+        </w:rPr>
+        <w:t xml:space="preserve">.dxnn</w:t>
+      </w:r>
+      <w:r>
+        <w:t xml:space="preserve"> NPU hand landmark inference 실험에 사용.</w:t>
+      </w:r>
+    </w:p>
+    <w:p>
+      <w:pPr>
+        <w:pStyle w:val="Normal"/>
+      </w:pPr>
     </w:p>
     <w:p>
       <w:pPr>
@@ -4433,9 +5418,6 @@
       <w:pPr>
         <w:pStyle w:val="Normal"/>
       </w:pPr>
-      <w:r>
-        <w:t xml:space="preserve"/>
-      </w:r>
     </w:p>
     <w:p>
       <w:pPr>
@@ -4494,6 +5476,9 @@
               <w:pStyle w:val="Normal"/>
             </w:pPr>
             <w:r>
+              <w:rPr>
+                <w:rFonts w:ascii="Courier New" w:hAnsi="Courier New"/>
+              </w:rPr>
               <w:t xml:space="preserve">main.py</w:t>
             </w:r>
           </w:p>
@@ -4518,6 +5503,9 @@
               <w:pStyle w:val="Normal"/>
             </w:pPr>
             <w:r>
+              <w:rPr>
+                <w:rFonts w:ascii="Courier New" w:hAnsi="Courier New"/>
+              </w:rPr>
               <w:t xml:space="preserve">strike_detector.py</w:t>
             </w:r>
           </w:p>
@@ -4542,6 +5530,9 @@
               <w:pStyle w:val="Normal"/>
             </w:pPr>
             <w:r>
+              <w:rPr>
+                <w:rFonts w:ascii="Courier New" w:hAnsi="Courier New"/>
+              </w:rPr>
               <w:t xml:space="preserve">drumkit_audio.py</w:t>
             </w:r>
           </w:p>
@@ -4566,6 +5557,9 @@
               <w:pStyle w:val="Normal"/>
             </w:pPr>
             <w:r>
+              <w:rPr>
+                <w:rFonts w:ascii="Courier New" w:hAnsi="Courier New"/>
+              </w:rPr>
               <w:t xml:space="preserve">pads.example.json</w:t>
             </w:r>
           </w:p>
@@ -4590,6 +5584,9 @@
               <w:pStyle w:val="Normal"/>
             </w:pPr>
             <w:r>
+              <w:rPr>
+                <w:rFonts w:ascii="Courier New" w:hAnsi="Courier New"/>
+              </w:rPr>
               <w:t xml:space="preserve">instruments.piano.example.json</w:t>
             </w:r>
           </w:p>
@@ -4614,6 +5611,9 @@
               <w:pStyle w:val="Normal"/>
             </w:pPr>
             <w:r>
+              <w:rPr>
+                <w:rFonts w:ascii="Courier New" w:hAnsi="Courier New"/>
+              </w:rPr>
               <w:t xml:space="preserve">tools/gen_instrument_diagrams.py</w:t>
             </w:r>
           </w:p>
@@ -4638,6 +5638,9 @@
               <w:pStyle w:val="Normal"/>
             </w:pPr>
             <w:r>
+              <w:rPr>
+                <w:rFonts w:ascii="Courier New" w:hAnsi="Courier New"/>
+              </w:rPr>
               <w:t xml:space="preserve">tools/gen_report_figures.py</w:t>
             </w:r>
           </w:p>
@@ -4662,6 +5665,9 @@
               <w:pStyle w:val="Normal"/>
             </w:pPr>
             <w:r>
+              <w:rPr>
+                <w:rFonts w:ascii="Courier New" w:hAnsi="Courier New"/>
+              </w:rPr>
               <w:t xml:space="preserve">tools/export_report_documents.py</w:t>
             </w:r>
           </w:p>
@@ -4686,6 +5692,9 @@
               <w:pStyle w:val="Normal"/>
             </w:pPr>
             <w:r>
+              <w:rPr>
+                <w:rFonts w:ascii="Courier New" w:hAnsi="Courier New"/>
+              </w:rPr>
               <w:t xml:space="preserve">docs/figures/</w:t>
             </w:r>
           </w:p>
@@ -4710,6 +5719,9 @@
               <w:pStyle w:val="Normal"/>
             </w:pPr>
             <w:r>
+              <w:rPr>
+                <w:rFonts w:ascii="Courier New" w:hAnsi="Courier New"/>
+              </w:rPr>
               <w:t xml:space="preserve">instruments/</w:t>
             </w:r>
           </w:p>

--- a/air_drum_pad/docs/FINAL_REPORT_AI_AIR_DRUM_PAD_KO.docx
+++ b/air_drum_pad/docs/FINAL_REPORT_AI_AIR_DRUM_PAD_KO.docx
@@ -111,16 +111,7 @@
         <w:pStyle w:val="Caption"/>
       </w:pPr>
       <w:r>
-        <w:t xml:space="preserve">PANDA 프로젝트 아이콘: </w:t>
-      </w:r>
-      <w:r>
-        <w:rPr>
-          <w:rFonts w:ascii="Courier New" w:hAnsi="Courier New"/>
-        </w:rPr>
-        <w:t xml:space="preserve">tools/gen_report_figures.py</w:t>
-      </w:r>
-      <w:r>
-        <w:t xml:space="preserve">로 생성.</w:t>
+        <w:t xml:space="preserve">PANDA 프로젝트 아이콘.</w:t>
       </w:r>
     </w:p>
     <w:p>
@@ -259,25 +250,10 @@
           <w:b/>
           <w:bCs/>
         </w:rPr>
-        <w:t xml:space="preserve">저장소:</w:t>
-      </w:r>
-      <w:r>
-        <w:t xml:space="preserve"> </w:t>
-      </w:r>
-      <w:r>
-        <w:rPr>
-          <w:rFonts w:ascii="Courier New" w:hAnsi="Courier New"/>
-        </w:rPr>
-        <w:t xml:space="preserve">git@github.com:GW-arch/deepx.git</w:t>
-      </w:r>
-      <w:r>
-        <w:t xml:space="preserve"> 내 </w:t>
-      </w:r>
-      <w:r>
-        <w:rPr>
-          <w:rFonts w:ascii="Courier New" w:hAnsi="Courier New"/>
-        </w:rPr>
-        <w:t xml:space="preserve">air_drum_pad/</w:t>
+        <w:t xml:space="preserve">소스 공개 여부:</w:t>
+      </w:r>
+      <w:r>
+        <w:t xml:space="preserve"> 구현 산출물은 비공개이며, GitHub 저장소와 소스 코드는 공개하지 않는다.</w:t>
       </w:r>
     </w:p>
     <w:p>
@@ -592,7 +568,7 @@
         <w:pStyle w:val="ListParagraph"/>
       </w:pPr>
       <w:r>
-        <w:t xml:space="preserve">• 런타임 및 문서에 사용할 드럼/피아노 매핑 다이어그램 자동 생성</w:t>
+        <w:t xml:space="preserve">• 런타임 및 보고서에 사용할 드럼/피아노 매핑 다이어그램 자동 생성</w:t>
       </w:r>
     </w:p>
     <w:p>
@@ -608,7 +584,7 @@
         <w:pStyle w:val="ListParagraph"/>
       </w:pPr>
       <w:r>
-        <w:t xml:space="preserve">• 매핑, 타격 검출, 패드 검증, ROI 변환, 벤치마크 헬퍼에 대한 반복 가능한 테스트 체계 구축</w:t>
+        <w:t xml:space="preserve">• 매핑, 타격 검출, 패드 검증, ROI 변환, 벤치마크 헬퍼에 대한 비공개 검증 체계 구축</w:t>
       </w:r>
     </w:p>
     <w:p>
@@ -678,16 +654,7 @@
         <w:pStyle w:val="Caption"/>
       </w:pPr>
       <w:r>
-        <w:t xml:space="preserve">그림 1. </w:t>
-      </w:r>
-      <w:r>
-        <w:rPr>
-          <w:rFonts w:ascii="Courier New" w:hAnsi="Courier New"/>
-        </w:rPr>
-        <w:t xml:space="preserve">tools/gen_report_figures.py</w:t>
-      </w:r>
-      <w:r>
-        <w:t xml:space="preserve">로 생성한 런타임 파이프라인.</w:t>
+        <w:t xml:space="preserve">그림 1. 본 보고서를 위해 프로그램으로 생성한 런타임 파이프라인.</w:t>
       </w:r>
     </w:p>
     <w:p>
@@ -816,16 +783,7 @@
         <w:pStyle w:val="Caption"/>
       </w:pPr>
       <w:r>
-        <w:t xml:space="preserve">그림 2. </w:t>
-      </w:r>
-      <w:r>
-        <w:rPr>
-          <w:rFonts w:ascii="Courier New" w:hAnsi="Courier New"/>
-        </w:rPr>
-        <w:t xml:space="preserve">tools/gen_instrument_diagrams.py</w:t>
-      </w:r>
-      <w:r>
-        <w:t xml:space="preserve">로 생성한 기본 드럼 패드 레이아웃.</w:t>
+        <w:t xml:space="preserve">그림 2. 본 보고서를 위해 프로그램으로 생성한 기본 드럼 패드 레이아웃.</w:t>
       </w:r>
     </w:p>
     <w:p>
@@ -882,16 +840,7 @@
         <w:pStyle w:val="Caption"/>
       </w:pPr>
       <w:r>
-        <w:t xml:space="preserve">그림 3. </w:t>
-      </w:r>
-      <w:r>
-        <w:rPr>
-          <w:rFonts w:ascii="Courier New" w:hAnsi="Courier New"/>
-        </w:rPr>
-        <w:t xml:space="preserve">tools/gen_instrument_diagrams.py</w:t>
-      </w:r>
-      <w:r>
-        <w:t xml:space="preserve">로 생성한 내장 드럼 사운드 키 목록.</w:t>
+        <w:t xml:space="preserve">그림 3. 본 보고서를 위해 프로그램으로 생성한 내장 드럼 사운드 키 목록.</w:t>
       </w:r>
     </w:p>
     <w:p>
@@ -1230,16 +1179,7 @@
         <w:pStyle w:val="Caption"/>
       </w:pPr>
       <w:r>
-        <w:t xml:space="preserve">그림 4. </w:t>
-      </w:r>
-      <w:r>
-        <w:rPr>
-          <w:rFonts w:ascii="Courier New" w:hAnsi="Courier New"/>
-        </w:rPr>
-        <w:t xml:space="preserve">tools/gen_instrument_diagrams.py</w:t>
-      </w:r>
-      <w:r>
-        <w:t xml:space="preserve">로 생성한 기본 피아노 레이아웃.</w:t>
+        <w:t xml:space="preserve">그림 4. 본 보고서를 위해 프로그램으로 생성한 기본 피아노 레이아웃.</w:t>
       </w:r>
     </w:p>
     <w:p>
@@ -1296,16 +1236,7 @@
         <w:pStyle w:val="Caption"/>
       </w:pPr>
       <w:r>
-        <w:t xml:space="preserve">그림 5. </w:t>
-      </w:r>
-      <w:r>
-        <w:rPr>
-          <w:rFonts w:ascii="Courier New" w:hAnsi="Courier New"/>
-        </w:rPr>
-        <w:t xml:space="preserve">tools/gen_instrument_diagrams.py</w:t>
-      </w:r>
-      <w:r>
-        <w:t xml:space="preserve">로 생성한 피아노 커스텀 레이아웃 예시.</w:t>
+        <w:t xml:space="preserve">그림 5. 본 보고서를 위해 프로그램으로 생성한 피아노 커스텀 레이아웃 예시.</w:t>
       </w:r>
     </w:p>
     <w:p>
@@ -1630,72 +1561,237 @@
         <w:pStyle w:val="Caption"/>
       </w:pPr>
       <w:r>
-        <w:t xml:space="preserve">그림 6. </w:t>
+        <w:t xml:space="preserve">그림 6. 본 보고서를 위해 프로그램으로 생성한 타격 판단 로직.</w:t>
+      </w:r>
+    </w:p>
+    <w:p>
+      <w:pPr>
+        <w:pStyle w:val="Normal"/>
+      </w:pPr>
+      <w:r>
+        <w:t xml:space="preserve">시간 \(t\)에서 손끝의 정규화 y좌표를 \(y_t\)라고 할 때, 손끝 하강 속도는 다음과 같이 근사한다.</w:t>
+      </w:r>
+    </w:p>
+    <w:p>
+      <w:pPr>
+        <w:pStyle w:val="Normal"/>
+      </w:pPr>
+      <w:r>
+        <w:t xml:space="preserve">\[ v_y = \frac{y_t - y_{t-1}}{t - t_{t-1}}. \]</w:t>
+      </w:r>
+    </w:p>
+    <w:p>
+      <w:pPr>
+        <w:pStyle w:val="Normal"/>
+      </w:pPr>
+      <w:r>
+        <w:t xml:space="preserve">이미지 좌표계에서 y는 아래로 갈수록 증가하므로 양의 \(v_y\)는 아래 방향 움직임을 의미한다. 선택된 손가락 관절의 각도를 \(\theta_t\)라고 하면 관절 각속도는 다음과 같이 계산한다.</w:t>
+      </w:r>
+    </w:p>
+    <w:p>
+      <w:pPr>
+        <w:pStyle w:val="Normal"/>
+      </w:pPr>
+      <w:r>
+        <w:t xml:space="preserve">\[ \omega = \left|\frac{\theta_t - \theta_{t-1}}{t - t_{t-1}}\right|. \]</w:t>
+      </w:r>
+    </w:p>
+    <w:p>
+      <w:pPr>
+        <w:pStyle w:val="Normal"/>
+      </w:pPr>
+      <w:r>
+        <w:t xml:space="preserve">타격 후보는 다음 조건을 만족해야 한다.</w:t>
+      </w:r>
+    </w:p>
+    <w:p>
+      <w:pPr>
+        <w:pStyle w:val="Normal"/>
+      </w:pPr>
+      <w:r>
+        <w:t xml:space="preserve">\[ v_y \ge \tau_v \quad \land \quad \omega \ge \tau_\omega. \]</w:t>
+      </w:r>
+    </w:p>
+    <w:p>
+      <w:pPr>
+        <w:pStyle w:val="Normal"/>
+      </w:pPr>
+      <w:r>
+        <w:t xml:space="preserve">이후 confidence filtering, 최소 변위 조건, 쿨다운 조건을 적용한다. 중지는 카메라 좌표상 각도 변화가 상대적으로 작게 나타나는 경우가 있어 내부 threshold scale을 낮추어 민감도를 보정한다.</w:t>
+      </w:r>
+    </w:p>
+    <w:p>
+      <w:pPr>
+        <w:pStyle w:val="Heading3"/>
+      </w:pPr>
+      <w:r>
+        <w:t xml:space="preserve">4.3 드럼 패드 매핑</w:t>
+      </w:r>
+    </w:p>
+    <w:p>
+      <w:pPr>
+        <w:pStyle w:val="Normal"/>
+      </w:pPr>
+      <w:r>
+        <w:t xml:space="preserve">각 드럼 패드는 다음과 같은 정규화 직사각형으로 표현된다.</w:t>
+      </w:r>
+    </w:p>
+    <w:p>
+      <w:pPr>
+        <w:pStyle w:val="Normal"/>
+      </w:pPr>
+      <w:r>
+        <w:t xml:space="preserve">\[ (x_1, y_1, x_2, y_2), \quad 0 \le x_1 &lt; x_2 \le 1, \quad 0 \le y_1 &lt; y_2 \le 1. \]</w:t>
+      </w:r>
+    </w:p>
+    <w:p>
+      <w:pPr>
+        <w:pStyle w:val="Normal"/>
+      </w:pPr>
+      <w:r>
+        <w:t xml:space="preserve">손끝 타격이 발생한 시점에 손끝 좌표가 특정 패드 내부에 있으면 해당 패드의 sound key를 반환한다. 쿨다운은 패드 label 단위로 적용되므로 서로 다른 패드는 빠르게 연속해서 연주할 수 있다.</w:t>
+      </w:r>
+    </w:p>
+    <w:p>
+      <w:pPr>
+        <w:pStyle w:val="Normal"/>
+      </w:pPr>
+      <w:r>
+        <w:t xml:space="preserve">커스텀 드럼 패드는 다음과 같은 JSON 형식으로 정의한다.</w:t>
+      </w:r>
+    </w:p>
+    <w:p>
+      <w:pPr>
+        <w:pStyle w:val="Code"/>
+      </w:pPr>
+      <w:r>
+        <w:t xml:space="preserve">{</w:t>
+      </w:r>
+    </w:p>
+    <w:p>
+      <w:pPr>
+        <w:pStyle w:val="Code"/>
+      </w:pPr>
+      <w:r>
+        <w:t xml:space="preserve">  "pads": [</w:t>
+      </w:r>
+    </w:p>
+    <w:p>
+      <w:pPr>
+        <w:pStyle w:val="Code"/>
+      </w:pPr>
+      <w:r>
+        <w:t xml:space="preserve">    {"label": "kick", "sound": "kick", "x1": 0.05, "y1": 0.35, "x2": 0.29, "y2": 0.59, "color": [80, 80, 180]}</w:t>
+      </w:r>
+    </w:p>
+    <w:p>
+      <w:pPr>
+        <w:pStyle w:val="Code"/>
+      </w:pPr>
+      <w:r>
+        <w:t xml:space="preserve">  ]</w:t>
+      </w:r>
+    </w:p>
+    <w:p>
+      <w:pPr>
+        <w:pStyle w:val="Code"/>
+      </w:pPr>
+      <w:r>
+        <w:t xml:space="preserve">}</w:t>
+      </w:r>
+    </w:p>
+    <w:p>
+      <w:pPr>
+        <w:pStyle w:val="Heading3"/>
+      </w:pPr>
+      <w:r>
+        <w:t xml:space="preserve">4.4 피아노 매핑</w:t>
+      </w:r>
+    </w:p>
+    <w:p>
+      <w:pPr>
+        <w:pStyle w:val="Normal"/>
+      </w:pPr>
+      <w:r>
+        <w:t xml:space="preserve">피아노 매핑은 다음 순서의 10개 슬롯을 사용한다.</w:t>
+      </w:r>
+    </w:p>
+    <w:p>
+      <w:pPr>
+        <w:pStyle w:val="Code"/>
+      </w:pPr>
+      <w:r>
+        <w:t xml:space="preserve">[Hand 0 엄지, 검지, 중지, 약지, 소지,</w:t>
+      </w:r>
+    </w:p>
+    <w:p>
+      <w:pPr>
+        <w:pStyle w:val="Code"/>
+      </w:pPr>
+      <w:r>
+        <w:t xml:space="preserve"> Hand 1 엄지, 검지, 중지, 약지, 소지]</w:t>
+      </w:r>
+    </w:p>
+    <w:p>
+      <w:pPr>
+        <w:pStyle w:val="Normal"/>
+      </w:pPr>
+      <w:r>
+        <w:t xml:space="preserve">최종 기본 튜플은 다음과 같다.</w:t>
+      </w:r>
+    </w:p>
+    <w:p>
+      <w:pPr>
+        <w:pStyle w:val="Code"/>
+      </w:pPr>
+      <w:r>
+        <w:t xml:space="preserve">("G4", "F4", "E4", "D4", "C4", "C5", "D5", "E5", "F5", "G5")</w:t>
+      </w:r>
+    </w:p>
+    <w:p>
+      <w:pPr>
+        <w:pStyle w:val="Normal"/>
+      </w:pPr>
+      <w:r>
+        <w:t xml:space="preserve">이 매핑은 기본 런타임 음 배치로 구현되어 있으며, 커스텀 피아노 레이아웃을 위한 비공개 예시 설정에도 동일하게 반영되어 있다.</w:t>
+      </w:r>
+    </w:p>
+    <w:p>
+      <w:pPr>
+        <w:pStyle w:val="Heading3"/>
+      </w:pPr>
+      <w:r>
+        <w:t xml:space="preserve">4.5 오디오 생성</w:t>
+      </w:r>
+    </w:p>
+    <w:p>
+      <w:pPr>
+        <w:pStyle w:val="Normal"/>
+      </w:pPr>
+      <w:r>
+        <w:t xml:space="preserve">시스템은 타격 시점에 오디오를 즉석 합성하지 않고, 미리 생성한 </w:t>
       </w:r>
       <w:r>
         <w:rPr>
           <w:rFonts w:ascii="Courier New" w:hAnsi="Courier New"/>
         </w:rPr>
-        <w:t xml:space="preserve">tools/gen_report_figures.py</w:t>
-      </w:r>
-      <w:r>
-        <w:t xml:space="preserve">로 생성한 타격 판단 로직.</w:t>
-      </w:r>
-    </w:p>
-    <w:p>
-      <w:pPr>
-        <w:pStyle w:val="Normal"/>
-      </w:pPr>
-      <w:r>
-        <w:t xml:space="preserve">시간 \(t\)에서 손끝의 정규화 y좌표를 \(y_t\)라고 할 때, 손끝 하강 속도는 다음과 같이 근사한다.</w:t>
-      </w:r>
-    </w:p>
-    <w:p>
-      <w:pPr>
-        <w:pStyle w:val="Normal"/>
-      </w:pPr>
-      <w:r>
-        <w:t xml:space="preserve">\[ v_y = \frac{y_t - y_{t-1}}{t - t_{t-1}}. \]</w:t>
-      </w:r>
-    </w:p>
-    <w:p>
-      <w:pPr>
-        <w:pStyle w:val="Normal"/>
-      </w:pPr>
-      <w:r>
-        <w:t xml:space="preserve">이미지 좌표계에서 y는 아래로 갈수록 증가하므로 양의 \(v_y\)는 아래 방향 움직임을 의미한다. 선택된 손가락 관절의 각도를 \(\theta_t\)라고 하면 관절 각속도는 다음과 같이 계산한다.</w:t>
-      </w:r>
-    </w:p>
-    <w:p>
-      <w:pPr>
-        <w:pStyle w:val="Normal"/>
-      </w:pPr>
-      <w:r>
-        <w:t xml:space="preserve">\[ \omega = \left|\frac{\theta_t - \theta_{t-1}}{t - t_{t-1}}\right|. \]</w:t>
-      </w:r>
-    </w:p>
-    <w:p>
-      <w:pPr>
-        <w:pStyle w:val="Normal"/>
-      </w:pPr>
-      <w:r>
-        <w:t xml:space="preserve">타격 후보는 다음 조건을 만족해야 한다.</w:t>
-      </w:r>
-    </w:p>
-    <w:p>
-      <w:pPr>
-        <w:pStyle w:val="Normal"/>
-      </w:pPr>
-      <w:r>
-        <w:t xml:space="preserve">\[ v_y \ge \tau_v \quad \land \quad \omega \ge \tau_\omega. \]</w:t>
-      </w:r>
-    </w:p>
-    <w:p>
-      <w:pPr>
-        <w:pStyle w:val="Normal"/>
-      </w:pPr>
-      <w:r>
-        <w:t xml:space="preserve">이후 confidence filtering, 최소 변위 조건, 쿨다운 조건을 적용한다. 중지는 카메라 좌표상 각도 변화가 상대적으로 작게 나타나는 경우가 있어 내부 threshold scale을 낮추어 민감도를 보정한다.</w:t>
+        <w:t xml:space="preserve">pygame.mixer.Sound</w:t>
+      </w:r>
+      <w:r>
+        <w:t xml:space="preserve"> 객체를 재생한다. 피아노 음은 약 0.5초 길이의 합성음으로 생성된다. 짧은 드럼 샘플도 사용자가 타격을 인지하기 쉽도록 길이를 늘렸다.</w:t>
+      </w:r>
+    </w:p>
+    <w:p>
+      <w:pPr>
+        <w:pStyle w:val="Normal"/>
+      </w:pPr>
+    </w:p>
+    <w:p>
+      <w:pPr>
+        <w:pStyle w:val="Heading2"/>
+      </w:pPr>
+      <w:r>
+        <w:t xml:space="preserve">5. 구현</w:t>
       </w:r>
     </w:p>
     <w:p>
@@ -1703,208 +1799,15 @@
         <w:pStyle w:val="Heading3"/>
       </w:pPr>
       <w:r>
-        <w:t xml:space="preserve">4.3 드럼 패드 매핑</w:t>
-      </w:r>
-    </w:p>
-    <w:p>
-      <w:pPr>
-        <w:pStyle w:val="Normal"/>
-      </w:pPr>
-      <w:r>
-        <w:t xml:space="preserve">각 드럼 패드는 다음과 같은 정규화 직사각형으로 표현된다.</w:t>
-      </w:r>
-    </w:p>
-    <w:p>
-      <w:pPr>
-        <w:pStyle w:val="Normal"/>
-      </w:pPr>
-      <w:r>
-        <w:t xml:space="preserve">\[ (x_1, y_1, x_2, y_2), \quad 0 \le x_1 &lt; x_2 \le 1, \quad 0 \le y_1 &lt; y_2 \le 1. \]</w:t>
-      </w:r>
-    </w:p>
-    <w:p>
-      <w:pPr>
-        <w:pStyle w:val="Normal"/>
-      </w:pPr>
-      <w:r>
-        <w:t xml:space="preserve">손끝 타격이 발생한 시점에 손끝 좌표가 특정 패드 내부에 있으면 해당 패드의 sound key를 반환한다. 쿨다운은 패드 label 단위로 적용되므로 서로 다른 패드는 빠르게 연속해서 연주할 수 있다.</w:t>
-      </w:r>
-    </w:p>
-    <w:p>
-      <w:pPr>
-        <w:pStyle w:val="Normal"/>
-      </w:pPr>
-      <w:r>
-        <w:t xml:space="preserve">커스텀 드럼 패드는 다음과 같은 JSON 형식으로 정의한다.</w:t>
-      </w:r>
-    </w:p>
-    <w:p>
-      <w:pPr>
-        <w:pStyle w:val="Code"/>
-      </w:pPr>
-      <w:r>
-        <w:t xml:space="preserve">{</w:t>
-      </w:r>
-    </w:p>
-    <w:p>
-      <w:pPr>
-        <w:pStyle w:val="Code"/>
-      </w:pPr>
-      <w:r>
-        <w:t xml:space="preserve">  "pads": [</w:t>
-      </w:r>
-    </w:p>
-    <w:p>
-      <w:pPr>
-        <w:pStyle w:val="Code"/>
-      </w:pPr>
-      <w:r>
-        <w:t xml:space="preserve">    {"label": "kick", "sound": "kick", "x1": 0.05, "y1": 0.35, "x2": 0.29, "y2": 0.59, "color": [80, 80, 180]}</w:t>
-      </w:r>
-    </w:p>
-    <w:p>
-      <w:pPr>
-        <w:pStyle w:val="Code"/>
-      </w:pPr>
-      <w:r>
-        <w:t xml:space="preserve">  ]</w:t>
-      </w:r>
-    </w:p>
-    <w:p>
-      <w:pPr>
-        <w:pStyle w:val="Code"/>
-      </w:pPr>
-      <w:r>
-        <w:t xml:space="preserve">}</w:t>
-      </w:r>
-    </w:p>
-    <w:p>
-      <w:pPr>
-        <w:pStyle w:val="Heading3"/>
-      </w:pPr>
-      <w:r>
-        <w:t xml:space="preserve">4.4 피아노 매핑</w:t>
-      </w:r>
-    </w:p>
-    <w:p>
-      <w:pPr>
-        <w:pStyle w:val="Normal"/>
-      </w:pPr>
-      <w:r>
-        <w:t xml:space="preserve">피아노 매핑은 다음 순서의 10개 슬롯을 사용한다.</w:t>
-      </w:r>
-    </w:p>
-    <w:p>
-      <w:pPr>
-        <w:pStyle w:val="Code"/>
-      </w:pPr>
-      <w:r>
-        <w:t xml:space="preserve">[Hand 0 엄지, 검지, 중지, 약지, 소지,</w:t>
-      </w:r>
-    </w:p>
-    <w:p>
-      <w:pPr>
-        <w:pStyle w:val="Code"/>
-      </w:pPr>
-      <w:r>
-        <w:t xml:space="preserve"> Hand 1 엄지, 검지, 중지, 약지, 소지]</w:t>
-      </w:r>
-    </w:p>
-    <w:p>
-      <w:pPr>
-        <w:pStyle w:val="Normal"/>
-      </w:pPr>
-      <w:r>
-        <w:t xml:space="preserve">최종 기본 튜플은 다음과 같다.</w:t>
-      </w:r>
-    </w:p>
-    <w:p>
-      <w:pPr>
-        <w:pStyle w:val="Code"/>
-      </w:pPr>
-      <w:r>
-        <w:t xml:space="preserve">("G4", "F4", "E4", "D4", "C4", "C5", "D5", "E5", "F5", "G5")</w:t>
-      </w:r>
-    </w:p>
-    <w:p>
-      <w:pPr>
-        <w:pStyle w:val="Normal"/>
-      </w:pPr>
-      <w:r>
-        <w:t xml:space="preserve">이 매핑은 </w:t>
-      </w:r>
-      <w:r>
-        <w:rPr>
-          <w:rFonts w:ascii="Courier New" w:hAnsi="Courier New"/>
-        </w:rPr>
-        <w:t xml:space="preserve">drumkit_audio.py</w:t>
-      </w:r>
-      <w:r>
-        <w:t xml:space="preserve">와 </w:t>
-      </w:r>
-      <w:r>
-        <w:rPr>
-          <w:rFonts w:ascii="Courier New" w:hAnsi="Courier New"/>
-        </w:rPr>
-        <w:t xml:space="preserve">main.py</w:t>
-      </w:r>
-      <w:r>
-        <w:t xml:space="preserve">가 기본으로 읽는 </w:t>
-      </w:r>
-      <w:r>
-        <w:rPr>
-          <w:rFonts w:ascii="Courier New" w:hAnsi="Courier New"/>
-        </w:rPr>
-        <w:t xml:space="preserve">instruments.piano.example.json</w:t>
-      </w:r>
-      <w:r>
-        <w:t xml:space="preserve">에 반영되어 있다.</w:t>
-      </w:r>
-    </w:p>
-    <w:p>
-      <w:pPr>
-        <w:pStyle w:val="Heading3"/>
-      </w:pPr>
-      <w:r>
-        <w:t xml:space="preserve">4.5 오디오 생성</w:t>
-      </w:r>
-    </w:p>
-    <w:p>
-      <w:pPr>
-        <w:pStyle w:val="Normal"/>
-      </w:pPr>
-      <w:r>
-        <w:t xml:space="preserve">시스템은 타격 시점에 오디오를 즉석 합성하지 않고, 미리 생성한 </w:t>
-      </w:r>
-      <w:r>
-        <w:rPr>
-          <w:rFonts w:ascii="Courier New" w:hAnsi="Courier New"/>
-        </w:rPr>
-        <w:t xml:space="preserve">pygame.mixer.Sound</w:t>
-      </w:r>
-      <w:r>
-        <w:t xml:space="preserve"> 객체를 재생한다. 피아노 음은 약 0.5초 길이의 합성음으로 생성된다. 짧은 드럼 샘플도 사용자가 타격을 인지하기 쉽도록 길이를 늘렸다.</w:t>
-      </w:r>
-    </w:p>
-    <w:p>
-      <w:pPr>
-        <w:pStyle w:val="Normal"/>
-      </w:pPr>
-    </w:p>
-    <w:p>
-      <w:pPr>
-        <w:pStyle w:val="Heading2"/>
-      </w:pPr>
-      <w:r>
-        <w:t xml:space="preserve">5. 구현</w:t>
-      </w:r>
-    </w:p>
-    <w:p>
-      <w:pPr>
-        <w:pStyle w:val="Heading3"/>
-      </w:pPr>
-      <w:r>
-        <w:t xml:space="preserve">5.1 주요 파일</w:t>
+        <w:t xml:space="preserve">5.1 비공개 구현 모듈</w:t>
+      </w:r>
+    </w:p>
+    <w:p>
+      <w:pPr>
+        <w:pStyle w:val="Normal"/>
+      </w:pPr>
+      <w:r>
+        <w:t xml:space="preserve">소스 저장소는 공개하지 않는다. 따라서 본 보고서에서는 공개 소스 경로 대신 기능 모듈 단위로 구현을 요약한다.</w:t>
       </w:r>
     </w:p>
     <w:tbl>
@@ -1930,7 +1833,7 @@
               <w:pStyle w:val="Normal"/>
             </w:pPr>
             <w:r>
-              <w:t xml:space="preserve">파일</w:t>
+              <w:t xml:space="preserve">비공개 모듈</w:t>
             </w:r>
           </w:p>
         </w:tc>
@@ -1956,10 +1859,7 @@
               <w:pStyle w:val="Normal"/>
             </w:pPr>
             <w:r>
-              <w:rPr>
-                <w:rFonts w:ascii="Courier New" w:hAnsi="Courier New"/>
-              </w:rPr>
-              <w:t xml:space="preserve">main.py</w:t>
+              <w:t xml:space="preserve">런타임 컨트롤러</w:t>
             </w:r>
           </w:p>
         </w:tc>
@@ -1983,64 +1883,55 @@
               <w:pStyle w:val="Normal"/>
             </w:pPr>
             <w:r>
-              <w:rPr>
-                <w:rFonts w:ascii="Courier New" w:hAnsi="Courier New"/>
-              </w:rPr>
-              <w:t xml:space="preserve">hand_tracker.py</w:t>
-            </w:r>
-          </w:p>
-        </w:tc>
-        <w:tc>
-          <w:tcPr/>
-          <w:p>
-            <w:pPr>
-              <w:pStyle w:val="Normal"/>
-            </w:pPr>
-            <w:r>
-              <w:t xml:space="preserve">MediaPipe, TFLite CPU, NPU, NPU-full 추적 백엔드 추상화</w:t>
-            </w:r>
-          </w:p>
-        </w:tc>
-      </w:tr>
-      <w:tr>
-        <w:tc>
-          <w:tcPr/>
-          <w:p>
-            <w:pPr>
-              <w:pStyle w:val="Normal"/>
-            </w:pPr>
-            <w:r>
-              <w:rPr>
-                <w:rFonts w:ascii="Courier New" w:hAnsi="Courier New"/>
-              </w:rPr>
-              <w:t xml:space="preserve">strike_detector.py</w:t>
-            </w:r>
-          </w:p>
-        </w:tc>
-        <w:tc>
-          <w:tcPr/>
-          <w:p>
-            <w:pPr>
-              <w:pStyle w:val="Normal"/>
-            </w:pPr>
-            <w:r>
-              <w:t xml:space="preserve">손가락 타격 검출기, 패드 타격 검출기, 패드 JSON 검증</w:t>
-            </w:r>
-          </w:p>
-        </w:tc>
-      </w:tr>
-      <w:tr>
-        <w:tc>
-          <w:tcPr/>
-          <w:p>
-            <w:pPr>
-              <w:pStyle w:val="Normal"/>
-            </w:pPr>
-            <w:r>
-              <w:rPr>
-                <w:rFonts w:ascii="Courier New" w:hAnsi="Courier New"/>
-              </w:rPr>
-              <w:t xml:space="preserve">drumkit_audio.py</w:t>
+              <w:t xml:space="preserve">손 추적 계층</w:t>
+            </w:r>
+          </w:p>
+        </w:tc>
+        <w:tc>
+          <w:tcPr/>
+          <w:p>
+            <w:pPr>
+              <w:pStyle w:val="Normal"/>
+            </w:pPr>
+            <w:r>
+              <w:t xml:space="preserve">CPU MediaPipe, CPU-baseline TFLite, NPU, NPU-full tracker 추상화</w:t>
+            </w:r>
+          </w:p>
+        </w:tc>
+      </w:tr>
+      <w:tr>
+        <w:tc>
+          <w:tcPr/>
+          <w:p>
+            <w:pPr>
+              <w:pStyle w:val="Normal"/>
+            </w:pPr>
+            <w:r>
+              <w:t xml:space="preserve">타격 검출 계층</w:t>
+            </w:r>
+          </w:p>
+        </w:tc>
+        <w:tc>
+          <w:tcPr/>
+          <w:p>
+            <w:pPr>
+              <w:pStyle w:val="Normal"/>
+            </w:pPr>
+            <w:r>
+              <w:t xml:space="preserve">손가락 타격 검출기, 패드 타격 검출기, 패드 레이아웃 검증</w:t>
+            </w:r>
+          </w:p>
+        </w:tc>
+      </w:tr>
+      <w:tr>
+        <w:tc>
+          <w:tcPr/>
+          <w:p>
+            <w:pPr>
+              <w:pStyle w:val="Normal"/>
+            </w:pPr>
+            <w:r>
+              <w:t xml:space="preserve">오디오 계층</w:t>
             </w:r>
           </w:p>
         </w:tc>
@@ -2064,91 +1955,31 @@
               <w:pStyle w:val="Normal"/>
             </w:pPr>
             <w:r>
-              <w:rPr>
-                <w:rFonts w:ascii="Courier New" w:hAnsi="Courier New"/>
-              </w:rPr>
-              <w:t xml:space="preserve">tools/gen_instrument_diagrams.py</w:t>
-            </w:r>
-          </w:p>
-        </w:tc>
-        <w:tc>
-          <w:tcPr/>
-          <w:p>
-            <w:pPr>
-              <w:pStyle w:val="Normal"/>
-            </w:pPr>
-            <w:r>
-              <w:t xml:space="preserve">드럼/피아노 인터페이스 다이어그램 생성</w:t>
-            </w:r>
-          </w:p>
-        </w:tc>
-      </w:tr>
-      <w:tr>
-        <w:tc>
-          <w:tcPr/>
-          <w:p>
-            <w:pPr>
-              <w:pStyle w:val="Normal"/>
-            </w:pPr>
-            <w:r>
-              <w:rPr>
-                <w:rFonts w:ascii="Courier New" w:hAnsi="Courier New"/>
-              </w:rPr>
-              <w:t xml:space="preserve">tools/gen_report_figures.py</w:t>
-            </w:r>
-          </w:p>
-        </w:tc>
-        <w:tc>
-          <w:tcPr/>
-          <w:p>
-            <w:pPr>
-              <w:pStyle w:val="Normal"/>
-            </w:pPr>
-            <w:r>
-              <w:t xml:space="preserve">보고서용 구조 및 결과 그림 생성</w:t>
-            </w:r>
-          </w:p>
-        </w:tc>
-      </w:tr>
-      <w:tr>
-        <w:tc>
-          <w:tcPr/>
-          <w:p>
-            <w:pPr>
-              <w:pStyle w:val="Normal"/>
-            </w:pPr>
-            <w:r>
-              <w:rPr>
-                <w:rFonts w:ascii="Courier New" w:hAnsi="Courier New"/>
-              </w:rPr>
-              <w:t xml:space="preserve">tools/export_report_documents.py</w:t>
-            </w:r>
-          </w:p>
-        </w:tc>
-        <w:tc>
-          <w:tcPr/>
-          <w:p>
-            <w:pPr>
-              <w:pStyle w:val="Normal"/>
-            </w:pPr>
-            <w:r>
-              <w:t xml:space="preserve">Markdown 보고서를 PDF 및 DOCX로 변환</w:t>
-            </w:r>
-          </w:p>
-        </w:tc>
-      </w:tr>
-      <w:tr>
-        <w:tc>
-          <w:tcPr/>
-          <w:p>
-            <w:pPr>
-              <w:pStyle w:val="Normal"/>
-            </w:pPr>
-            <w:r>
-              <w:rPr>
-                <w:rFonts w:ascii="Courier New" w:hAnsi="Courier New"/>
-              </w:rPr>
-              <w:t xml:space="preserve">tests/</w:t>
+              <w:t xml:space="preserve">그림 생성 유틸리티</w:t>
+            </w:r>
+          </w:p>
+        </w:tc>
+        <w:tc>
+          <w:tcPr/>
+          <w:p>
+            <w:pPr>
+              <w:pStyle w:val="Normal"/>
+            </w:pPr>
+            <w:r>
+              <w:t xml:space="preserve">드럼/피아노 매핑 이미지와 보고서 다이어그램 생성</w:t>
+            </w:r>
+          </w:p>
+        </w:tc>
+      </w:tr>
+      <w:tr>
+        <w:tc>
+          <w:tcPr/>
+          <w:p>
+            <w:pPr>
+              <w:pStyle w:val="Normal"/>
+            </w:pPr>
+            <w:r>
+              <w:t xml:space="preserve">검증 스위트</w:t>
             </w:r>
           </w:p>
         </w:tc>
@@ -3116,16 +2947,7 @@
         <w:pStyle w:val="Caption"/>
       </w:pPr>
       <w:r>
-        <w:t xml:space="preserve">그림 7. </w:t>
-      </w:r>
-      <w:r>
-        <w:rPr>
-          <w:rFonts w:ascii="Courier New" w:hAnsi="Courier New"/>
-        </w:rPr>
-        <w:t xml:space="preserve">tools/gen_report_figures.py</w:t>
-      </w:r>
-      <w:r>
-        <w:t xml:space="preserve">로 생성한 백엔드 지연 비교.</w:t>
+        <w:t xml:space="preserve">그림 7. 본 보고서를 위해 프로그램으로 생성한 백엔드 지연 비교.</w:t>
       </w:r>
     </w:p>
     <w:p>
@@ -5219,30 +5041,12 @@
         <w:pStyle w:val="Normal"/>
       </w:pPr>
       <w:r>
-        <w:t xml:space="preserve">[1] PANDA / AI Air-Drum Pad 저장소 산출물, </w:t>
+        <w:t xml:space="preserve">[1] PANDA / AI Air-Drum Pad 비공개 프로젝트 산출물: 본 self-contained 보고서 작성에 사용한 구현, 검증 결과, 생성 그림, 악기 이미지, 기록된 벤치마크 산출물은 저자가 비공개로 보관한다. [2] MediaPipe Hands 및 hand landmark model family: CPU MediaPipe 및 TFLite 기반 파이프라인에서 사용. [3] OpenCV: 카메라 입력, 화면 표시, drawing에 사용. [4] pygame: 사전 렌더링 PCM sound buffer의 저지연 재생에 사용. [5] DeepX DX-RT / DX-COM toolchain: </w:t>
       </w:r>
       <w:r>
         <w:rPr>
           <w:rFonts w:ascii="Courier New" w:hAnsi="Courier New"/>
         </w:rPr>
-        <w:t xml:space="preserve">git@github.com:GW-arch/deepx.git</w:t>
-      </w:r>
-      <w:r>
-        <w:t xml:space="preserve">의 </w:t>
-      </w:r>
-      <w:r>
-        <w:rPr>
-          <w:rFonts w:ascii="Courier New" w:hAnsi="Courier New"/>
-        </w:rPr>
-        <w:t xml:space="preserve">air_drum_pad/</w:t>
-      </w:r>
-      <w:r>
-        <w:t xml:space="preserve">: 본 self-contained 보고서 작성에 사용한 소스 코드, 테스트, 생성 그림, 악기 이미지, 기록된 벤치마크 산출물. [2] MediaPipe Hands 및 hand landmark model family: CPU MediaPipe 및 TFLite 기반 파이프라인에서 사용. [3] OpenCV: 카메라 입력, 화면 표시, drawing에 사용. [4] pygame: 사전 렌더링 PCM sound buffer의 저지연 재생에 사용. [5] DeepX DX-RT / DX-COM toolchain: </w:t>
-      </w:r>
-      <w:r>
-        <w:rPr>
-          <w:rFonts w:ascii="Courier New" w:hAnsi="Courier New"/>
-        </w:rPr>
         <w:t xml:space="preserve">.dxnn</w:t>
       </w:r>
       <w:r>
@@ -5259,159 +5063,71 @@
         <w:pStyle w:val="Heading2"/>
       </w:pPr>
       <w:r>
-        <w:t xml:space="preserve">부록 A. 재현 명령</w:t>
-      </w:r>
-    </w:p>
-    <w:p>
-      <w:pPr>
-        <w:pStyle w:val="Normal"/>
-      </w:pPr>
-      <w:r>
-        <w:t xml:space="preserve">인터페이스 다이어그램 생성:</w:t>
-      </w:r>
-    </w:p>
-    <w:p>
-      <w:pPr>
-        <w:pStyle w:val="Code"/>
-      </w:pPr>
-      <w:r>
-        <w:t xml:space="preserve">cd air_drum_pad</w:t>
-      </w:r>
-    </w:p>
-    <w:p>
-      <w:pPr>
-        <w:pStyle w:val="Code"/>
-      </w:pPr>
-      <w:r>
-        <w:t xml:space="preserve">python3 tools/gen_instrument_diagrams.py</w:t>
-      </w:r>
-    </w:p>
-    <w:p>
-      <w:pPr>
-        <w:pStyle w:val="Normal"/>
-      </w:pPr>
-      <w:r>
-        <w:t xml:space="preserve">보고서용 그림 생성:</w:t>
-      </w:r>
-    </w:p>
-    <w:p>
-      <w:pPr>
-        <w:pStyle w:val="Code"/>
-      </w:pPr>
-      <w:r>
-        <w:t xml:space="preserve">cd air_drum_pad</w:t>
-      </w:r>
-    </w:p>
-    <w:p>
-      <w:pPr>
-        <w:pStyle w:val="Code"/>
-      </w:pPr>
-      <w:r>
-        <w:t xml:space="preserve">python3 tools/gen_report_figures.py</w:t>
-      </w:r>
-    </w:p>
-    <w:p>
-      <w:pPr>
-        <w:pStyle w:val="Normal"/>
-      </w:pPr>
-      <w:r>
-        <w:t xml:space="preserve">보고서 DOCX/PDF 생성:</w:t>
-      </w:r>
-    </w:p>
-    <w:p>
-      <w:pPr>
-        <w:pStyle w:val="Code"/>
-      </w:pPr>
-      <w:r>
-        <w:t xml:space="preserve">cd air_drum_pad</w:t>
-      </w:r>
-    </w:p>
-    <w:p>
-      <w:pPr>
-        <w:pStyle w:val="Code"/>
-      </w:pPr>
-      <w:r>
-        <w:t xml:space="preserve">python3 tools/export_report_documents.py</w:t>
-      </w:r>
-    </w:p>
-    <w:p>
-      <w:pPr>
-        <w:pStyle w:val="Normal"/>
-      </w:pPr>
-      <w:r>
-        <w:t xml:space="preserve">품질 검사:</w:t>
-      </w:r>
-    </w:p>
-    <w:p>
-      <w:pPr>
-        <w:pStyle w:val="Code"/>
-      </w:pPr>
-      <w:r>
-        <w:t xml:space="preserve">cd air_drum_pad</w:t>
-      </w:r>
-    </w:p>
-    <w:p>
-      <w:pPr>
-        <w:pStyle w:val="Code"/>
-      </w:pPr>
-      <w:r>
-        <w:t xml:space="preserve">RUN_BENCH_SMOKE=0 ./scripts/check_quality.sh</w:t>
-      </w:r>
-    </w:p>
-    <w:p>
-      <w:pPr>
-        <w:pStyle w:val="Normal"/>
-      </w:pPr>
-      <w:r>
-        <w:t xml:space="preserve">기본 모드 실행:</w:t>
-      </w:r>
-    </w:p>
-    <w:p>
-      <w:pPr>
-        <w:pStyle w:val="Code"/>
-      </w:pPr>
-      <w:r>
-        <w:t xml:space="preserve">cd air_drum_pad</w:t>
-      </w:r>
-    </w:p>
-    <w:p>
-      <w:pPr>
-        <w:pStyle w:val="Code"/>
-      </w:pPr>
-      <w:r>
-        <w:t xml:space="preserve">python3 main.py --camera 0</w:t>
-      </w:r>
-    </w:p>
-    <w:p>
-      <w:pPr>
-        <w:pStyle w:val="Code"/>
-      </w:pPr>
-      <w:r>
-        <w:t xml:space="preserve">python3 main.py --piano --camera 0</w:t>
-      </w:r>
-    </w:p>
-    <w:p>
-      <w:pPr>
-        <w:pStyle w:val="Normal"/>
-      </w:pPr>
-      <w:r>
-        <w:t xml:space="preserve">커스텀 드럼 패드 실행:</w:t>
-      </w:r>
-    </w:p>
-    <w:p>
-      <w:pPr>
-        <w:pStyle w:val="Code"/>
-      </w:pPr>
-      <w:r>
-        <w:t xml:space="preserve">cd air_drum_pad</w:t>
-      </w:r>
-    </w:p>
-    <w:p>
-      <w:pPr>
-        <w:pStyle w:val="Code"/>
-      </w:pPr>
-      <w:r>
-        <w:t xml:space="preserve">python3 main.py --camera 0 --drum-pads pads.example.json</w:t>
+        <w:t xml:space="preserve">부록 A. 산출물 공개 범위 및 비공개 검증 절차</w:t>
+      </w:r>
+    </w:p>
+    <w:p>
+      <w:pPr>
+        <w:pStyle w:val="Normal"/>
+      </w:pPr>
+      <w:r>
+        <w:t xml:space="preserve">GitHub 저장소와 소스 코드는 공개하지 않는다. 따라서 본 보고서는 심사자가 별도 소스 접근 없이도 이해할 수 있도록 시스템 설계, 모드 매핑, 타격 검출 수식, 백엔드 정의, 벤치마크 설정, 측정값을 본문에 포함한 self-contained 기술 문서로 작성하였다.</w:t>
+      </w:r>
+    </w:p>
+    <w:p>
+      <w:pPr>
+        <w:pStyle w:val="Normal"/>
+      </w:pPr>
+      <w:r>
+        <w:t xml:space="preserve">비공개 구현물은 다음 내부 절차로 검증하였다.</w:t>
+      </w:r>
+    </w:p>
+    <w:p>
+      <w:pPr>
+        <w:pStyle w:val="ListParagraph"/>
+      </w:pPr>
+      <w:r>
+        <w:t xml:space="preserve">1. 비공개 산출물에서 인터페이스 다이어그램과 보고서 그림을 다시 생성한다.</w:t>
+      </w:r>
+    </w:p>
+    <w:p>
+      <w:pPr>
+        <w:pStyle w:val="ListParagraph"/>
+      </w:pPr>
+      <w:r>
+        <w:t xml:space="preserve">2. 영어 및 한국어 보고서를 Markdown, DOCX, PDF로 내보낸다.</w:t>
+      </w:r>
+    </w:p>
+    <w:p>
+      <w:pPr>
+        <w:pStyle w:val="ListParagraph"/>
+      </w:pPr>
+      <w:r>
+        <w:t xml:space="preserve">3. Python syntax check, unit test, palm-decode test를 실행한다.</w:t>
+      </w:r>
+    </w:p>
+    <w:p>
+      <w:pPr>
+        <w:pStyle w:val="ListParagraph"/>
+      </w:pPr>
+      <w:r>
+        <w:t xml:space="preserve">4. DOCX 패키지 무결성과 PDF 생성 결과를 확인한다.</w:t>
+      </w:r>
+    </w:p>
+    <w:p>
+      <w:pPr>
+        <w:pStyle w:val="ListParagraph"/>
+      </w:pPr>
+      <w:r>
+        <w:t xml:space="preserve">5. 제출에 사용한 비공개 빌드 revision을 기록한다.</w:t>
+      </w:r>
+    </w:p>
+    <w:p>
+      <w:pPr>
+        <w:pStyle w:val="Normal"/>
+      </w:pPr>
+      <w:r>
+        <w:t xml:space="preserve">본 보고서를 읽기 위해 공개 GitHub URL, 소스 압축 파일, 소스 코드 listing은 필요하지 않다. 평가자가 코드 접근을 요구하는 경우, 수업 또는 프로젝트의 비공개 제출 채널을 통해 별도로 제공해야 한다.</w:t>
       </w:r>
     </w:p>
     <w:p>
@@ -5424,7 +5140,7 @@
         <w:pStyle w:val="Heading2"/>
       </w:pPr>
       <w:r>
-        <w:t xml:space="preserve">부록 B. 주요 경로</w:t>
+        <w:t xml:space="preserve">부록 B. 비공개 산출물 요약</w:t>
       </w:r>
     </w:p>
     <w:tbl>
@@ -5450,7 +5166,7 @@
               <w:pStyle w:val="Normal"/>
             </w:pPr>
             <w:r>
-              <w:t xml:space="preserve">경로</w:t>
+              <w:t xml:space="preserve">산출물 범주</w:t>
             </w:r>
           </w:p>
         </w:tc>
@@ -5476,264 +5192,138 @@
               <w:pStyle w:val="Normal"/>
             </w:pPr>
             <w:r>
-              <w:rPr>
-                <w:rFonts w:ascii="Courier New" w:hAnsi="Courier New"/>
-              </w:rPr>
-              <w:t xml:space="preserve">main.py</w:t>
-            </w:r>
-          </w:p>
-        </w:tc>
-        <w:tc>
-          <w:tcPr/>
-          <w:p>
-            <w:pPr>
-              <w:pStyle w:val="Normal"/>
-            </w:pPr>
-            <w:r>
-              <w:t xml:space="preserve">메인 런타임 애플리케이션</w:t>
-            </w:r>
-          </w:p>
-        </w:tc>
-      </w:tr>
-      <w:tr>
-        <w:tc>
-          <w:tcPr/>
-          <w:p>
-            <w:pPr>
-              <w:pStyle w:val="Normal"/>
-            </w:pPr>
-            <w:r>
-              <w:rPr>
-                <w:rFonts w:ascii="Courier New" w:hAnsi="Courier New"/>
-              </w:rPr>
-              <w:t xml:space="preserve">strike_detector.py</w:t>
-            </w:r>
-          </w:p>
-        </w:tc>
-        <w:tc>
-          <w:tcPr/>
-          <w:p>
-            <w:pPr>
-              <w:pStyle w:val="Normal"/>
-            </w:pPr>
-            <w:r>
-              <w:t xml:space="preserve">타격 검출기 및 패드 검출기</w:t>
-            </w:r>
-          </w:p>
-        </w:tc>
-      </w:tr>
-      <w:tr>
-        <w:tc>
-          <w:tcPr/>
-          <w:p>
-            <w:pPr>
-              <w:pStyle w:val="Normal"/>
-            </w:pPr>
-            <w:r>
-              <w:rPr>
-                <w:rFonts w:ascii="Courier New" w:hAnsi="Courier New"/>
-              </w:rPr>
-              <w:t xml:space="preserve">drumkit_audio.py</w:t>
-            </w:r>
-          </w:p>
-        </w:tc>
-        <w:tc>
-          <w:tcPr/>
-          <w:p>
-            <w:pPr>
-              <w:pStyle w:val="Normal"/>
-            </w:pPr>
-            <w:r>
-              <w:t xml:space="preserve">오디오 및 피아노 음 정의</w:t>
-            </w:r>
-          </w:p>
-        </w:tc>
-      </w:tr>
-      <w:tr>
-        <w:tc>
-          <w:tcPr/>
-          <w:p>
-            <w:pPr>
-              <w:pStyle w:val="Normal"/>
-            </w:pPr>
-            <w:r>
-              <w:rPr>
-                <w:rFonts w:ascii="Courier New" w:hAnsi="Courier New"/>
-              </w:rPr>
-              <w:t xml:space="preserve">pads.example.json</w:t>
-            </w:r>
-          </w:p>
-        </w:tc>
-        <w:tc>
-          <w:tcPr/>
-          <w:p>
-            <w:pPr>
-              <w:pStyle w:val="Normal"/>
-            </w:pPr>
-            <w:r>
-              <w:t xml:space="preserve">커스텀 드럼 패드 레이아웃 예시</w:t>
-            </w:r>
-          </w:p>
-        </w:tc>
-      </w:tr>
-      <w:tr>
-        <w:tc>
-          <w:tcPr/>
-          <w:p>
-            <w:pPr>
-              <w:pStyle w:val="Normal"/>
-            </w:pPr>
-            <w:r>
-              <w:rPr>
-                <w:rFonts w:ascii="Courier New" w:hAnsi="Courier New"/>
-              </w:rPr>
-              <w:t xml:space="preserve">instruments.piano.example.json</w:t>
-            </w:r>
-          </w:p>
-        </w:tc>
-        <w:tc>
-          <w:tcPr/>
-          <w:p>
-            <w:pPr>
-              <w:pStyle w:val="Normal"/>
-            </w:pPr>
-            <w:r>
-              <w:t xml:space="preserve">기본/커스텀 피아노 음 예시</w:t>
-            </w:r>
-          </w:p>
-        </w:tc>
-      </w:tr>
-      <w:tr>
-        <w:tc>
-          <w:tcPr/>
-          <w:p>
-            <w:pPr>
-              <w:pStyle w:val="Normal"/>
-            </w:pPr>
-            <w:r>
-              <w:rPr>
-                <w:rFonts w:ascii="Courier New" w:hAnsi="Courier New"/>
-              </w:rPr>
-              <w:t xml:space="preserve">tools/gen_instrument_diagrams.py</w:t>
-            </w:r>
-          </w:p>
-        </w:tc>
-        <w:tc>
-          <w:tcPr/>
-          <w:p>
-            <w:pPr>
-              <w:pStyle w:val="Normal"/>
-            </w:pPr>
-            <w:r>
-              <w:t xml:space="preserve">모드별 인터페이스 다이어그램 생성</w:t>
-            </w:r>
-          </w:p>
-        </w:tc>
-      </w:tr>
-      <w:tr>
-        <w:tc>
-          <w:tcPr/>
-          <w:p>
-            <w:pPr>
-              <w:pStyle w:val="Normal"/>
-            </w:pPr>
-            <w:r>
-              <w:rPr>
-                <w:rFonts w:ascii="Courier New" w:hAnsi="Courier New"/>
-              </w:rPr>
-              <w:t xml:space="preserve">tools/gen_report_figures.py</w:t>
-            </w:r>
-          </w:p>
-        </w:tc>
-        <w:tc>
-          <w:tcPr/>
-          <w:p>
-            <w:pPr>
-              <w:pStyle w:val="Normal"/>
-            </w:pPr>
-            <w:r>
-              <w:t xml:space="preserve">보고서용 그림 생성</w:t>
-            </w:r>
-          </w:p>
-        </w:tc>
-      </w:tr>
-      <w:tr>
-        <w:tc>
-          <w:tcPr/>
-          <w:p>
-            <w:pPr>
-              <w:pStyle w:val="Normal"/>
-            </w:pPr>
-            <w:r>
-              <w:rPr>
-                <w:rFonts w:ascii="Courier New" w:hAnsi="Courier New"/>
-              </w:rPr>
-              <w:t xml:space="preserve">tools/export_report_documents.py</w:t>
-            </w:r>
-          </w:p>
-        </w:tc>
-        <w:tc>
-          <w:tcPr/>
-          <w:p>
-            <w:pPr>
-              <w:pStyle w:val="Normal"/>
-            </w:pPr>
-            <w:r>
-              <w:t xml:space="preserve">Markdown 보고서를 DOCX/PDF로 변환</w:t>
-            </w:r>
-          </w:p>
-        </w:tc>
-      </w:tr>
-      <w:tr>
-        <w:tc>
-          <w:tcPr/>
-          <w:p>
-            <w:pPr>
-              <w:pStyle w:val="Normal"/>
-            </w:pPr>
-            <w:r>
-              <w:rPr>
-                <w:rFonts w:ascii="Courier New" w:hAnsi="Courier New"/>
-              </w:rPr>
-              <w:t xml:space="preserve">docs/figures/</w:t>
-            </w:r>
-          </w:p>
-        </w:tc>
-        <w:tc>
-          <w:tcPr/>
-          <w:p>
-            <w:pPr>
-              <w:pStyle w:val="Normal"/>
-            </w:pPr>
-            <w:r>
-              <w:t xml:space="preserve">보고서용 생성 그림</w:t>
-            </w:r>
-          </w:p>
-        </w:tc>
-      </w:tr>
-      <w:tr>
-        <w:tc>
-          <w:tcPr/>
-          <w:p>
-            <w:pPr>
-              <w:pStyle w:val="Normal"/>
-            </w:pPr>
-            <w:r>
-              <w:rPr>
-                <w:rFonts w:ascii="Courier New" w:hAnsi="Courier New"/>
-              </w:rPr>
-              <w:t xml:space="preserve">instruments/</w:t>
-            </w:r>
-          </w:p>
-        </w:tc>
-        <w:tc>
-          <w:tcPr/>
-          <w:p>
-            <w:pPr>
-              <w:pStyle w:val="Normal"/>
-            </w:pPr>
-            <w:r>
-              <w:t xml:space="preserve">런타임 및 문서용 매핑 이미지</w:t>
+              <w:t xml:space="preserve">런타임 애플리케이션</w:t>
+            </w:r>
+          </w:p>
+        </w:tc>
+        <w:tc>
+          <w:tcPr/>
+          <w:p>
+            <w:pPr>
+              <w:pStyle w:val="Normal"/>
+            </w:pPr>
+            <w:r>
+              <w:t xml:space="preserve">드럼 및 피아노 모드를 위한 비공개 카메라-오디오 애플리케이션</w:t>
+            </w:r>
+          </w:p>
+        </w:tc>
+      </w:tr>
+      <w:tr>
+        <w:tc>
+          <w:tcPr/>
+          <w:p>
+            <w:pPr>
+              <w:pStyle w:val="Normal"/>
+            </w:pPr>
+            <w:r>
+              <w:t xml:space="preserve">추적 백엔드</w:t>
+            </w:r>
+          </w:p>
+        </w:tc>
+        <w:tc>
+          <w:tcPr/>
+          <w:p>
+            <w:pPr>
+              <w:pStyle w:val="Normal"/>
+            </w:pPr>
+            <w:r>
+              <w:t xml:space="preserve">CPU MediaPipe, CPU TFLite baseline, CPU+NPU 하이브리드, NPU dual-halves 경로</w:t>
+            </w:r>
+          </w:p>
+        </w:tc>
+      </w:tr>
+      <w:tr>
+        <w:tc>
+          <w:tcPr/>
+          <w:p>
+            <w:pPr>
+              <w:pStyle w:val="Normal"/>
+            </w:pPr>
+            <w:r>
+              <w:t xml:space="preserve">타격 검출 로직</w:t>
+            </w:r>
+          </w:p>
+        </w:tc>
+        <w:tc>
+          <w:tcPr/>
+          <w:p>
+            <w:pPr>
+              <w:pStyle w:val="Normal"/>
+            </w:pPr>
+            <w:r>
+              <w:t xml:space="preserve">손끝 속도, 관절 각속도, confidence filtering, cooldown 처리</w:t>
+            </w:r>
+          </w:p>
+        </w:tc>
+      </w:tr>
+      <w:tr>
+        <w:tc>
+          <w:tcPr/>
+          <w:p>
+            <w:pPr>
+              <w:pStyle w:val="Normal"/>
+            </w:pPr>
+            <w:r>
+              <w:t xml:space="preserve">설정 예시</w:t>
+            </w:r>
+          </w:p>
+        </w:tc>
+        <w:tc>
+          <w:tcPr/>
+          <w:p>
+            <w:pPr>
+              <w:pStyle w:val="Normal"/>
+            </w:pPr>
+            <w:r>
+              <w:t xml:space="preserve">그림 생성에 사용한 비공개 드럼 패드 및 피아노 음 배치 예시</w:t>
+            </w:r>
+          </w:p>
+        </w:tc>
+      </w:tr>
+      <w:tr>
+        <w:tc>
+          <w:tcPr/>
+          <w:p>
+            <w:pPr>
+              <w:pStyle w:val="Normal"/>
+            </w:pPr>
+            <w:r>
+              <w:t xml:space="preserve">생성 그림</w:t>
+            </w:r>
+          </w:p>
+        </w:tc>
+        <w:tc>
+          <w:tcPr/>
+          <w:p>
+            <w:pPr>
+              <w:pStyle w:val="Normal"/>
+            </w:pPr>
+            <w:r>
+              <w:t xml:space="preserve">본 보고서에 포함된 다이어그램, 악기 레이아웃 이미지, PANDA 아이콘</w:t>
+            </w:r>
+          </w:p>
+        </w:tc>
+      </w:tr>
+      <w:tr>
+        <w:tc>
+          <w:tcPr/>
+          <w:p>
+            <w:pPr>
+              <w:pStyle w:val="Normal"/>
+            </w:pPr>
+            <w:r>
+              <w:t xml:space="preserve">검증 결과</w:t>
+            </w:r>
+          </w:p>
+        </w:tc>
+        <w:tc>
+          <w:tcPr/>
+          <w:p>
+            <w:pPr>
+              <w:pStyle w:val="Normal"/>
+            </w:pPr>
+            <w:r>
+              <w:t xml:space="preserve">Syntax check, unit test, palm-decode test, DOCX 무결성 검사, PDF export 검사</w:t>
             </w:r>
           </w:p>
         </w:tc>

--- a/air_drum_pad/docs/FINAL_REPORT_AI_AIR_DRUM_PAD_KO.docx
+++ b/air_drum_pad/docs/FINAL_REPORT_AI_AIR_DRUM_PAD_KO.docx
@@ -72,7 +72,7 @@
       <w:r>
         <w:drawing>
           <wp:inline distT="0" distB="0" distL="0" distR="0">
-            <wp:extent cx="5669280" cy="1488186"/>
+            <wp:extent cx="5669280" cy="1287079"/>
             <wp:docPr id="1" name="panda_icon.png"/>
             <wp:cNvGraphicFramePr>
               <a:graphicFrameLocks noChangeAspect="1"/>
@@ -93,7 +93,7 @@
                   <pic:spPr>
                     <a:xfrm>
                       <a:off x="0" y="0"/>
-                      <a:ext cx="5669280" cy="1488186"/>
+                      <a:ext cx="5669280" cy="1287079"/>
                     </a:xfrm>
                     <a:prstGeom prst="rect">
                       <a:avLst/>
